--- a/4_Web_Model/P4. REST Web Model.docx
+++ b/4_Web_Model/P4. REST Web Model.docx
@@ -21,7 +21,29 @@
           <w:sz w:val="28"/>
           <w:szCs w:val="28"/>
         </w:rPr>
-        <w:t>TEMA: P3. REST and Web Model</w:t>
+        <w:t xml:space="preserve">TEMA: P3. REST </w:t>
+      </w:r>
+      <w:proofErr w:type="spellStart"/>
+      <w:r>
+        <w:rPr>
+          <w:rFonts w:ascii="Times New Roman" w:hAnsi="Times New Roman" w:cs="Times New Roman"/>
+          <w:b/>
+          <w:bCs/>
+          <w:sz w:val="28"/>
+          <w:szCs w:val="28"/>
+        </w:rPr>
+        <w:t>and</w:t>
+      </w:r>
+      <w:proofErr w:type="spellEnd"/>
+      <w:r>
+        <w:rPr>
+          <w:rFonts w:ascii="Times New Roman" w:hAnsi="Times New Roman" w:cs="Times New Roman"/>
+          <w:b/>
+          <w:bCs/>
+          <w:sz w:val="28"/>
+          <w:szCs w:val="28"/>
+        </w:rPr>
+        <w:t xml:space="preserve"> Web Model</w:t>
       </w:r>
     </w:p>
     <w:p>
@@ -39,7 +61,25 @@
           <w:b/>
           <w:bCs/>
         </w:rPr>
-        <w:t xml:space="preserve"> Indicativ_echipa: SIA05</w:t>
+        <w:t xml:space="preserve"> </w:t>
+      </w:r>
+      <w:proofErr w:type="spellStart"/>
+      <w:r>
+        <w:rPr>
+          <w:rFonts w:ascii="Times New Roman" w:hAnsi="Times New Roman" w:cs="Times New Roman"/>
+          <w:b/>
+          <w:bCs/>
+        </w:rPr>
+        <w:t>Indicativ_echipa</w:t>
+      </w:r>
+      <w:proofErr w:type="spellEnd"/>
+      <w:r>
+        <w:rPr>
+          <w:rFonts w:ascii="Times New Roman" w:hAnsi="Times New Roman" w:cs="Times New Roman"/>
+          <w:b/>
+          <w:bCs/>
+        </w:rPr>
+        <w:t>: SIA05</w:t>
       </w:r>
     </w:p>
     <w:p>
@@ -66,25 +106,47 @@
           <w:sz w:val="28"/>
           <w:szCs w:val="28"/>
         </w:rPr>
-        <w:t>Nivel/Model Web RESTful</w:t>
-      </w:r>
-    </w:p>
-    <w:p>
-      <w:pPr>
-        <w:rPr>
-          <w:rFonts w:ascii="Times New Roman" w:hAnsi="Times New Roman" w:cs="Times New Roman"/>
-          <w:b/>
-          <w:bCs/>
-        </w:rPr>
-      </w:pPr>
-      <w:r>
-        <w:rPr>
-          <w:rFonts w:ascii="Times New Roman" w:hAnsi="Times New Roman" w:cs="Times New Roman"/>
-          <w:b/>
-          <w:bCs/>
-        </w:rPr>
-        <w:t>View_Resursa_REST_1: olap_full_segment_category_event</w:t>
-      </w:r>
+        <w:t xml:space="preserve">Nivel/Model Web </w:t>
+      </w:r>
+      <w:proofErr w:type="spellStart"/>
+      <w:r>
+        <w:rPr>
+          <w:rFonts w:ascii="Times New Roman" w:hAnsi="Times New Roman" w:cs="Times New Roman"/>
+          <w:b/>
+          <w:bCs/>
+          <w:sz w:val="28"/>
+          <w:szCs w:val="28"/>
+        </w:rPr>
+        <w:t>RESTful</w:t>
+      </w:r>
+      <w:proofErr w:type="spellEnd"/>
+    </w:p>
+    <w:p>
+      <w:pPr>
+        <w:rPr>
+          <w:rFonts w:ascii="Times New Roman" w:hAnsi="Times New Roman" w:cs="Times New Roman"/>
+          <w:b/>
+          <w:bCs/>
+        </w:rPr>
+      </w:pPr>
+      <w:r>
+        <w:rPr>
+          <w:rFonts w:ascii="Times New Roman" w:hAnsi="Times New Roman" w:cs="Times New Roman"/>
+          <w:b/>
+          <w:bCs/>
+        </w:rPr>
+        <w:t xml:space="preserve">View_Resursa_REST_1: </w:t>
+      </w:r>
+      <w:proofErr w:type="spellStart"/>
+      <w:r>
+        <w:rPr>
+          <w:rFonts w:ascii="Times New Roman" w:hAnsi="Times New Roman" w:cs="Times New Roman"/>
+          <w:b/>
+          <w:bCs/>
+        </w:rPr>
+        <w:t>olap_full_segment_category_event</w:t>
+      </w:r>
+      <w:proofErr w:type="spellEnd"/>
     </w:p>
     <w:p>
       <w:pPr>
@@ -102,15 +164,40 @@
           <w:b/>
           <w:bCs/>
         </w:rPr>
-        <w:t>Tabela/view țintă:</w:t>
-      </w:r>
-      <w:r>
-        <w:rPr>
-          <w:rFonts w:ascii="Times New Roman" w:hAnsi="Times New Roman" w:cs="Times New Roman"/>
-        </w:rPr>
-        <w:br/>
+        <w:t>Tabela/</w:t>
+      </w:r>
+      <w:proofErr w:type="spellStart"/>
+      <w:r>
+        <w:rPr>
+          <w:rFonts w:ascii="Times New Roman" w:hAnsi="Times New Roman" w:cs="Times New Roman"/>
+          <w:b/>
+          <w:bCs/>
+        </w:rPr>
+        <w:t>view</w:t>
+      </w:r>
+      <w:proofErr w:type="spellEnd"/>
+      <w:r>
+        <w:rPr>
+          <w:rFonts w:ascii="Times New Roman" w:hAnsi="Times New Roman" w:cs="Times New Roman"/>
+          <w:b/>
+          <w:bCs/>
+        </w:rPr>
+        <w:t xml:space="preserve"> țintă:</w:t>
+      </w:r>
+      <w:r>
+        <w:rPr>
+          <w:rFonts w:ascii="Times New Roman" w:hAnsi="Times New Roman" w:cs="Times New Roman"/>
+        </w:rPr>
+        <w:br/>
+      </w:r>
+      <w:proofErr w:type="spellStart"/>
+      <w:r>
+        <w:rPr>
+          <w:rFonts w:ascii="Times New Roman" w:hAnsi="Times New Roman" w:cs="Times New Roman"/>
+        </w:rPr>
         <w:t>olap_full_segment_category_event</w:t>
       </w:r>
+      <w:proofErr w:type="spellEnd"/>
     </w:p>
     <w:p>
       <w:pPr>
@@ -210,7 +297,21 @@
         <w:rPr>
           <w:rFonts w:ascii="Times New Roman" w:hAnsi="Times New Roman" w:cs="Times New Roman"/>
         </w:rPr>
-        <w:t xml:space="preserve">    NVL(segment,'TOTAL') AS segment,</w:t>
+        <w:t xml:space="preserve">    NVL(</w:t>
+      </w:r>
+      <w:proofErr w:type="spellStart"/>
+      <w:r>
+        <w:rPr>
+          <w:rFonts w:ascii="Times New Roman" w:hAnsi="Times New Roman" w:cs="Times New Roman"/>
+        </w:rPr>
+        <w:t>segment,'TOTAL</w:t>
+      </w:r>
+      <w:proofErr w:type="spellEnd"/>
+      <w:r>
+        <w:rPr>
+          <w:rFonts w:ascii="Times New Roman" w:hAnsi="Times New Roman" w:cs="Times New Roman"/>
+        </w:rPr>
+        <w:t>') AS segment,</w:t>
       </w:r>
     </w:p>
     <w:p>
@@ -225,7 +326,35 @@
         <w:rPr>
           <w:rFonts w:ascii="Times New Roman" w:hAnsi="Times New Roman" w:cs="Times New Roman"/>
         </w:rPr>
-        <w:t xml:space="preserve">    NVL("category",'TOTAL') AS category,</w:t>
+        <w:t xml:space="preserve">    NVL("</w:t>
+      </w:r>
+      <w:proofErr w:type="spellStart"/>
+      <w:r>
+        <w:rPr>
+          <w:rFonts w:ascii="Times New Roman" w:hAnsi="Times New Roman" w:cs="Times New Roman"/>
+        </w:rPr>
+        <w:t>category</w:t>
+      </w:r>
+      <w:proofErr w:type="spellEnd"/>
+      <w:r>
+        <w:rPr>
+          <w:rFonts w:ascii="Times New Roman" w:hAnsi="Times New Roman" w:cs="Times New Roman"/>
+        </w:rPr>
+        <w:t xml:space="preserve">",'TOTAL') AS </w:t>
+      </w:r>
+      <w:proofErr w:type="spellStart"/>
+      <w:r>
+        <w:rPr>
+          <w:rFonts w:ascii="Times New Roman" w:hAnsi="Times New Roman" w:cs="Times New Roman"/>
+        </w:rPr>
+        <w:t>category</w:t>
+      </w:r>
+      <w:proofErr w:type="spellEnd"/>
+      <w:r>
+        <w:rPr>
+          <w:rFonts w:ascii="Times New Roman" w:hAnsi="Times New Roman" w:cs="Times New Roman"/>
+        </w:rPr>
+        <w:t>,</w:t>
       </w:r>
     </w:p>
     <w:p>
@@ -240,7 +369,35 @@
         <w:rPr>
           <w:rFonts w:ascii="Times New Roman" w:hAnsi="Times New Roman" w:cs="Times New Roman"/>
         </w:rPr>
-        <w:t xml:space="preserve">    NVL("event_type",'TOTAL') AS event_type,</w:t>
+        <w:t xml:space="preserve">    NVL("event_</w:t>
+      </w:r>
+      <w:proofErr w:type="spellStart"/>
+      <w:r>
+        <w:rPr>
+          <w:rFonts w:ascii="Times New Roman" w:hAnsi="Times New Roman" w:cs="Times New Roman"/>
+        </w:rPr>
+        <w:t>type</w:t>
+      </w:r>
+      <w:proofErr w:type="spellEnd"/>
+      <w:r>
+        <w:rPr>
+          <w:rFonts w:ascii="Times New Roman" w:hAnsi="Times New Roman" w:cs="Times New Roman"/>
+        </w:rPr>
+        <w:t xml:space="preserve">",'TOTAL') AS </w:t>
+      </w:r>
+      <w:proofErr w:type="spellStart"/>
+      <w:r>
+        <w:rPr>
+          <w:rFonts w:ascii="Times New Roman" w:hAnsi="Times New Roman" w:cs="Times New Roman"/>
+        </w:rPr>
+        <w:t>event_type</w:t>
+      </w:r>
+      <w:proofErr w:type="spellEnd"/>
+      <w:r>
+        <w:rPr>
+          <w:rFonts w:ascii="Times New Roman" w:hAnsi="Times New Roman" w:cs="Times New Roman"/>
+        </w:rPr>
+        <w:t>,</w:t>
       </w:r>
     </w:p>
     <w:p>
@@ -270,7 +427,35 @@
         <w:rPr>
           <w:rFonts w:ascii="Times New Roman" w:hAnsi="Times New Roman" w:cs="Times New Roman"/>
         </w:rPr>
-        <w:t xml:space="preserve">    SUM(scor_interactiuni) AS scor_total,</w:t>
+        <w:t xml:space="preserve">    SUM(</w:t>
+      </w:r>
+      <w:proofErr w:type="spellStart"/>
+      <w:r>
+        <w:rPr>
+          <w:rFonts w:ascii="Times New Roman" w:hAnsi="Times New Roman" w:cs="Times New Roman"/>
+        </w:rPr>
+        <w:t>scor_interactiuni</w:t>
+      </w:r>
+      <w:proofErr w:type="spellEnd"/>
+      <w:r>
+        <w:rPr>
+          <w:rFonts w:ascii="Times New Roman" w:hAnsi="Times New Roman" w:cs="Times New Roman"/>
+        </w:rPr>
+        <w:t xml:space="preserve">) AS </w:t>
+      </w:r>
+      <w:proofErr w:type="spellStart"/>
+      <w:r>
+        <w:rPr>
+          <w:rFonts w:ascii="Times New Roman" w:hAnsi="Times New Roman" w:cs="Times New Roman"/>
+        </w:rPr>
+        <w:t>scor_total</w:t>
+      </w:r>
+      <w:proofErr w:type="spellEnd"/>
+      <w:r>
+        <w:rPr>
+          <w:rFonts w:ascii="Times New Roman" w:hAnsi="Times New Roman" w:cs="Times New Roman"/>
+        </w:rPr>
+        <w:t>,</w:t>
       </w:r>
     </w:p>
     <w:p>
@@ -285,7 +470,35 @@
         <w:rPr>
           <w:rFonts w:ascii="Times New Roman" w:hAnsi="Times New Roman" w:cs="Times New Roman"/>
         </w:rPr>
-        <w:t xml:space="preserve">    SUM(nr_reviews) AS total_reviews,</w:t>
+        <w:t xml:space="preserve">    SUM(</w:t>
+      </w:r>
+      <w:proofErr w:type="spellStart"/>
+      <w:r>
+        <w:rPr>
+          <w:rFonts w:ascii="Times New Roman" w:hAnsi="Times New Roman" w:cs="Times New Roman"/>
+        </w:rPr>
+        <w:t>nr_reviews</w:t>
+      </w:r>
+      <w:proofErr w:type="spellEnd"/>
+      <w:r>
+        <w:rPr>
+          <w:rFonts w:ascii="Times New Roman" w:hAnsi="Times New Roman" w:cs="Times New Roman"/>
+        </w:rPr>
+        <w:t xml:space="preserve">) AS </w:t>
+      </w:r>
+      <w:proofErr w:type="spellStart"/>
+      <w:r>
+        <w:rPr>
+          <w:rFonts w:ascii="Times New Roman" w:hAnsi="Times New Roman" w:cs="Times New Roman"/>
+        </w:rPr>
+        <w:t>total_reviews</w:t>
+      </w:r>
+      <w:proofErr w:type="spellEnd"/>
+      <w:r>
+        <w:rPr>
+          <w:rFonts w:ascii="Times New Roman" w:hAnsi="Times New Roman" w:cs="Times New Roman"/>
+        </w:rPr>
+        <w:t>,</w:t>
       </w:r>
     </w:p>
     <w:p>
@@ -300,8 +513,30 @@
         <w:rPr>
           <w:rFonts w:ascii="Times New Roman" w:hAnsi="Times New Roman" w:cs="Times New Roman"/>
         </w:rPr>
-        <w:t xml:space="preserve">    AVG(rating_mediu) AS rating_mediu</w:t>
-      </w:r>
+        <w:t xml:space="preserve">    AVG(</w:t>
+      </w:r>
+      <w:proofErr w:type="spellStart"/>
+      <w:r>
+        <w:rPr>
+          <w:rFonts w:ascii="Times New Roman" w:hAnsi="Times New Roman" w:cs="Times New Roman"/>
+        </w:rPr>
+        <w:t>rating_mediu</w:t>
+      </w:r>
+      <w:proofErr w:type="spellEnd"/>
+      <w:r>
+        <w:rPr>
+          <w:rFonts w:ascii="Times New Roman" w:hAnsi="Times New Roman" w:cs="Times New Roman"/>
+        </w:rPr>
+        <w:t xml:space="preserve">) AS </w:t>
+      </w:r>
+      <w:proofErr w:type="spellStart"/>
+      <w:r>
+        <w:rPr>
+          <w:rFonts w:ascii="Times New Roman" w:hAnsi="Times New Roman" w:cs="Times New Roman"/>
+        </w:rPr>
+        <w:t>rating_mediu</w:t>
+      </w:r>
+      <w:proofErr w:type="spellEnd"/>
     </w:p>
     <w:p>
       <w:pPr>
@@ -315,8 +550,16 @@
         <w:rPr>
           <w:rFonts w:ascii="Times New Roman" w:hAnsi="Times New Roman" w:cs="Times New Roman"/>
         </w:rPr>
-        <w:t>FROM vw_consolidare_full_analysis</w:t>
-      </w:r>
+        <w:t xml:space="preserve">FROM </w:t>
+      </w:r>
+      <w:proofErr w:type="spellStart"/>
+      <w:r>
+        <w:rPr>
+          <w:rFonts w:ascii="Times New Roman" w:hAnsi="Times New Roman" w:cs="Times New Roman"/>
+        </w:rPr>
+        <w:t>vw_consolidare_full_analysis</w:t>
+      </w:r>
+      <w:proofErr w:type="spellEnd"/>
     </w:p>
     <w:p>
       <w:pPr>
@@ -360,7 +603,21 @@
         <w:rPr>
           <w:rFonts w:ascii="Times New Roman" w:hAnsi="Times New Roman" w:cs="Times New Roman"/>
         </w:rPr>
-        <w:t xml:space="preserve">    "category",</w:t>
+        <w:t xml:space="preserve">    "</w:t>
+      </w:r>
+      <w:proofErr w:type="spellStart"/>
+      <w:r>
+        <w:rPr>
+          <w:rFonts w:ascii="Times New Roman" w:hAnsi="Times New Roman" w:cs="Times New Roman"/>
+        </w:rPr>
+        <w:t>category</w:t>
+      </w:r>
+      <w:proofErr w:type="spellEnd"/>
+      <w:r>
+        <w:rPr>
+          <w:rFonts w:ascii="Times New Roman" w:hAnsi="Times New Roman" w:cs="Times New Roman"/>
+        </w:rPr>
+        <w:t>",</w:t>
       </w:r>
     </w:p>
     <w:p>
@@ -375,7 +632,21 @@
         <w:rPr>
           <w:rFonts w:ascii="Times New Roman" w:hAnsi="Times New Roman" w:cs="Times New Roman"/>
         </w:rPr>
-        <w:t xml:space="preserve">    "event_type"</w:t>
+        <w:t xml:space="preserve">    "</w:t>
+      </w:r>
+      <w:proofErr w:type="spellStart"/>
+      <w:r>
+        <w:rPr>
+          <w:rFonts w:ascii="Times New Roman" w:hAnsi="Times New Roman" w:cs="Times New Roman"/>
+        </w:rPr>
+        <w:t>event_type</w:t>
+      </w:r>
+      <w:proofErr w:type="spellEnd"/>
+      <w:r>
+        <w:rPr>
+          <w:rFonts w:ascii="Times New Roman" w:hAnsi="Times New Roman" w:cs="Times New Roman"/>
+        </w:rPr>
+        <w:t>"</w:t>
       </w:r>
     </w:p>
     <w:p>
@@ -409,6 +680,8 @@
         </w:numPr>
         <w:rPr>
           <w:rFonts w:ascii="Times New Roman" w:hAnsi="Times New Roman" w:cs="Times New Roman"/>
+          <w:b/>
+          <w:bCs/>
         </w:rPr>
       </w:pPr>
       <w:r>
@@ -422,6 +695,8 @@
       <w:r>
         <w:rPr>
           <w:rFonts w:ascii="Times New Roman" w:hAnsi="Times New Roman" w:cs="Times New Roman"/>
+          <w:b/>
+          <w:bCs/>
         </w:rPr>
         <w:t>-</w:t>
       </w:r>
@@ -431,25 +706,63 @@
           <w:b/>
           <w:bCs/>
         </w:rPr>
-        <w:t>module</w:t>
-      </w:r>
-      <w:r>
-        <w:rPr>
-          <w:rFonts w:ascii="Times New Roman" w:hAnsi="Times New Roman" w:cs="Times New Roman"/>
-        </w:rPr>
-        <w:t xml:space="preserve"> (</w:t>
-      </w:r>
-      <w:r>
-        <w:rPr>
-          <w:rFonts w:ascii="Times New Roman" w:hAnsi="Times New Roman" w:cs="Times New Roman"/>
-        </w:rPr>
-        <w:t>expune view-ul ca serviciu REST și returnează datele în JSON</w:t>
-      </w:r>
-      <w:r>
-        <w:rPr>
-          <w:rFonts w:ascii="Times New Roman" w:hAnsi="Times New Roman" w:cs="Times New Roman"/>
-        </w:rPr>
-        <w:t>)</w:t>
+        <w:t xml:space="preserve">REST </w:t>
+      </w:r>
+      <w:proofErr w:type="spellStart"/>
+      <w:r>
+        <w:rPr>
+          <w:rFonts w:ascii="Times New Roman" w:hAnsi="Times New Roman" w:cs="Times New Roman"/>
+          <w:b/>
+          <w:bCs/>
+        </w:rPr>
+        <w:t>Enable</w:t>
+      </w:r>
+      <w:proofErr w:type="spellEnd"/>
+      <w:r>
+        <w:rPr>
+          <w:rFonts w:ascii="Times New Roman" w:hAnsi="Times New Roman" w:cs="Times New Roman"/>
+          <w:b/>
+          <w:bCs/>
+        </w:rPr>
+        <w:t xml:space="preserve"> </w:t>
+      </w:r>
+      <w:proofErr w:type="spellStart"/>
+      <w:r>
+        <w:rPr>
+          <w:rFonts w:ascii="Times New Roman" w:hAnsi="Times New Roman" w:cs="Times New Roman"/>
+          <w:b/>
+          <w:bCs/>
+        </w:rPr>
+        <w:t>Object</w:t>
+      </w:r>
+      <w:proofErr w:type="spellEnd"/>
+      <w:r>
+        <w:rPr>
+          <w:rFonts w:ascii="Times New Roman" w:hAnsi="Times New Roman" w:cs="Times New Roman"/>
+          <w:b/>
+          <w:bCs/>
+        </w:rPr>
+        <w:t xml:space="preserve"> </w:t>
+      </w:r>
+      <w:r>
+        <w:rPr>
+          <w:rFonts w:ascii="Times New Roman" w:hAnsi="Times New Roman" w:cs="Times New Roman"/>
+        </w:rPr>
+        <w:t xml:space="preserve"> (expune </w:t>
+      </w:r>
+      <w:proofErr w:type="spellStart"/>
+      <w:r>
+        <w:rPr>
+          <w:rFonts w:ascii="Times New Roman" w:hAnsi="Times New Roman" w:cs="Times New Roman"/>
+        </w:rPr>
+        <w:t>view-ul</w:t>
+      </w:r>
+      <w:proofErr w:type="spellEnd"/>
+      <w:r>
+        <w:rPr>
+          <w:rFonts w:ascii="Times New Roman" w:hAnsi="Times New Roman" w:cs="Times New Roman"/>
+        </w:rPr>
+        <w:t xml:space="preserve"> ca serviciu REST și returnează datele în JSON)</w:t>
       </w:r>
     </w:p>
     <w:p>
@@ -560,7 +873,21 @@
         <w:rPr>
           <w:rFonts w:ascii="Times New Roman" w:hAnsi="Times New Roman" w:cs="Times New Roman"/>
         </w:rPr>
-        <w:t xml:space="preserve">        P_OBJECT_ALIAS      =&gt; 'olap_full_segment_category_event',</w:t>
+        <w:t xml:space="preserve">        P_OBJECT_ALIAS      =&gt; '</w:t>
+      </w:r>
+      <w:proofErr w:type="spellStart"/>
+      <w:r>
+        <w:rPr>
+          <w:rFonts w:ascii="Times New Roman" w:hAnsi="Times New Roman" w:cs="Times New Roman"/>
+        </w:rPr>
+        <w:t>olap_full_segment_category_event</w:t>
+      </w:r>
+      <w:proofErr w:type="spellEnd"/>
+      <w:r>
+        <w:rPr>
+          <w:rFonts w:ascii="Times New Roman" w:hAnsi="Times New Roman" w:cs="Times New Roman"/>
+        </w:rPr>
+        <w:t>',</w:t>
       </w:r>
     </w:p>
     <w:p>
@@ -653,7 +980,25 @@
           <w:bCs/>
         </w:rPr>
         <w:lastRenderedPageBreak/>
-        <w:t>URL resursă RESTful:</w:t>
+        <w:t xml:space="preserve">URL resursă </w:t>
+      </w:r>
+      <w:proofErr w:type="spellStart"/>
+      <w:r>
+        <w:rPr>
+          <w:rFonts w:ascii="Times New Roman" w:hAnsi="Times New Roman" w:cs="Times New Roman"/>
+          <w:b/>
+          <w:bCs/>
+        </w:rPr>
+        <w:t>RESTful</w:t>
+      </w:r>
+      <w:proofErr w:type="spellEnd"/>
+      <w:r>
+        <w:rPr>
+          <w:rFonts w:ascii="Times New Roman" w:hAnsi="Times New Roman" w:cs="Times New Roman"/>
+          <w:b/>
+          <w:bCs/>
+        </w:rPr>
+        <w:t>:</w:t>
       </w:r>
       <w:r>
         <w:rPr>
@@ -709,7 +1054,21 @@
           <w:rFonts w:ascii="Times New Roman" w:hAnsi="Times New Roman" w:cs="Times New Roman"/>
         </w:rPr>
         <w:br/>
-        <w:t>Resursa oferă date agregate privind interacțiunile și review-urile pe segmente de utilizatori, categorii de produse și tipuri de evenimente.</w:t>
+        <w:t xml:space="preserve">Resursa oferă date agregate privind interacțiunile și </w:t>
+      </w:r>
+      <w:proofErr w:type="spellStart"/>
+      <w:r>
+        <w:rPr>
+          <w:rFonts w:ascii="Times New Roman" w:hAnsi="Times New Roman" w:cs="Times New Roman"/>
+        </w:rPr>
+        <w:t>review</w:t>
+      </w:r>
+      <w:proofErr w:type="spellEnd"/>
+      <w:r>
+        <w:rPr>
+          <w:rFonts w:ascii="Times New Roman" w:hAnsi="Times New Roman" w:cs="Times New Roman"/>
+        </w:rPr>
+        <w:t>-urile pe segmente de utilizatori, categorii de produse și tipuri de evenimente.</w:t>
       </w:r>
     </w:p>
     <w:p>
@@ -736,7 +1095,25 @@
           <w:b/>
           <w:bCs/>
         </w:rPr>
-        <w:t>Output JSON (printscreen):</w:t>
+        <w:t>Output JSON (</w:t>
+      </w:r>
+      <w:proofErr w:type="spellStart"/>
+      <w:r>
+        <w:rPr>
+          <w:rFonts w:ascii="Times New Roman" w:hAnsi="Times New Roman" w:cs="Times New Roman"/>
+          <w:b/>
+          <w:bCs/>
+        </w:rPr>
+        <w:t>printscreen</w:t>
+      </w:r>
+      <w:proofErr w:type="spellEnd"/>
+      <w:r>
+        <w:rPr>
+          <w:rFonts w:ascii="Times New Roman" w:hAnsi="Times New Roman" w:cs="Times New Roman"/>
+          <w:b/>
+          <w:bCs/>
+        </w:rPr>
+        <w:t>):</w:t>
       </w:r>
     </w:p>
     <w:p>
@@ -880,8 +1257,18 @@
           <w:bCs/>
         </w:rPr>
         <w:lastRenderedPageBreak/>
-        <w:t>View_Resursa_REST_2: olap_full_category_brand_rollup</w:t>
-      </w:r>
+        <w:t xml:space="preserve">View_Resursa_REST_2: </w:t>
+      </w:r>
+      <w:proofErr w:type="spellStart"/>
+      <w:r>
+        <w:rPr>
+          <w:rFonts w:ascii="Times New Roman" w:hAnsi="Times New Roman" w:cs="Times New Roman"/>
+          <w:b/>
+          <w:bCs/>
+        </w:rPr>
+        <w:t>olap_full_category_brand_rollup</w:t>
+      </w:r>
+      <w:proofErr w:type="spellEnd"/>
     </w:p>
     <w:p>
       <w:pPr>
@@ -909,8 +1296,19 @@
           <w:b/>
           <w:bCs/>
         </w:rPr>
-        <w:t>/view</w:t>
-      </w:r>
+        <w:t>/</w:t>
+      </w:r>
+      <w:proofErr w:type="spellStart"/>
+      <w:r>
+        <w:rPr>
+          <w:rStyle w:val="n"/>
+          <w:rFonts w:ascii="Times New Roman" w:hAnsi="Times New Roman" w:cs="Times New Roman"/>
+          <w:b/>
+          <w:bCs/>
+        </w:rPr>
+        <w:t>view</w:t>
+      </w:r>
+      <w:proofErr w:type="spellEnd"/>
       <w:r>
         <w:rPr>
           <w:rFonts w:ascii="Times New Roman" w:hAnsi="Times New Roman" w:cs="Times New Roman"/>
@@ -941,8 +1339,15 @@
           <w:rFonts w:ascii="Times New Roman" w:hAnsi="Times New Roman" w:cs="Times New Roman"/>
         </w:rPr>
         <w:br/>
+      </w:r>
+      <w:proofErr w:type="spellStart"/>
+      <w:r>
+        <w:rPr>
+          <w:rFonts w:ascii="Times New Roman" w:hAnsi="Times New Roman" w:cs="Times New Roman"/>
+        </w:rPr>
         <w:t>olap_full_category_brand_rollup</w:t>
       </w:r>
+      <w:proofErr w:type="spellEnd"/>
       <w:r>
         <w:rPr>
           <w:rFonts w:ascii="Times New Roman" w:hAnsi="Times New Roman" w:cs="Times New Roman"/>
@@ -1086,7 +1491,35 @@
         <w:rPr>
           <w:rFonts w:ascii="Times New Roman" w:hAnsi="Times New Roman" w:cs="Times New Roman"/>
         </w:rPr>
-        <w:t xml:space="preserve">    NVL("category",'TOTAL') AS category,</w:t>
+        <w:t xml:space="preserve">    NVL("</w:t>
+      </w:r>
+      <w:proofErr w:type="spellStart"/>
+      <w:r>
+        <w:rPr>
+          <w:rFonts w:ascii="Times New Roman" w:hAnsi="Times New Roman" w:cs="Times New Roman"/>
+        </w:rPr>
+        <w:t>category</w:t>
+      </w:r>
+      <w:proofErr w:type="spellEnd"/>
+      <w:r>
+        <w:rPr>
+          <w:rFonts w:ascii="Times New Roman" w:hAnsi="Times New Roman" w:cs="Times New Roman"/>
+        </w:rPr>
+        <w:t xml:space="preserve">",'TOTAL') AS </w:t>
+      </w:r>
+      <w:proofErr w:type="spellStart"/>
+      <w:r>
+        <w:rPr>
+          <w:rFonts w:ascii="Times New Roman" w:hAnsi="Times New Roman" w:cs="Times New Roman"/>
+        </w:rPr>
+        <w:t>category</w:t>
+      </w:r>
+      <w:proofErr w:type="spellEnd"/>
+      <w:r>
+        <w:rPr>
+          <w:rFonts w:ascii="Times New Roman" w:hAnsi="Times New Roman" w:cs="Times New Roman"/>
+        </w:rPr>
+        <w:t>,</w:t>
       </w:r>
     </w:p>
     <w:p>
@@ -1100,7 +1533,21 @@
         <w:rPr>
           <w:rFonts w:ascii="Times New Roman" w:hAnsi="Times New Roman" w:cs="Times New Roman"/>
         </w:rPr>
-        <w:t xml:space="preserve">    NVL("brand",'TOTAL') AS brand,</w:t>
+        <w:t xml:space="preserve">    NVL("</w:t>
+      </w:r>
+      <w:proofErr w:type="spellStart"/>
+      <w:r>
+        <w:rPr>
+          <w:rFonts w:ascii="Times New Roman" w:hAnsi="Times New Roman" w:cs="Times New Roman"/>
+        </w:rPr>
+        <w:t>brand",'TOTAL</w:t>
+      </w:r>
+      <w:proofErr w:type="spellEnd"/>
+      <w:r>
+        <w:rPr>
+          <w:rFonts w:ascii="Times New Roman" w:hAnsi="Times New Roman" w:cs="Times New Roman"/>
+        </w:rPr>
+        <w:t>') AS brand,</w:t>
       </w:r>
     </w:p>
     <w:p>
@@ -1128,7 +1575,35 @@
         <w:rPr>
           <w:rFonts w:ascii="Times New Roman" w:hAnsi="Times New Roman" w:cs="Times New Roman"/>
         </w:rPr>
-        <w:t xml:space="preserve">    SUM(scor_interactiuni) AS scor_total,</w:t>
+        <w:t xml:space="preserve">    SUM(</w:t>
+      </w:r>
+      <w:proofErr w:type="spellStart"/>
+      <w:r>
+        <w:rPr>
+          <w:rFonts w:ascii="Times New Roman" w:hAnsi="Times New Roman" w:cs="Times New Roman"/>
+        </w:rPr>
+        <w:t>scor_interactiuni</w:t>
+      </w:r>
+      <w:proofErr w:type="spellEnd"/>
+      <w:r>
+        <w:rPr>
+          <w:rFonts w:ascii="Times New Roman" w:hAnsi="Times New Roman" w:cs="Times New Roman"/>
+        </w:rPr>
+        <w:t xml:space="preserve">) AS </w:t>
+      </w:r>
+      <w:proofErr w:type="spellStart"/>
+      <w:r>
+        <w:rPr>
+          <w:rFonts w:ascii="Times New Roman" w:hAnsi="Times New Roman" w:cs="Times New Roman"/>
+        </w:rPr>
+        <w:t>scor_total</w:t>
+      </w:r>
+      <w:proofErr w:type="spellEnd"/>
+      <w:r>
+        <w:rPr>
+          <w:rFonts w:ascii="Times New Roman" w:hAnsi="Times New Roman" w:cs="Times New Roman"/>
+        </w:rPr>
+        <w:t>,</w:t>
       </w:r>
     </w:p>
     <w:p>
@@ -1142,8 +1617,30 @@
         <w:rPr>
           <w:rFonts w:ascii="Times New Roman" w:hAnsi="Times New Roman" w:cs="Times New Roman"/>
         </w:rPr>
-        <w:t xml:space="preserve">    SUM(nr_reviews) AS total_reviews</w:t>
-      </w:r>
+        <w:t xml:space="preserve">    SUM(</w:t>
+      </w:r>
+      <w:proofErr w:type="spellStart"/>
+      <w:r>
+        <w:rPr>
+          <w:rFonts w:ascii="Times New Roman" w:hAnsi="Times New Roman" w:cs="Times New Roman"/>
+        </w:rPr>
+        <w:t>nr_reviews</w:t>
+      </w:r>
+      <w:proofErr w:type="spellEnd"/>
+      <w:r>
+        <w:rPr>
+          <w:rFonts w:ascii="Times New Roman" w:hAnsi="Times New Roman" w:cs="Times New Roman"/>
+        </w:rPr>
+        <w:t xml:space="preserve">) AS </w:t>
+      </w:r>
+      <w:proofErr w:type="spellStart"/>
+      <w:r>
+        <w:rPr>
+          <w:rFonts w:ascii="Times New Roman" w:hAnsi="Times New Roman" w:cs="Times New Roman"/>
+        </w:rPr>
+        <w:t>total_reviews</w:t>
+      </w:r>
+      <w:proofErr w:type="spellEnd"/>
     </w:p>
     <w:p>
       <w:pPr>
@@ -1156,8 +1653,16 @@
         <w:rPr>
           <w:rFonts w:ascii="Times New Roman" w:hAnsi="Times New Roman" w:cs="Times New Roman"/>
         </w:rPr>
-        <w:t>FROM vw_consolidare_full_analysis</w:t>
-      </w:r>
+        <w:t xml:space="preserve">FROM </w:t>
+      </w:r>
+      <w:proofErr w:type="spellStart"/>
+      <w:r>
+        <w:rPr>
+          <w:rFonts w:ascii="Times New Roman" w:hAnsi="Times New Roman" w:cs="Times New Roman"/>
+        </w:rPr>
+        <w:t>vw_consolidare_full_analysis</w:t>
+      </w:r>
+      <w:proofErr w:type="spellEnd"/>
     </w:p>
     <w:p>
       <w:pPr>
@@ -1184,7 +1689,21 @@
         <w:rPr>
           <w:rFonts w:ascii="Times New Roman" w:hAnsi="Times New Roman" w:cs="Times New Roman"/>
         </w:rPr>
-        <w:t xml:space="preserve">    "category",</w:t>
+        <w:t xml:space="preserve">    "</w:t>
+      </w:r>
+      <w:proofErr w:type="spellStart"/>
+      <w:r>
+        <w:rPr>
+          <w:rFonts w:ascii="Times New Roman" w:hAnsi="Times New Roman" w:cs="Times New Roman"/>
+        </w:rPr>
+        <w:t>category</w:t>
+      </w:r>
+      <w:proofErr w:type="spellEnd"/>
+      <w:r>
+        <w:rPr>
+          <w:rFonts w:ascii="Times New Roman" w:hAnsi="Times New Roman" w:cs="Times New Roman"/>
+        </w:rPr>
+        <w:t>",</w:t>
       </w:r>
     </w:p>
     <w:p>
@@ -1246,6 +1765,8 @@
       <w:r>
         <w:rPr>
           <w:rFonts w:ascii="Times New Roman" w:hAnsi="Times New Roman" w:cs="Times New Roman"/>
+          <w:b/>
+          <w:bCs/>
         </w:rPr>
         <w:t>-</w:t>
       </w:r>
@@ -1255,7 +1776,49 @@
           <w:b/>
           <w:bCs/>
         </w:rPr>
-        <w:t>module</w:t>
+        <w:t xml:space="preserve">REST </w:t>
+      </w:r>
+      <w:proofErr w:type="spellStart"/>
+      <w:r>
+        <w:rPr>
+          <w:rFonts w:ascii="Times New Roman" w:hAnsi="Times New Roman" w:cs="Times New Roman"/>
+          <w:b/>
+          <w:bCs/>
+        </w:rPr>
+        <w:t>Enable</w:t>
+      </w:r>
+      <w:proofErr w:type="spellEnd"/>
+      <w:r>
+        <w:rPr>
+          <w:rFonts w:ascii="Times New Roman" w:hAnsi="Times New Roman" w:cs="Times New Roman"/>
+          <w:b/>
+          <w:bCs/>
+        </w:rPr>
+        <w:t xml:space="preserve"> </w:t>
+      </w:r>
+      <w:proofErr w:type="spellStart"/>
+      <w:r>
+        <w:rPr>
+          <w:rFonts w:ascii="Times New Roman" w:hAnsi="Times New Roman" w:cs="Times New Roman"/>
+          <w:b/>
+          <w:bCs/>
+        </w:rPr>
+        <w:t>Object</w:t>
+      </w:r>
+      <w:proofErr w:type="spellEnd"/>
+      <w:r>
+        <w:rPr>
+          <w:rFonts w:ascii="Times New Roman" w:hAnsi="Times New Roman" w:cs="Times New Roman"/>
+          <w:b/>
+          <w:bCs/>
+        </w:rPr>
+        <w:t xml:space="preserve"> </w:t>
+      </w:r>
+      <w:r>
+        <w:rPr>
+          <w:rFonts w:ascii="Times New Roman" w:hAnsi="Times New Roman" w:cs="Times New Roman"/>
+        </w:rPr>
+        <w:t xml:space="preserve"> </w:t>
       </w:r>
       <w:r>
         <w:rPr>
@@ -1267,7 +1830,21 @@
         <w:rPr>
           <w:rFonts w:ascii="Times New Roman" w:hAnsi="Times New Roman" w:cs="Times New Roman"/>
         </w:rPr>
-        <w:t>expune view-ul ca serviciu REST și returnează datele în JSON</w:t>
+        <w:t xml:space="preserve">expune </w:t>
+      </w:r>
+      <w:proofErr w:type="spellStart"/>
+      <w:r>
+        <w:rPr>
+          <w:rFonts w:ascii="Times New Roman" w:hAnsi="Times New Roman" w:cs="Times New Roman"/>
+        </w:rPr>
+        <w:t>view-ul</w:t>
+      </w:r>
+      <w:proofErr w:type="spellEnd"/>
+      <w:r>
+        <w:rPr>
+          <w:rFonts w:ascii="Times New Roman" w:hAnsi="Times New Roman" w:cs="Times New Roman"/>
+        </w:rPr>
+        <w:t xml:space="preserve"> ca serviciu REST și returnează datele în JSON</w:t>
       </w:r>
       <w:r>
         <w:rPr>
@@ -1275,14 +1852,6 @@
         </w:rPr>
         <w:t>)</w:t>
       </w:r>
-    </w:p>
-    <w:p>
-      <w:pPr>
-        <w:spacing w:after="0"/>
-        <w:rPr>
-          <w:rFonts w:ascii="Times New Roman" w:hAnsi="Times New Roman" w:cs="Times New Roman"/>
-        </w:rPr>
-      </w:pPr>
     </w:p>
     <w:p>
       <w:pPr>
@@ -1386,7 +1955,21 @@
         <w:rPr>
           <w:rFonts w:ascii="Times New Roman" w:hAnsi="Times New Roman" w:cs="Times New Roman"/>
         </w:rPr>
-        <w:t xml:space="preserve">        P_OBJECT_ALIAS      =&gt; 'olap_full_category_brand_rollup',</w:t>
+        <w:t xml:space="preserve">        P_OBJECT_ALIAS      =&gt; '</w:t>
+      </w:r>
+      <w:proofErr w:type="spellStart"/>
+      <w:r>
+        <w:rPr>
+          <w:rFonts w:ascii="Times New Roman" w:hAnsi="Times New Roman" w:cs="Times New Roman"/>
+        </w:rPr>
+        <w:t>olap_full_category_brand_rollup</w:t>
+      </w:r>
+      <w:proofErr w:type="spellEnd"/>
+      <w:r>
+        <w:rPr>
+          <w:rFonts w:ascii="Times New Roman" w:hAnsi="Times New Roman" w:cs="Times New Roman"/>
+        </w:rPr>
+        <w:t>',</w:t>
       </w:r>
     </w:p>
     <w:p>
@@ -1461,7 +2044,25 @@
           <w:b/>
           <w:bCs/>
         </w:rPr>
-        <w:t>URL resursă RESTful:</w:t>
+        <w:t xml:space="preserve">URL resursă </w:t>
+      </w:r>
+      <w:proofErr w:type="spellStart"/>
+      <w:r>
+        <w:rPr>
+          <w:rFonts w:ascii="Times New Roman" w:hAnsi="Times New Roman" w:cs="Times New Roman"/>
+          <w:b/>
+          <w:bCs/>
+        </w:rPr>
+        <w:t>RESTful</w:t>
+      </w:r>
+      <w:proofErr w:type="spellEnd"/>
+      <w:r>
+        <w:rPr>
+          <w:rFonts w:ascii="Times New Roman" w:hAnsi="Times New Roman" w:cs="Times New Roman"/>
+          <w:b/>
+          <w:bCs/>
+        </w:rPr>
+        <w:t>:</w:t>
       </w:r>
       <w:r>
         <w:rPr>
@@ -1529,8 +2130,16 @@
         <w:rPr>
           <w:rFonts w:ascii="Times New Roman" w:hAnsi="Times New Roman" w:cs="Times New Roman"/>
         </w:rPr>
-        <w:t xml:space="preserve"> agregate privind scorul total al interacțiunilor și numărul de review</w:t>
-      </w:r>
+        <w:t xml:space="preserve"> agregate privind scorul total al interacțiunilor și numărul de </w:t>
+      </w:r>
+      <w:proofErr w:type="spellStart"/>
+      <w:r>
+        <w:rPr>
+          <w:rFonts w:ascii="Times New Roman" w:hAnsi="Times New Roman" w:cs="Times New Roman"/>
+        </w:rPr>
+        <w:t>review</w:t>
+      </w:r>
+      <w:proofErr w:type="spellEnd"/>
       <w:r>
         <w:rPr>
           <w:rStyle w:val="n"/>
@@ -1542,7 +2151,21 @@
         <w:rPr>
           <w:rFonts w:ascii="Times New Roman" w:hAnsi="Times New Roman" w:cs="Times New Roman"/>
         </w:rPr>
-        <w:t>uri, pe categorii de produse și branduri, incluzând și valori agregate de tip subtotal și total.</w:t>
+        <w:t xml:space="preserve">uri, pe categorii de produse și branduri, incluzând și valori agregate de tip </w:t>
+      </w:r>
+      <w:proofErr w:type="spellStart"/>
+      <w:r>
+        <w:rPr>
+          <w:rFonts w:ascii="Times New Roman" w:hAnsi="Times New Roman" w:cs="Times New Roman"/>
+        </w:rPr>
+        <w:t>subtotal</w:t>
+      </w:r>
+      <w:proofErr w:type="spellEnd"/>
+      <w:r>
+        <w:rPr>
+          <w:rFonts w:ascii="Times New Roman" w:hAnsi="Times New Roman" w:cs="Times New Roman"/>
+        </w:rPr>
+        <w:t xml:space="preserve"> și total.</w:t>
       </w:r>
     </w:p>
     <w:p>
@@ -1610,7 +2233,25 @@
           <w:b/>
           <w:bCs/>
         </w:rPr>
-        <w:t xml:space="preserve"> JSON (printscreen):</w:t>
+        <w:t xml:space="preserve"> JSON (</w:t>
+      </w:r>
+      <w:proofErr w:type="spellStart"/>
+      <w:r>
+        <w:rPr>
+          <w:rFonts w:ascii="Times New Roman" w:hAnsi="Times New Roman" w:cs="Times New Roman"/>
+          <w:b/>
+          <w:bCs/>
+        </w:rPr>
+        <w:t>printscreen</w:t>
+      </w:r>
+      <w:proofErr w:type="spellEnd"/>
+      <w:r>
+        <w:rPr>
+          <w:rFonts w:ascii="Times New Roman" w:hAnsi="Times New Roman" w:cs="Times New Roman"/>
+          <w:b/>
+          <w:bCs/>
+        </w:rPr>
+        <w:t>):</w:t>
       </w:r>
     </w:p>
     <w:p>
@@ -1808,8 +2449,18 @@
           <w:bCs/>
         </w:rPr>
         <w:lastRenderedPageBreak/>
-        <w:t>View_Resursa_REST_3: olap_product_reviews_rollup</w:t>
-      </w:r>
+        <w:t xml:space="preserve">View_Resursa_REST_3: </w:t>
+      </w:r>
+      <w:proofErr w:type="spellStart"/>
+      <w:r>
+        <w:rPr>
+          <w:rFonts w:ascii="Times New Roman" w:hAnsi="Times New Roman" w:cs="Times New Roman"/>
+          <w:b/>
+          <w:bCs/>
+        </w:rPr>
+        <w:t>olap_product_reviews_rollup</w:t>
+      </w:r>
+      <w:proofErr w:type="spellEnd"/>
     </w:p>
     <w:p>
       <w:pPr>
@@ -1837,8 +2488,19 @@
           <w:b/>
           <w:bCs/>
         </w:rPr>
-        <w:t>/view</w:t>
-      </w:r>
+        <w:t>/</w:t>
+      </w:r>
+      <w:proofErr w:type="spellStart"/>
+      <w:r>
+        <w:rPr>
+          <w:rStyle w:val="n"/>
+          <w:rFonts w:ascii="Times New Roman" w:hAnsi="Times New Roman" w:cs="Times New Roman"/>
+          <w:b/>
+          <w:bCs/>
+        </w:rPr>
+        <w:t>view</w:t>
+      </w:r>
+      <w:proofErr w:type="spellEnd"/>
       <w:r>
         <w:rPr>
           <w:rFonts w:ascii="Times New Roman" w:hAnsi="Times New Roman" w:cs="Times New Roman"/>
@@ -1869,8 +2531,15 @@
           <w:rFonts w:ascii="Times New Roman" w:hAnsi="Times New Roman" w:cs="Times New Roman"/>
         </w:rPr>
         <w:br/>
+      </w:r>
+      <w:proofErr w:type="spellStart"/>
+      <w:r>
+        <w:rPr>
+          <w:rFonts w:ascii="Times New Roman" w:hAnsi="Times New Roman" w:cs="Times New Roman"/>
+        </w:rPr>
         <w:t>olap_product_reviews_rollup</w:t>
       </w:r>
+      <w:proofErr w:type="spellEnd"/>
     </w:p>
     <w:p>
       <w:pPr>
@@ -1928,8 +2597,16 @@
         <w:rPr>
           <w:rFonts w:ascii="Times New Roman" w:hAnsi="Times New Roman" w:cs="Times New Roman"/>
         </w:rPr>
-        <w:t xml:space="preserve"> agregate privind interacțiunile și review</w:t>
-      </w:r>
+        <w:t xml:space="preserve"> agregate privind interacțiunile și </w:t>
+      </w:r>
+      <w:proofErr w:type="spellStart"/>
+      <w:r>
+        <w:rPr>
+          <w:rFonts w:ascii="Times New Roman" w:hAnsi="Times New Roman" w:cs="Times New Roman"/>
+        </w:rPr>
+        <w:t>review</w:t>
+      </w:r>
+      <w:proofErr w:type="spellEnd"/>
       <w:r>
         <w:rPr>
           <w:rStyle w:val="n"/>
@@ -2028,7 +2705,35 @@
         <w:rPr>
           <w:rFonts w:ascii="Times New Roman" w:hAnsi="Times New Roman" w:cs="Times New Roman"/>
         </w:rPr>
-        <w:t xml:space="preserve">    NVL("category",'TOTAL') AS category,</w:t>
+        <w:t xml:space="preserve">    NVL("</w:t>
+      </w:r>
+      <w:proofErr w:type="spellStart"/>
+      <w:r>
+        <w:rPr>
+          <w:rFonts w:ascii="Times New Roman" w:hAnsi="Times New Roman" w:cs="Times New Roman"/>
+        </w:rPr>
+        <w:t>category</w:t>
+      </w:r>
+      <w:proofErr w:type="spellEnd"/>
+      <w:r>
+        <w:rPr>
+          <w:rFonts w:ascii="Times New Roman" w:hAnsi="Times New Roman" w:cs="Times New Roman"/>
+        </w:rPr>
+        <w:t xml:space="preserve">",'TOTAL') AS </w:t>
+      </w:r>
+      <w:proofErr w:type="spellStart"/>
+      <w:r>
+        <w:rPr>
+          <w:rFonts w:ascii="Times New Roman" w:hAnsi="Times New Roman" w:cs="Times New Roman"/>
+        </w:rPr>
+        <w:t>category</w:t>
+      </w:r>
+      <w:proofErr w:type="spellEnd"/>
+      <w:r>
+        <w:rPr>
+          <w:rFonts w:ascii="Times New Roman" w:hAnsi="Times New Roman" w:cs="Times New Roman"/>
+        </w:rPr>
+        <w:t>,</w:t>
       </w:r>
     </w:p>
     <w:p>
@@ -2042,7 +2747,21 @@
         <w:rPr>
           <w:rFonts w:ascii="Times New Roman" w:hAnsi="Times New Roman" w:cs="Times New Roman"/>
         </w:rPr>
-        <w:t xml:space="preserve">    NVL("brand",'TOTAL') AS brand,</w:t>
+        <w:t xml:space="preserve">    NVL("</w:t>
+      </w:r>
+      <w:proofErr w:type="spellStart"/>
+      <w:r>
+        <w:rPr>
+          <w:rFonts w:ascii="Times New Roman" w:hAnsi="Times New Roman" w:cs="Times New Roman"/>
+        </w:rPr>
+        <w:t>brand",'TOTAL</w:t>
+      </w:r>
+      <w:proofErr w:type="spellEnd"/>
+      <w:r>
+        <w:rPr>
+          <w:rFonts w:ascii="Times New Roman" w:hAnsi="Times New Roman" w:cs="Times New Roman"/>
+        </w:rPr>
+        <w:t>') AS brand,</w:t>
       </w:r>
     </w:p>
     <w:p>
@@ -2056,7 +2775,35 @@
         <w:rPr>
           <w:rFonts w:ascii="Times New Roman" w:hAnsi="Times New Roman" w:cs="Times New Roman"/>
         </w:rPr>
-        <w:t xml:space="preserve">    SUM(scor_interactiuni) AS scor_total,</w:t>
+        <w:t xml:space="preserve">    SUM(</w:t>
+      </w:r>
+      <w:proofErr w:type="spellStart"/>
+      <w:r>
+        <w:rPr>
+          <w:rFonts w:ascii="Times New Roman" w:hAnsi="Times New Roman" w:cs="Times New Roman"/>
+        </w:rPr>
+        <w:t>scor_interactiuni</w:t>
+      </w:r>
+      <w:proofErr w:type="spellEnd"/>
+      <w:r>
+        <w:rPr>
+          <w:rFonts w:ascii="Times New Roman" w:hAnsi="Times New Roman" w:cs="Times New Roman"/>
+        </w:rPr>
+        <w:t xml:space="preserve">) AS </w:t>
+      </w:r>
+      <w:proofErr w:type="spellStart"/>
+      <w:r>
+        <w:rPr>
+          <w:rFonts w:ascii="Times New Roman" w:hAnsi="Times New Roman" w:cs="Times New Roman"/>
+        </w:rPr>
+        <w:t>scor_total</w:t>
+      </w:r>
+      <w:proofErr w:type="spellEnd"/>
+      <w:r>
+        <w:rPr>
+          <w:rFonts w:ascii="Times New Roman" w:hAnsi="Times New Roman" w:cs="Times New Roman"/>
+        </w:rPr>
+        <w:t>,</w:t>
       </w:r>
     </w:p>
     <w:p>
@@ -2070,8 +2817,30 @@
         <w:rPr>
           <w:rFonts w:ascii="Times New Roman" w:hAnsi="Times New Roman" w:cs="Times New Roman"/>
         </w:rPr>
-        <w:t xml:space="preserve">    SUM(nr_reviews) AS total_reviews</w:t>
-      </w:r>
+        <w:t xml:space="preserve">    SUM(</w:t>
+      </w:r>
+      <w:proofErr w:type="spellStart"/>
+      <w:r>
+        <w:rPr>
+          <w:rFonts w:ascii="Times New Roman" w:hAnsi="Times New Roman" w:cs="Times New Roman"/>
+        </w:rPr>
+        <w:t>nr_reviews</w:t>
+      </w:r>
+      <w:proofErr w:type="spellEnd"/>
+      <w:r>
+        <w:rPr>
+          <w:rFonts w:ascii="Times New Roman" w:hAnsi="Times New Roman" w:cs="Times New Roman"/>
+        </w:rPr>
+        <w:t xml:space="preserve">) AS </w:t>
+      </w:r>
+      <w:proofErr w:type="spellStart"/>
+      <w:r>
+        <w:rPr>
+          <w:rFonts w:ascii="Times New Roman" w:hAnsi="Times New Roman" w:cs="Times New Roman"/>
+        </w:rPr>
+        <w:t>total_reviews</w:t>
+      </w:r>
+      <w:proofErr w:type="spellEnd"/>
     </w:p>
     <w:p>
       <w:pPr>
@@ -2084,8 +2853,16 @@
         <w:rPr>
           <w:rFonts w:ascii="Times New Roman" w:hAnsi="Times New Roman" w:cs="Times New Roman"/>
         </w:rPr>
-        <w:t>FROM vw_consolidare_product_reviews</w:t>
-      </w:r>
+        <w:t xml:space="preserve">FROM </w:t>
+      </w:r>
+      <w:proofErr w:type="spellStart"/>
+      <w:r>
+        <w:rPr>
+          <w:rFonts w:ascii="Times New Roman" w:hAnsi="Times New Roman" w:cs="Times New Roman"/>
+        </w:rPr>
+        <w:t>vw_consolidare_product_reviews</w:t>
+      </w:r>
+      <w:proofErr w:type="spellEnd"/>
     </w:p>
     <w:p>
       <w:pPr>
@@ -2098,7 +2875,21 @@
         <w:rPr>
           <w:rFonts w:ascii="Times New Roman" w:hAnsi="Times New Roman" w:cs="Times New Roman"/>
         </w:rPr>
-        <w:t>GROUP BY ROLLUP("category","brand");</w:t>
+        <w:t>GROUP BY ROLLUP("</w:t>
+      </w:r>
+      <w:proofErr w:type="spellStart"/>
+      <w:r>
+        <w:rPr>
+          <w:rFonts w:ascii="Times New Roman" w:hAnsi="Times New Roman" w:cs="Times New Roman"/>
+        </w:rPr>
+        <w:t>category</w:t>
+      </w:r>
+      <w:proofErr w:type="spellEnd"/>
+      <w:r>
+        <w:rPr>
+          <w:rFonts w:ascii="Times New Roman" w:hAnsi="Times New Roman" w:cs="Times New Roman"/>
+        </w:rPr>
+        <w:t>","brand");</w:t>
       </w:r>
     </w:p>
     <w:p>
@@ -2132,6 +2923,14 @@
         <w:rPr>
           <w:rFonts w:ascii="Times New Roman" w:hAnsi="Times New Roman" w:cs="Times New Roman"/>
         </w:rPr>
+        <w:t xml:space="preserve"> </w:t>
+      </w:r>
+      <w:r>
+        <w:rPr>
+          <w:rFonts w:ascii="Times New Roman" w:hAnsi="Times New Roman" w:cs="Times New Roman"/>
+          <w:b/>
+          <w:bCs/>
+        </w:rPr>
         <w:t>-</w:t>
       </w:r>
       <w:r>
@@ -2140,7 +2939,43 @@
           <w:b/>
           <w:bCs/>
         </w:rPr>
-        <w:t>module</w:t>
+        <w:t xml:space="preserve">REST </w:t>
+      </w:r>
+      <w:proofErr w:type="spellStart"/>
+      <w:r>
+        <w:rPr>
+          <w:rFonts w:ascii="Times New Roman" w:hAnsi="Times New Roman" w:cs="Times New Roman"/>
+          <w:b/>
+          <w:bCs/>
+        </w:rPr>
+        <w:t>Enable</w:t>
+      </w:r>
+      <w:proofErr w:type="spellEnd"/>
+      <w:r>
+        <w:rPr>
+          <w:rFonts w:ascii="Times New Roman" w:hAnsi="Times New Roman" w:cs="Times New Roman"/>
+          <w:b/>
+          <w:bCs/>
+        </w:rPr>
+        <w:t xml:space="preserve"> </w:t>
+      </w:r>
+      <w:proofErr w:type="spellStart"/>
+      <w:r>
+        <w:rPr>
+          <w:rFonts w:ascii="Times New Roman" w:hAnsi="Times New Roman" w:cs="Times New Roman"/>
+          <w:b/>
+          <w:bCs/>
+        </w:rPr>
+        <w:t>Object</w:t>
+      </w:r>
+      <w:proofErr w:type="spellEnd"/>
+      <w:r>
+        <w:rPr>
+          <w:rFonts w:ascii="Times New Roman" w:hAnsi="Times New Roman" w:cs="Times New Roman"/>
+          <w:b/>
+          <w:bCs/>
+        </w:rPr>
+        <w:t xml:space="preserve"> </w:t>
       </w:r>
       <w:r>
         <w:rPr>
@@ -2251,7 +3086,21 @@
         <w:rPr>
           <w:rFonts w:ascii="Times New Roman" w:hAnsi="Times New Roman" w:cs="Times New Roman"/>
         </w:rPr>
-        <w:t xml:space="preserve">        P_OBJECT_ALIAS      =&gt; 'olap_product_reviews_rollup',</w:t>
+        <w:t xml:space="preserve">        P_OBJECT_ALIAS      =&gt; '</w:t>
+      </w:r>
+      <w:proofErr w:type="spellStart"/>
+      <w:r>
+        <w:rPr>
+          <w:rFonts w:ascii="Times New Roman" w:hAnsi="Times New Roman" w:cs="Times New Roman"/>
+        </w:rPr>
+        <w:t>olap_product_reviews_rollup</w:t>
+      </w:r>
+      <w:proofErr w:type="spellEnd"/>
+      <w:r>
+        <w:rPr>
+          <w:rFonts w:ascii="Times New Roman" w:hAnsi="Times New Roman" w:cs="Times New Roman"/>
+        </w:rPr>
+        <w:t>',</w:t>
       </w:r>
     </w:p>
     <w:p>
@@ -2339,7 +3188,25 @@
           <w:b/>
           <w:bCs/>
         </w:rPr>
-        <w:t>URL resursă RESTful:</w:t>
+        <w:t xml:space="preserve">URL resursă </w:t>
+      </w:r>
+      <w:proofErr w:type="spellStart"/>
+      <w:r>
+        <w:rPr>
+          <w:rFonts w:ascii="Times New Roman" w:hAnsi="Times New Roman" w:cs="Times New Roman"/>
+          <w:b/>
+          <w:bCs/>
+        </w:rPr>
+        <w:t>RESTful</w:t>
+      </w:r>
+      <w:proofErr w:type="spellEnd"/>
+      <w:r>
+        <w:rPr>
+          <w:rFonts w:ascii="Times New Roman" w:hAnsi="Times New Roman" w:cs="Times New Roman"/>
+          <w:b/>
+          <w:bCs/>
+        </w:rPr>
+        <w:t>:</w:t>
       </w:r>
       <w:r>
         <w:rPr>
@@ -2407,8 +3274,16 @@
         <w:rPr>
           <w:rFonts w:ascii="Times New Roman" w:hAnsi="Times New Roman" w:cs="Times New Roman"/>
         </w:rPr>
-        <w:t xml:space="preserve"> agregate privind scorul total al interacțiunilor și numărul de review</w:t>
-      </w:r>
+        <w:t xml:space="preserve"> agregate privind scorul total al interacțiunilor și numărul de </w:t>
+      </w:r>
+      <w:proofErr w:type="spellStart"/>
+      <w:r>
+        <w:rPr>
+          <w:rFonts w:ascii="Times New Roman" w:hAnsi="Times New Roman" w:cs="Times New Roman"/>
+        </w:rPr>
+        <w:t>review</w:t>
+      </w:r>
+      <w:proofErr w:type="spellEnd"/>
       <w:r>
         <w:rPr>
           <w:rStyle w:val="n"/>
@@ -2531,7 +3406,25 @@
           <w:b/>
           <w:bCs/>
         </w:rPr>
-        <w:t xml:space="preserve"> JSON (printscreen):</w:t>
+        <w:t xml:space="preserve"> JSON (</w:t>
+      </w:r>
+      <w:proofErr w:type="spellStart"/>
+      <w:r>
+        <w:rPr>
+          <w:rFonts w:ascii="Times New Roman" w:hAnsi="Times New Roman" w:cs="Times New Roman"/>
+          <w:b/>
+          <w:bCs/>
+        </w:rPr>
+        <w:t>printscreen</w:t>
+      </w:r>
+      <w:proofErr w:type="spellEnd"/>
+      <w:r>
+        <w:rPr>
+          <w:rFonts w:ascii="Times New Roman" w:hAnsi="Times New Roman" w:cs="Times New Roman"/>
+          <w:b/>
+          <w:bCs/>
+        </w:rPr>
+        <w:t>):</w:t>
       </w:r>
     </w:p>
     <w:p>
@@ -2701,8 +3594,18 @@
           <w:bCs/>
         </w:rPr>
         <w:lastRenderedPageBreak/>
-        <w:t>View_Resursa_REST_4: vw_consolidare_full_analysis</w:t>
-      </w:r>
+        <w:t xml:space="preserve">View_Resursa_REST_4: </w:t>
+      </w:r>
+      <w:proofErr w:type="spellStart"/>
+      <w:r>
+        <w:rPr>
+          <w:rFonts w:ascii="Times New Roman" w:hAnsi="Times New Roman" w:cs="Times New Roman"/>
+          <w:b/>
+          <w:bCs/>
+        </w:rPr>
+        <w:t>vw_consolidare_full_analysis</w:t>
+      </w:r>
+      <w:proofErr w:type="spellEnd"/>
     </w:p>
     <w:p>
       <w:pPr>
@@ -2721,15 +3624,40 @@
           <w:b/>
           <w:bCs/>
         </w:rPr>
-        <w:t>Tabela/view analitic/de integrare țintă:</w:t>
-      </w:r>
-      <w:r>
-        <w:rPr>
-          <w:rFonts w:ascii="Times New Roman" w:hAnsi="Times New Roman" w:cs="Times New Roman"/>
-        </w:rPr>
-        <w:br/>
+        <w:t>Tabela/</w:t>
+      </w:r>
+      <w:proofErr w:type="spellStart"/>
+      <w:r>
+        <w:rPr>
+          <w:rFonts w:ascii="Times New Roman" w:hAnsi="Times New Roman" w:cs="Times New Roman"/>
+          <w:b/>
+          <w:bCs/>
+        </w:rPr>
+        <w:t>view</w:t>
+      </w:r>
+      <w:proofErr w:type="spellEnd"/>
+      <w:r>
+        <w:rPr>
+          <w:rFonts w:ascii="Times New Roman" w:hAnsi="Times New Roman" w:cs="Times New Roman"/>
+          <w:b/>
+          <w:bCs/>
+        </w:rPr>
+        <w:t xml:space="preserve"> analitic/de integrare țintă:</w:t>
+      </w:r>
+      <w:r>
+        <w:rPr>
+          <w:rFonts w:ascii="Times New Roman" w:hAnsi="Times New Roman" w:cs="Times New Roman"/>
+        </w:rPr>
+        <w:br/>
+      </w:r>
+      <w:proofErr w:type="spellStart"/>
+      <w:r>
+        <w:rPr>
+          <w:rFonts w:ascii="Times New Roman" w:hAnsi="Times New Roman" w:cs="Times New Roman"/>
+        </w:rPr>
         <w:t>vw_consolidare_full_analysis</w:t>
       </w:r>
+      <w:proofErr w:type="spellEnd"/>
     </w:p>
     <w:p>
       <w:pPr>
@@ -2755,7 +3683,63 @@
           <w:rFonts w:ascii="Times New Roman" w:hAnsi="Times New Roman" w:cs="Times New Roman"/>
         </w:rPr>
         <w:br/>
-        <w:t>Resursa REST a fost definită în ORDS pentru view-ul de consolidare vw_consolidare_full_analysis, care integrează date din mai multe surse (MongoDB, PostgreSQL, CSV).</w:t>
+        <w:t xml:space="preserve">Resursa REST a fost definită în ORDS pentru </w:t>
+      </w:r>
+      <w:proofErr w:type="spellStart"/>
+      <w:r>
+        <w:rPr>
+          <w:rFonts w:ascii="Times New Roman" w:hAnsi="Times New Roman" w:cs="Times New Roman"/>
+        </w:rPr>
+        <w:t>view-ul</w:t>
+      </w:r>
+      <w:proofErr w:type="spellEnd"/>
+      <w:r>
+        <w:rPr>
+          <w:rFonts w:ascii="Times New Roman" w:hAnsi="Times New Roman" w:cs="Times New Roman"/>
+        </w:rPr>
+        <w:t xml:space="preserve"> de consolidare </w:t>
+      </w:r>
+      <w:proofErr w:type="spellStart"/>
+      <w:r>
+        <w:rPr>
+          <w:rFonts w:ascii="Times New Roman" w:hAnsi="Times New Roman" w:cs="Times New Roman"/>
+        </w:rPr>
+        <w:t>vw_consolidare_full_analysis</w:t>
+      </w:r>
+      <w:proofErr w:type="spellEnd"/>
+      <w:r>
+        <w:rPr>
+          <w:rFonts w:ascii="Times New Roman" w:hAnsi="Times New Roman" w:cs="Times New Roman"/>
+        </w:rPr>
+        <w:t>, care integrează date din mai multe surse (</w:t>
+      </w:r>
+      <w:proofErr w:type="spellStart"/>
+      <w:r>
+        <w:rPr>
+          <w:rFonts w:ascii="Times New Roman" w:hAnsi="Times New Roman" w:cs="Times New Roman"/>
+        </w:rPr>
+        <w:t>MongoDB</w:t>
+      </w:r>
+      <w:proofErr w:type="spellEnd"/>
+      <w:r>
+        <w:rPr>
+          <w:rFonts w:ascii="Times New Roman" w:hAnsi="Times New Roman" w:cs="Times New Roman"/>
+        </w:rPr>
+        <w:t xml:space="preserve">, </w:t>
+      </w:r>
+      <w:proofErr w:type="spellStart"/>
+      <w:r>
+        <w:rPr>
+          <w:rFonts w:ascii="Times New Roman" w:hAnsi="Times New Roman" w:cs="Times New Roman"/>
+        </w:rPr>
+        <w:t>PostgreSQL</w:t>
+      </w:r>
+      <w:proofErr w:type="spellEnd"/>
+      <w:r>
+        <w:rPr>
+          <w:rFonts w:ascii="Times New Roman" w:hAnsi="Times New Roman" w:cs="Times New Roman"/>
+        </w:rPr>
+        <w:t>, CSV).</w:t>
       </w:r>
     </w:p>
     <w:p>
@@ -2789,7 +3773,63 @@
         <w:rPr>
           <w:rFonts w:ascii="Times New Roman" w:hAnsi="Times New Roman" w:cs="Times New Roman"/>
         </w:rPr>
-        <w:t xml:space="preserve">  CREATE OR REPLACE FORCE EDITIONABLE VIEW "ECOMMERCE"."VW_CONSOLIDARE_FULL_ANALYSIS" ("USER_ID", "USER_NAME", "SEGMENT", "CITY", "product_id", "product_name", "category", "brand", "event_type", "SCOR_INTERACTIUNI", "NR_REVIEWS", "RATING_MEDIU") AS </w:t>
+        <w:t xml:space="preserve">  CREATE OR REPLACE FORCE EDITIONABLE VIEW "ECOMMERCE"."VW_CONSOLIDARE_FULL_ANALYSIS" ("USER_ID", "USER_NAME", "SEGMENT", "CITY", "</w:t>
+      </w:r>
+      <w:proofErr w:type="spellStart"/>
+      <w:r>
+        <w:rPr>
+          <w:rFonts w:ascii="Times New Roman" w:hAnsi="Times New Roman" w:cs="Times New Roman"/>
+        </w:rPr>
+        <w:t>product_id</w:t>
+      </w:r>
+      <w:proofErr w:type="spellEnd"/>
+      <w:r>
+        <w:rPr>
+          <w:rFonts w:ascii="Times New Roman" w:hAnsi="Times New Roman" w:cs="Times New Roman"/>
+        </w:rPr>
+        <w:t>", "</w:t>
+      </w:r>
+      <w:proofErr w:type="spellStart"/>
+      <w:r>
+        <w:rPr>
+          <w:rFonts w:ascii="Times New Roman" w:hAnsi="Times New Roman" w:cs="Times New Roman"/>
+        </w:rPr>
+        <w:t>product_name</w:t>
+      </w:r>
+      <w:proofErr w:type="spellEnd"/>
+      <w:r>
+        <w:rPr>
+          <w:rFonts w:ascii="Times New Roman" w:hAnsi="Times New Roman" w:cs="Times New Roman"/>
+        </w:rPr>
+        <w:t>", "</w:t>
+      </w:r>
+      <w:proofErr w:type="spellStart"/>
+      <w:r>
+        <w:rPr>
+          <w:rFonts w:ascii="Times New Roman" w:hAnsi="Times New Roman" w:cs="Times New Roman"/>
+        </w:rPr>
+        <w:t>category</w:t>
+      </w:r>
+      <w:proofErr w:type="spellEnd"/>
+      <w:r>
+        <w:rPr>
+          <w:rFonts w:ascii="Times New Roman" w:hAnsi="Times New Roman" w:cs="Times New Roman"/>
+        </w:rPr>
+        <w:t>", "brand", "</w:t>
+      </w:r>
+      <w:proofErr w:type="spellStart"/>
+      <w:r>
+        <w:rPr>
+          <w:rFonts w:ascii="Times New Roman" w:hAnsi="Times New Roman" w:cs="Times New Roman"/>
+        </w:rPr>
+        <w:t>event_type</w:t>
+      </w:r>
+      <w:proofErr w:type="spellEnd"/>
+      <w:r>
+        <w:rPr>
+          <w:rFonts w:ascii="Times New Roman" w:hAnsi="Times New Roman" w:cs="Times New Roman"/>
+        </w:rPr>
+        <w:t xml:space="preserve">", "SCOR_INTERACTIUNI", "NR_REVIEWS", "RATING_MEDIU") AS </w:t>
       </w:r>
     </w:p>
     <w:p>
@@ -2817,7 +3857,21 @@
         <w:rPr>
           <w:rFonts w:ascii="Times New Roman" w:hAnsi="Times New Roman" w:cs="Times New Roman"/>
         </w:rPr>
-        <w:t xml:space="preserve">    u.user_id,</w:t>
+        <w:t xml:space="preserve">    </w:t>
+      </w:r>
+      <w:proofErr w:type="spellStart"/>
+      <w:r>
+        <w:rPr>
+          <w:rFonts w:ascii="Times New Roman" w:hAnsi="Times New Roman" w:cs="Times New Roman"/>
+        </w:rPr>
+        <w:t>u.user_id</w:t>
+      </w:r>
+      <w:proofErr w:type="spellEnd"/>
+      <w:r>
+        <w:rPr>
+          <w:rFonts w:ascii="Times New Roman" w:hAnsi="Times New Roman" w:cs="Times New Roman"/>
+        </w:rPr>
+        <w:t>,</w:t>
       </w:r>
     </w:p>
     <w:p>
@@ -2831,7 +3885,21 @@
         <w:rPr>
           <w:rFonts w:ascii="Times New Roman" w:hAnsi="Times New Roman" w:cs="Times New Roman"/>
         </w:rPr>
-        <w:t xml:space="preserve">    u.user_name,</w:t>
+        <w:t xml:space="preserve">    </w:t>
+      </w:r>
+      <w:proofErr w:type="spellStart"/>
+      <w:r>
+        <w:rPr>
+          <w:rFonts w:ascii="Times New Roman" w:hAnsi="Times New Roman" w:cs="Times New Roman"/>
+        </w:rPr>
+        <w:t>u.user_name</w:t>
+      </w:r>
+      <w:proofErr w:type="spellEnd"/>
+      <w:r>
+        <w:rPr>
+          <w:rFonts w:ascii="Times New Roman" w:hAnsi="Times New Roman" w:cs="Times New Roman"/>
+        </w:rPr>
+        <w:t>,</w:t>
       </w:r>
     </w:p>
     <w:p>
@@ -2845,7 +3913,21 @@
         <w:rPr>
           <w:rFonts w:ascii="Times New Roman" w:hAnsi="Times New Roman" w:cs="Times New Roman"/>
         </w:rPr>
-        <w:t xml:space="preserve">    u.segment,</w:t>
+        <w:t xml:space="preserve">    </w:t>
+      </w:r>
+      <w:proofErr w:type="spellStart"/>
+      <w:r>
+        <w:rPr>
+          <w:rFonts w:ascii="Times New Roman" w:hAnsi="Times New Roman" w:cs="Times New Roman"/>
+        </w:rPr>
+        <w:t>u.segment</w:t>
+      </w:r>
+      <w:proofErr w:type="spellEnd"/>
+      <w:r>
+        <w:rPr>
+          <w:rFonts w:ascii="Times New Roman" w:hAnsi="Times New Roman" w:cs="Times New Roman"/>
+        </w:rPr>
+        <w:t>,</w:t>
       </w:r>
     </w:p>
     <w:p>
@@ -2859,7 +3941,21 @@
         <w:rPr>
           <w:rFonts w:ascii="Times New Roman" w:hAnsi="Times New Roman" w:cs="Times New Roman"/>
         </w:rPr>
-        <w:t xml:space="preserve">    u.city,</w:t>
+        <w:t xml:space="preserve">    </w:t>
+      </w:r>
+      <w:proofErr w:type="spellStart"/>
+      <w:r>
+        <w:rPr>
+          <w:rFonts w:ascii="Times New Roman" w:hAnsi="Times New Roman" w:cs="Times New Roman"/>
+        </w:rPr>
+        <w:t>u.city</w:t>
+      </w:r>
+      <w:proofErr w:type="spellEnd"/>
+      <w:r>
+        <w:rPr>
+          <w:rFonts w:ascii="Times New Roman" w:hAnsi="Times New Roman" w:cs="Times New Roman"/>
+        </w:rPr>
+        <w:t>,</w:t>
       </w:r>
     </w:p>
     <w:p>
@@ -2887,7 +3983,21 @@
         <w:rPr>
           <w:rFonts w:ascii="Times New Roman" w:hAnsi="Times New Roman" w:cs="Times New Roman"/>
         </w:rPr>
-        <w:t xml:space="preserve">    p."product_id",</w:t>
+        <w:t xml:space="preserve">    p."</w:t>
+      </w:r>
+      <w:proofErr w:type="spellStart"/>
+      <w:r>
+        <w:rPr>
+          <w:rFonts w:ascii="Times New Roman" w:hAnsi="Times New Roman" w:cs="Times New Roman"/>
+        </w:rPr>
+        <w:t>product_id</w:t>
+      </w:r>
+      <w:proofErr w:type="spellEnd"/>
+      <w:r>
+        <w:rPr>
+          <w:rFonts w:ascii="Times New Roman" w:hAnsi="Times New Roman" w:cs="Times New Roman"/>
+        </w:rPr>
+        <w:t>",</w:t>
       </w:r>
     </w:p>
     <w:p>
@@ -2901,7 +4011,21 @@
         <w:rPr>
           <w:rFonts w:ascii="Times New Roman" w:hAnsi="Times New Roman" w:cs="Times New Roman"/>
         </w:rPr>
-        <w:t xml:space="preserve">    p."product_name",</w:t>
+        <w:t xml:space="preserve">    p."</w:t>
+      </w:r>
+      <w:proofErr w:type="spellStart"/>
+      <w:r>
+        <w:rPr>
+          <w:rFonts w:ascii="Times New Roman" w:hAnsi="Times New Roman" w:cs="Times New Roman"/>
+        </w:rPr>
+        <w:t>product_name</w:t>
+      </w:r>
+      <w:proofErr w:type="spellEnd"/>
+      <w:r>
+        <w:rPr>
+          <w:rFonts w:ascii="Times New Roman" w:hAnsi="Times New Roman" w:cs="Times New Roman"/>
+        </w:rPr>
+        <w:t>",</w:t>
       </w:r>
     </w:p>
     <w:p>
@@ -2915,7 +4039,21 @@
         <w:rPr>
           <w:rFonts w:ascii="Times New Roman" w:hAnsi="Times New Roman" w:cs="Times New Roman"/>
         </w:rPr>
-        <w:t xml:space="preserve">    p."category",</w:t>
+        <w:t xml:space="preserve">    p."</w:t>
+      </w:r>
+      <w:proofErr w:type="spellStart"/>
+      <w:r>
+        <w:rPr>
+          <w:rFonts w:ascii="Times New Roman" w:hAnsi="Times New Roman" w:cs="Times New Roman"/>
+        </w:rPr>
+        <w:t>category</w:t>
+      </w:r>
+      <w:proofErr w:type="spellEnd"/>
+      <w:r>
+        <w:rPr>
+          <w:rFonts w:ascii="Times New Roman" w:hAnsi="Times New Roman" w:cs="Times New Roman"/>
+        </w:rPr>
+        <w:t>",</w:t>
       </w:r>
     </w:p>
     <w:p>
@@ -2929,7 +4067,21 @@
         <w:rPr>
           <w:rFonts w:ascii="Times New Roman" w:hAnsi="Times New Roman" w:cs="Times New Roman"/>
         </w:rPr>
-        <w:t xml:space="preserve">    p."brand",</w:t>
+        <w:t xml:space="preserve">    </w:t>
+      </w:r>
+      <w:proofErr w:type="spellStart"/>
+      <w:r>
+        <w:rPr>
+          <w:rFonts w:ascii="Times New Roman" w:hAnsi="Times New Roman" w:cs="Times New Roman"/>
+        </w:rPr>
+        <w:t>p."brand</w:t>
+      </w:r>
+      <w:proofErr w:type="spellEnd"/>
+      <w:r>
+        <w:rPr>
+          <w:rFonts w:ascii="Times New Roman" w:hAnsi="Times New Roman" w:cs="Times New Roman"/>
+        </w:rPr>
+        <w:t>",</w:t>
       </w:r>
     </w:p>
     <w:p>
@@ -2957,7 +4109,21 @@
         <w:rPr>
           <w:rFonts w:ascii="Times New Roman" w:hAnsi="Times New Roman" w:cs="Times New Roman"/>
         </w:rPr>
-        <w:t xml:space="preserve">    i."event_type",</w:t>
+        <w:t xml:space="preserve">    i."</w:t>
+      </w:r>
+      <w:proofErr w:type="spellStart"/>
+      <w:r>
+        <w:rPr>
+          <w:rFonts w:ascii="Times New Roman" w:hAnsi="Times New Roman" w:cs="Times New Roman"/>
+        </w:rPr>
+        <w:t>event_type</w:t>
+      </w:r>
+      <w:proofErr w:type="spellEnd"/>
+      <w:r>
+        <w:rPr>
+          <w:rFonts w:ascii="Times New Roman" w:hAnsi="Times New Roman" w:cs="Times New Roman"/>
+        </w:rPr>
+        <w:t>",</w:t>
       </w:r>
     </w:p>
     <w:p>
@@ -2971,7 +4137,35 @@
         <w:rPr>
           <w:rFonts w:ascii="Times New Roman" w:hAnsi="Times New Roman" w:cs="Times New Roman"/>
         </w:rPr>
-        <w:t xml:space="preserve">    SUM(i."event_value") AS scor_interactiuni,</w:t>
+        <w:t xml:space="preserve">    SUM(i."</w:t>
+      </w:r>
+      <w:proofErr w:type="spellStart"/>
+      <w:r>
+        <w:rPr>
+          <w:rFonts w:ascii="Times New Roman" w:hAnsi="Times New Roman" w:cs="Times New Roman"/>
+        </w:rPr>
+        <w:t>event_value</w:t>
+      </w:r>
+      <w:proofErr w:type="spellEnd"/>
+      <w:r>
+        <w:rPr>
+          <w:rFonts w:ascii="Times New Roman" w:hAnsi="Times New Roman" w:cs="Times New Roman"/>
+        </w:rPr>
+        <w:t xml:space="preserve">") AS </w:t>
+      </w:r>
+      <w:proofErr w:type="spellStart"/>
+      <w:r>
+        <w:rPr>
+          <w:rFonts w:ascii="Times New Roman" w:hAnsi="Times New Roman" w:cs="Times New Roman"/>
+        </w:rPr>
+        <w:t>scor_interactiuni</w:t>
+      </w:r>
+      <w:proofErr w:type="spellEnd"/>
+      <w:r>
+        <w:rPr>
+          <w:rFonts w:ascii="Times New Roman" w:hAnsi="Times New Roman" w:cs="Times New Roman"/>
+        </w:rPr>
+        <w:t>,</w:t>
       </w:r>
     </w:p>
     <w:p>
@@ -2999,7 +4193,35 @@
         <w:rPr>
           <w:rFonts w:ascii="Times New Roman" w:hAnsi="Times New Roman" w:cs="Times New Roman"/>
         </w:rPr>
-        <w:t xml:space="preserve">    COUNT(r.review_id) AS nr_reviews,</w:t>
+        <w:t xml:space="preserve">    COUNT(</w:t>
+      </w:r>
+      <w:proofErr w:type="spellStart"/>
+      <w:r>
+        <w:rPr>
+          <w:rFonts w:ascii="Times New Roman" w:hAnsi="Times New Roman" w:cs="Times New Roman"/>
+        </w:rPr>
+        <w:t>r.review_id</w:t>
+      </w:r>
+      <w:proofErr w:type="spellEnd"/>
+      <w:r>
+        <w:rPr>
+          <w:rFonts w:ascii="Times New Roman" w:hAnsi="Times New Roman" w:cs="Times New Roman"/>
+        </w:rPr>
+        <w:t xml:space="preserve">) AS </w:t>
+      </w:r>
+      <w:proofErr w:type="spellStart"/>
+      <w:r>
+        <w:rPr>
+          <w:rFonts w:ascii="Times New Roman" w:hAnsi="Times New Roman" w:cs="Times New Roman"/>
+        </w:rPr>
+        <w:t>nr_reviews</w:t>
+      </w:r>
+      <w:proofErr w:type="spellEnd"/>
+      <w:r>
+        <w:rPr>
+          <w:rFonts w:ascii="Times New Roman" w:hAnsi="Times New Roman" w:cs="Times New Roman"/>
+        </w:rPr>
+        <w:t>,</w:t>
       </w:r>
     </w:p>
     <w:p>
@@ -3013,8 +4235,30 @@
         <w:rPr>
           <w:rFonts w:ascii="Times New Roman" w:hAnsi="Times New Roman" w:cs="Times New Roman"/>
         </w:rPr>
-        <w:t xml:space="preserve">    AVG(TO_NUMBER(r.rating)) AS rating_mediu</w:t>
-      </w:r>
+        <w:t xml:space="preserve">    AVG(TO_NUMBER(</w:t>
+      </w:r>
+      <w:proofErr w:type="spellStart"/>
+      <w:r>
+        <w:rPr>
+          <w:rFonts w:ascii="Times New Roman" w:hAnsi="Times New Roman" w:cs="Times New Roman"/>
+        </w:rPr>
+        <w:t>r.rating</w:t>
+      </w:r>
+      <w:proofErr w:type="spellEnd"/>
+      <w:r>
+        <w:rPr>
+          <w:rFonts w:ascii="Times New Roman" w:hAnsi="Times New Roman" w:cs="Times New Roman"/>
+        </w:rPr>
+        <w:t xml:space="preserve">)) AS </w:t>
+      </w:r>
+      <w:proofErr w:type="spellStart"/>
+      <w:r>
+        <w:rPr>
+          <w:rFonts w:ascii="Times New Roman" w:hAnsi="Times New Roman" w:cs="Times New Roman"/>
+        </w:rPr>
+        <w:t>rating_mediu</w:t>
+      </w:r>
+      <w:proofErr w:type="spellEnd"/>
     </w:p>
     <w:p>
       <w:pPr>
@@ -3027,7 +4271,21 @@
         <w:rPr>
           <w:rFonts w:ascii="Times New Roman" w:hAnsi="Times New Roman" w:cs="Times New Roman"/>
         </w:rPr>
-        <w:t>FROM users_full_mongodb u</w:t>
+        <w:t xml:space="preserve">FROM </w:t>
+      </w:r>
+      <w:proofErr w:type="spellStart"/>
+      <w:r>
+        <w:rPr>
+          <w:rFonts w:ascii="Times New Roman" w:hAnsi="Times New Roman" w:cs="Times New Roman"/>
+        </w:rPr>
+        <w:t>users_full_mongodb</w:t>
+      </w:r>
+      <w:proofErr w:type="spellEnd"/>
+      <w:r>
+        <w:rPr>
+          <w:rFonts w:ascii="Times New Roman" w:hAnsi="Times New Roman" w:cs="Times New Roman"/>
+        </w:rPr>
+        <w:t xml:space="preserve"> u</w:t>
       </w:r>
     </w:p>
     <w:p>
@@ -3041,7 +4299,21 @@
         <w:rPr>
           <w:rFonts w:ascii="Times New Roman" w:hAnsi="Times New Roman" w:cs="Times New Roman"/>
         </w:rPr>
-        <w:t>JOIN "interactions"@PG i</w:t>
+        <w:t>JOIN "</w:t>
+      </w:r>
+      <w:proofErr w:type="spellStart"/>
+      <w:r>
+        <w:rPr>
+          <w:rFonts w:ascii="Times New Roman" w:hAnsi="Times New Roman" w:cs="Times New Roman"/>
+        </w:rPr>
+        <w:t>interactions</w:t>
+      </w:r>
+      <w:proofErr w:type="spellEnd"/>
+      <w:r>
+        <w:rPr>
+          <w:rFonts w:ascii="Times New Roman" w:hAnsi="Times New Roman" w:cs="Times New Roman"/>
+        </w:rPr>
+        <w:t>"@PG i</w:t>
       </w:r>
     </w:p>
     <w:p>
@@ -3055,7 +4327,35 @@
         <w:rPr>
           <w:rFonts w:ascii="Times New Roman" w:hAnsi="Times New Roman" w:cs="Times New Roman"/>
         </w:rPr>
-        <w:t xml:space="preserve">    ON u.user_id = i."user_id"</w:t>
+        <w:t xml:space="preserve">    ON </w:t>
+      </w:r>
+      <w:proofErr w:type="spellStart"/>
+      <w:r>
+        <w:rPr>
+          <w:rFonts w:ascii="Times New Roman" w:hAnsi="Times New Roman" w:cs="Times New Roman"/>
+        </w:rPr>
+        <w:t>u.user_id</w:t>
+      </w:r>
+      <w:proofErr w:type="spellEnd"/>
+      <w:r>
+        <w:rPr>
+          <w:rFonts w:ascii="Times New Roman" w:hAnsi="Times New Roman" w:cs="Times New Roman"/>
+        </w:rPr>
+        <w:t xml:space="preserve"> = i."</w:t>
+      </w:r>
+      <w:proofErr w:type="spellStart"/>
+      <w:r>
+        <w:rPr>
+          <w:rFonts w:ascii="Times New Roman" w:hAnsi="Times New Roman" w:cs="Times New Roman"/>
+        </w:rPr>
+        <w:t>user_id</w:t>
+      </w:r>
+      <w:proofErr w:type="spellEnd"/>
+      <w:r>
+        <w:rPr>
+          <w:rFonts w:ascii="Times New Roman" w:hAnsi="Times New Roman" w:cs="Times New Roman"/>
+        </w:rPr>
+        <w:t>"</w:t>
       </w:r>
     </w:p>
     <w:p>
@@ -3069,7 +4369,21 @@
         <w:rPr>
           <w:rFonts w:ascii="Times New Roman" w:hAnsi="Times New Roman" w:cs="Times New Roman"/>
         </w:rPr>
-        <w:t>JOIN "products"@PG p</w:t>
+        <w:t>JOIN "</w:t>
+      </w:r>
+      <w:proofErr w:type="spellStart"/>
+      <w:r>
+        <w:rPr>
+          <w:rFonts w:ascii="Times New Roman" w:hAnsi="Times New Roman" w:cs="Times New Roman"/>
+        </w:rPr>
+        <w:t>products</w:t>
+      </w:r>
+      <w:proofErr w:type="spellEnd"/>
+      <w:r>
+        <w:rPr>
+          <w:rFonts w:ascii="Times New Roman" w:hAnsi="Times New Roman" w:cs="Times New Roman"/>
+        </w:rPr>
+        <w:t>"@PG p</w:t>
       </w:r>
     </w:p>
     <w:p>
@@ -3083,7 +4397,35 @@
         <w:rPr>
           <w:rFonts w:ascii="Times New Roman" w:hAnsi="Times New Roman" w:cs="Times New Roman"/>
         </w:rPr>
-        <w:t xml:space="preserve">    ON p."product_id" = i."product_id"</w:t>
+        <w:t xml:space="preserve">    ON p."</w:t>
+      </w:r>
+      <w:proofErr w:type="spellStart"/>
+      <w:r>
+        <w:rPr>
+          <w:rFonts w:ascii="Times New Roman" w:hAnsi="Times New Roman" w:cs="Times New Roman"/>
+        </w:rPr>
+        <w:t>product_id</w:t>
+      </w:r>
+      <w:proofErr w:type="spellEnd"/>
+      <w:r>
+        <w:rPr>
+          <w:rFonts w:ascii="Times New Roman" w:hAnsi="Times New Roman" w:cs="Times New Roman"/>
+        </w:rPr>
+        <w:t>" = i."</w:t>
+      </w:r>
+      <w:proofErr w:type="spellStart"/>
+      <w:r>
+        <w:rPr>
+          <w:rFonts w:ascii="Times New Roman" w:hAnsi="Times New Roman" w:cs="Times New Roman"/>
+        </w:rPr>
+        <w:t>product_id</w:t>
+      </w:r>
+      <w:proofErr w:type="spellEnd"/>
+      <w:r>
+        <w:rPr>
+          <w:rFonts w:ascii="Times New Roman" w:hAnsi="Times New Roman" w:cs="Times New Roman"/>
+        </w:rPr>
+        <w:t>"</w:t>
       </w:r>
     </w:p>
     <w:p>
@@ -3097,7 +4439,21 @@
         <w:rPr>
           <w:rFonts w:ascii="Times New Roman" w:hAnsi="Times New Roman" w:cs="Times New Roman"/>
         </w:rPr>
-        <w:t>LEFT JOIN reviews_ext r</w:t>
+        <w:t xml:space="preserve">LEFT JOIN </w:t>
+      </w:r>
+      <w:proofErr w:type="spellStart"/>
+      <w:r>
+        <w:rPr>
+          <w:rFonts w:ascii="Times New Roman" w:hAnsi="Times New Roman" w:cs="Times New Roman"/>
+        </w:rPr>
+        <w:t>reviews_ext</w:t>
+      </w:r>
+      <w:proofErr w:type="spellEnd"/>
+      <w:r>
+        <w:rPr>
+          <w:rFonts w:ascii="Times New Roman" w:hAnsi="Times New Roman" w:cs="Times New Roman"/>
+        </w:rPr>
+        <w:t xml:space="preserve"> r</w:t>
       </w:r>
     </w:p>
     <w:p>
@@ -3111,8 +4467,30 @@
         <w:rPr>
           <w:rFonts w:ascii="Times New Roman" w:hAnsi="Times New Roman" w:cs="Times New Roman"/>
         </w:rPr>
-        <w:t xml:space="preserve">    ON p."product_id" = r.product_id</w:t>
-      </w:r>
+        <w:t xml:space="preserve">    ON p."</w:t>
+      </w:r>
+      <w:proofErr w:type="spellStart"/>
+      <w:r>
+        <w:rPr>
+          <w:rFonts w:ascii="Times New Roman" w:hAnsi="Times New Roman" w:cs="Times New Roman"/>
+        </w:rPr>
+        <w:t>product_id</w:t>
+      </w:r>
+      <w:proofErr w:type="spellEnd"/>
+      <w:r>
+        <w:rPr>
+          <w:rFonts w:ascii="Times New Roman" w:hAnsi="Times New Roman" w:cs="Times New Roman"/>
+        </w:rPr>
+        <w:t xml:space="preserve">" = </w:t>
+      </w:r>
+      <w:proofErr w:type="spellStart"/>
+      <w:r>
+        <w:rPr>
+          <w:rFonts w:ascii="Times New Roman" w:hAnsi="Times New Roman" w:cs="Times New Roman"/>
+        </w:rPr>
+        <w:t>r.product_id</w:t>
+      </w:r>
+      <w:proofErr w:type="spellEnd"/>
     </w:p>
     <w:p>
       <w:pPr>
@@ -3140,7 +4518,21 @@
         <w:rPr>
           <w:rFonts w:ascii="Times New Roman" w:hAnsi="Times New Roman" w:cs="Times New Roman"/>
         </w:rPr>
-        <w:t xml:space="preserve">    u.user_id,</w:t>
+        <w:t xml:space="preserve">    </w:t>
+      </w:r>
+      <w:proofErr w:type="spellStart"/>
+      <w:r>
+        <w:rPr>
+          <w:rFonts w:ascii="Times New Roman" w:hAnsi="Times New Roman" w:cs="Times New Roman"/>
+        </w:rPr>
+        <w:t>u.user_id</w:t>
+      </w:r>
+      <w:proofErr w:type="spellEnd"/>
+      <w:r>
+        <w:rPr>
+          <w:rFonts w:ascii="Times New Roman" w:hAnsi="Times New Roman" w:cs="Times New Roman"/>
+        </w:rPr>
+        <w:t>,</w:t>
       </w:r>
     </w:p>
     <w:p>
@@ -3154,7 +4546,21 @@
         <w:rPr>
           <w:rFonts w:ascii="Times New Roman" w:hAnsi="Times New Roman" w:cs="Times New Roman"/>
         </w:rPr>
-        <w:t xml:space="preserve">    u.user_name,</w:t>
+        <w:t xml:space="preserve">    </w:t>
+      </w:r>
+      <w:proofErr w:type="spellStart"/>
+      <w:r>
+        <w:rPr>
+          <w:rFonts w:ascii="Times New Roman" w:hAnsi="Times New Roman" w:cs="Times New Roman"/>
+        </w:rPr>
+        <w:t>u.user_name</w:t>
+      </w:r>
+      <w:proofErr w:type="spellEnd"/>
+      <w:r>
+        <w:rPr>
+          <w:rFonts w:ascii="Times New Roman" w:hAnsi="Times New Roman" w:cs="Times New Roman"/>
+        </w:rPr>
+        <w:t>,</w:t>
       </w:r>
     </w:p>
     <w:p>
@@ -3168,7 +4574,21 @@
         <w:rPr>
           <w:rFonts w:ascii="Times New Roman" w:hAnsi="Times New Roman" w:cs="Times New Roman"/>
         </w:rPr>
-        <w:t xml:space="preserve">    u.segment,</w:t>
+        <w:t xml:space="preserve">    </w:t>
+      </w:r>
+      <w:proofErr w:type="spellStart"/>
+      <w:r>
+        <w:rPr>
+          <w:rFonts w:ascii="Times New Roman" w:hAnsi="Times New Roman" w:cs="Times New Roman"/>
+        </w:rPr>
+        <w:t>u.segment</w:t>
+      </w:r>
+      <w:proofErr w:type="spellEnd"/>
+      <w:r>
+        <w:rPr>
+          <w:rFonts w:ascii="Times New Roman" w:hAnsi="Times New Roman" w:cs="Times New Roman"/>
+        </w:rPr>
+        <w:t>,</w:t>
       </w:r>
     </w:p>
     <w:p>
@@ -3182,7 +4602,21 @@
         <w:rPr>
           <w:rFonts w:ascii="Times New Roman" w:hAnsi="Times New Roman" w:cs="Times New Roman"/>
         </w:rPr>
-        <w:t xml:space="preserve">    u.city,</w:t>
+        <w:t xml:space="preserve">    </w:t>
+      </w:r>
+      <w:proofErr w:type="spellStart"/>
+      <w:r>
+        <w:rPr>
+          <w:rFonts w:ascii="Times New Roman" w:hAnsi="Times New Roman" w:cs="Times New Roman"/>
+        </w:rPr>
+        <w:t>u.city</w:t>
+      </w:r>
+      <w:proofErr w:type="spellEnd"/>
+      <w:r>
+        <w:rPr>
+          <w:rFonts w:ascii="Times New Roman" w:hAnsi="Times New Roman" w:cs="Times New Roman"/>
+        </w:rPr>
+        <w:t>,</w:t>
       </w:r>
     </w:p>
     <w:p>
@@ -3196,7 +4630,21 @@
         <w:rPr>
           <w:rFonts w:ascii="Times New Roman" w:hAnsi="Times New Roman" w:cs="Times New Roman"/>
         </w:rPr>
-        <w:t xml:space="preserve">    p."product_id",</w:t>
+        <w:t xml:space="preserve">    p."</w:t>
+      </w:r>
+      <w:proofErr w:type="spellStart"/>
+      <w:r>
+        <w:rPr>
+          <w:rFonts w:ascii="Times New Roman" w:hAnsi="Times New Roman" w:cs="Times New Roman"/>
+        </w:rPr>
+        <w:t>product_id</w:t>
+      </w:r>
+      <w:proofErr w:type="spellEnd"/>
+      <w:r>
+        <w:rPr>
+          <w:rFonts w:ascii="Times New Roman" w:hAnsi="Times New Roman" w:cs="Times New Roman"/>
+        </w:rPr>
+        <w:t>",</w:t>
       </w:r>
     </w:p>
     <w:p>
@@ -3210,7 +4658,21 @@
         <w:rPr>
           <w:rFonts w:ascii="Times New Roman" w:hAnsi="Times New Roman" w:cs="Times New Roman"/>
         </w:rPr>
-        <w:t xml:space="preserve">    p."product_name",</w:t>
+        <w:t xml:space="preserve">    p."</w:t>
+      </w:r>
+      <w:proofErr w:type="spellStart"/>
+      <w:r>
+        <w:rPr>
+          <w:rFonts w:ascii="Times New Roman" w:hAnsi="Times New Roman" w:cs="Times New Roman"/>
+        </w:rPr>
+        <w:t>product_name</w:t>
+      </w:r>
+      <w:proofErr w:type="spellEnd"/>
+      <w:r>
+        <w:rPr>
+          <w:rFonts w:ascii="Times New Roman" w:hAnsi="Times New Roman" w:cs="Times New Roman"/>
+        </w:rPr>
+        <w:t>",</w:t>
       </w:r>
     </w:p>
     <w:p>
@@ -3224,7 +4686,21 @@
         <w:rPr>
           <w:rFonts w:ascii="Times New Roman" w:hAnsi="Times New Roman" w:cs="Times New Roman"/>
         </w:rPr>
-        <w:t xml:space="preserve">    p."category",</w:t>
+        <w:t xml:space="preserve">    p."</w:t>
+      </w:r>
+      <w:proofErr w:type="spellStart"/>
+      <w:r>
+        <w:rPr>
+          <w:rFonts w:ascii="Times New Roman" w:hAnsi="Times New Roman" w:cs="Times New Roman"/>
+        </w:rPr>
+        <w:t>category</w:t>
+      </w:r>
+      <w:proofErr w:type="spellEnd"/>
+      <w:r>
+        <w:rPr>
+          <w:rFonts w:ascii="Times New Roman" w:hAnsi="Times New Roman" w:cs="Times New Roman"/>
+        </w:rPr>
+        <w:t>",</w:t>
       </w:r>
     </w:p>
     <w:p>
@@ -3238,7 +4714,21 @@
         <w:rPr>
           <w:rFonts w:ascii="Times New Roman" w:hAnsi="Times New Roman" w:cs="Times New Roman"/>
         </w:rPr>
-        <w:t xml:space="preserve">    p."brand",</w:t>
+        <w:t xml:space="preserve">    </w:t>
+      </w:r>
+      <w:proofErr w:type="spellStart"/>
+      <w:r>
+        <w:rPr>
+          <w:rFonts w:ascii="Times New Roman" w:hAnsi="Times New Roman" w:cs="Times New Roman"/>
+        </w:rPr>
+        <w:t>p."brand</w:t>
+      </w:r>
+      <w:proofErr w:type="spellEnd"/>
+      <w:r>
+        <w:rPr>
+          <w:rFonts w:ascii="Times New Roman" w:hAnsi="Times New Roman" w:cs="Times New Roman"/>
+        </w:rPr>
+        <w:t>",</w:t>
       </w:r>
     </w:p>
     <w:p>
@@ -3252,7 +4742,21 @@
         <w:rPr>
           <w:rFonts w:ascii="Times New Roman" w:hAnsi="Times New Roman" w:cs="Times New Roman"/>
         </w:rPr>
-        <w:t xml:space="preserve">    i."event_type";</w:t>
+        <w:t xml:space="preserve">    i."</w:t>
+      </w:r>
+      <w:proofErr w:type="spellStart"/>
+      <w:r>
+        <w:rPr>
+          <w:rFonts w:ascii="Times New Roman" w:hAnsi="Times New Roman" w:cs="Times New Roman"/>
+        </w:rPr>
+        <w:t>event_type</w:t>
+      </w:r>
+      <w:proofErr w:type="spellEnd"/>
+      <w:r>
+        <w:rPr>
+          <w:rFonts w:ascii="Times New Roman" w:hAnsi="Times New Roman" w:cs="Times New Roman"/>
+        </w:rPr>
+        <w:t>";</w:t>
       </w:r>
     </w:p>
     <w:p>
@@ -3285,6 +4789,14 @@
         <w:rPr>
           <w:rFonts w:ascii="Times New Roman" w:hAnsi="Times New Roman" w:cs="Times New Roman"/>
         </w:rPr>
+        <w:t xml:space="preserve"> </w:t>
+      </w:r>
+      <w:r>
+        <w:rPr>
+          <w:rFonts w:ascii="Times New Roman" w:hAnsi="Times New Roman" w:cs="Times New Roman"/>
+          <w:b/>
+          <w:bCs/>
+        </w:rPr>
         <w:t>-</w:t>
       </w:r>
       <w:r>
@@ -3293,14 +4805,58 @@
           <w:b/>
           <w:bCs/>
         </w:rPr>
-        <w:t>module</w:t>
-      </w:r>
-      <w:r>
-        <w:rPr>
-          <w:rFonts w:ascii="Times New Roman" w:hAnsi="Times New Roman" w:cs="Times New Roman"/>
-        </w:rPr>
         <w:t xml:space="preserve"> </w:t>
       </w:r>
+      <w:r>
+        <w:rPr>
+          <w:rFonts w:ascii="Times New Roman" w:hAnsi="Times New Roman" w:cs="Times New Roman"/>
+          <w:b/>
+          <w:bCs/>
+        </w:rPr>
+        <w:t xml:space="preserve">REST </w:t>
+      </w:r>
+      <w:proofErr w:type="spellStart"/>
+      <w:r>
+        <w:rPr>
+          <w:rFonts w:ascii="Times New Roman" w:hAnsi="Times New Roman" w:cs="Times New Roman"/>
+          <w:b/>
+          <w:bCs/>
+        </w:rPr>
+        <w:t>Enable</w:t>
+      </w:r>
+      <w:proofErr w:type="spellEnd"/>
+      <w:r>
+        <w:rPr>
+          <w:rFonts w:ascii="Times New Roman" w:hAnsi="Times New Roman" w:cs="Times New Roman"/>
+          <w:b/>
+          <w:bCs/>
+        </w:rPr>
+        <w:t xml:space="preserve"> </w:t>
+      </w:r>
+      <w:proofErr w:type="spellStart"/>
+      <w:r>
+        <w:rPr>
+          <w:rFonts w:ascii="Times New Roman" w:hAnsi="Times New Roman" w:cs="Times New Roman"/>
+          <w:b/>
+          <w:bCs/>
+        </w:rPr>
+        <w:t>Object</w:t>
+      </w:r>
+      <w:proofErr w:type="spellEnd"/>
+      <w:r>
+        <w:rPr>
+          <w:rFonts w:ascii="Times New Roman" w:hAnsi="Times New Roman" w:cs="Times New Roman"/>
+          <w:b/>
+          <w:bCs/>
+        </w:rPr>
+        <w:t xml:space="preserve"> </w:t>
+      </w:r>
+      <w:r>
+        <w:rPr>
+          <w:rFonts w:ascii="Times New Roman" w:hAnsi="Times New Roman" w:cs="Times New Roman"/>
+        </w:rPr>
+        <w:t xml:space="preserve"> </w:t>
+      </w:r>
     </w:p>
     <w:p>
       <w:pPr>
@@ -3397,7 +4953,21 @@
         <w:rPr>
           <w:rFonts w:ascii="Times New Roman" w:hAnsi="Times New Roman" w:cs="Times New Roman"/>
         </w:rPr>
-        <w:t xml:space="preserve">        P_OBJECT_ALIAS      =&gt; 'vw_consolidare_full_analysis',</w:t>
+        <w:t xml:space="preserve">        P_OBJECT_ALIAS      =&gt; '</w:t>
+      </w:r>
+      <w:proofErr w:type="spellStart"/>
+      <w:r>
+        <w:rPr>
+          <w:rFonts w:ascii="Times New Roman" w:hAnsi="Times New Roman" w:cs="Times New Roman"/>
+        </w:rPr>
+        <w:t>vw_consolidare_full_analysis</w:t>
+      </w:r>
+      <w:proofErr w:type="spellEnd"/>
+      <w:r>
+        <w:rPr>
+          <w:rFonts w:ascii="Times New Roman" w:hAnsi="Times New Roman" w:cs="Times New Roman"/>
+        </w:rPr>
+        <w:t>',</w:t>
       </w:r>
     </w:p>
     <w:p>
@@ -3466,7 +5036,25 @@
           <w:b/>
           <w:bCs/>
         </w:rPr>
-        <w:t>URL resursa RESTful:</w:t>
+        <w:t xml:space="preserve">URL resursa </w:t>
+      </w:r>
+      <w:proofErr w:type="spellStart"/>
+      <w:r>
+        <w:rPr>
+          <w:rFonts w:ascii="Times New Roman" w:hAnsi="Times New Roman" w:cs="Times New Roman"/>
+          <w:b/>
+          <w:bCs/>
+        </w:rPr>
+        <w:t>RESTful</w:t>
+      </w:r>
+      <w:proofErr w:type="spellEnd"/>
+      <w:r>
+        <w:rPr>
+          <w:rFonts w:ascii="Times New Roman" w:hAnsi="Times New Roman" w:cs="Times New Roman"/>
+          <w:b/>
+          <w:bCs/>
+        </w:rPr>
+        <w:t>:</w:t>
       </w:r>
       <w:r>
         <w:rPr>
@@ -3528,7 +5116,35 @@
         <w:rPr>
           <w:rFonts w:ascii="Times New Roman" w:hAnsi="Times New Roman" w:cs="Times New Roman"/>
         </w:rPr>
-        <w:t>Resursa REST expune date integrate despre utilizatori, produse și interacțiuni, incluzând segmentul, locația, tipul interacțiunii, scorul interacțiunilor, numărul de review-uri și rating-ul mediu.</w:t>
+        <w:t xml:space="preserve">Resursa REST expune date integrate despre utilizatori, produse și interacțiuni, incluzând segmentul, locația, tipul interacțiunii, scorul interacțiunilor, numărul de </w:t>
+      </w:r>
+      <w:proofErr w:type="spellStart"/>
+      <w:r>
+        <w:rPr>
+          <w:rFonts w:ascii="Times New Roman" w:hAnsi="Times New Roman" w:cs="Times New Roman"/>
+        </w:rPr>
+        <w:t>review</w:t>
+      </w:r>
+      <w:proofErr w:type="spellEnd"/>
+      <w:r>
+        <w:rPr>
+          <w:rFonts w:ascii="Times New Roman" w:hAnsi="Times New Roman" w:cs="Times New Roman"/>
+        </w:rPr>
+        <w:t>-uri și rating-</w:t>
+      </w:r>
+      <w:proofErr w:type="spellStart"/>
+      <w:r>
+        <w:rPr>
+          <w:rFonts w:ascii="Times New Roman" w:hAnsi="Times New Roman" w:cs="Times New Roman"/>
+        </w:rPr>
+        <w:t>ul</w:t>
+      </w:r>
+      <w:proofErr w:type="spellEnd"/>
+      <w:r>
+        <w:rPr>
+          <w:rFonts w:ascii="Times New Roman" w:hAnsi="Times New Roman" w:cs="Times New Roman"/>
+        </w:rPr>
+        <w:t xml:space="preserve"> mediu.</w:t>
       </w:r>
     </w:p>
     <w:p>
@@ -3614,7 +5230,25 @@
           <w:b/>
           <w:bCs/>
         </w:rPr>
-        <w:t xml:space="preserve"> JSON (printscreen):</w:t>
+        <w:t xml:space="preserve"> JSON (</w:t>
+      </w:r>
+      <w:proofErr w:type="spellStart"/>
+      <w:r>
+        <w:rPr>
+          <w:rFonts w:ascii="Times New Roman" w:hAnsi="Times New Roman" w:cs="Times New Roman"/>
+          <w:b/>
+          <w:bCs/>
+        </w:rPr>
+        <w:t>printscreen</w:t>
+      </w:r>
+      <w:proofErr w:type="spellEnd"/>
+      <w:r>
+        <w:rPr>
+          <w:rFonts w:ascii="Times New Roman" w:hAnsi="Times New Roman" w:cs="Times New Roman"/>
+          <w:b/>
+          <w:bCs/>
+        </w:rPr>
+        <w:t>):</w:t>
       </w:r>
     </w:p>
     <w:p>
@@ -3741,8 +5375,9 @@
           <w:szCs w:val="28"/>
         </w:rPr>
         <w:lastRenderedPageBreak/>
-        <w:t>SQL Developer Web</w:t>
-      </w:r>
+        <w:t xml:space="preserve">SQL </w:t>
+      </w:r>
+      <w:proofErr w:type="spellStart"/>
       <w:r>
         <w:rPr>
           <w:rFonts w:ascii="Times New Roman" w:hAnsi="Times New Roman" w:cs="Times New Roman"/>
@@ -3751,8 +5386,63 @@
           <w:sz w:val="28"/>
           <w:szCs w:val="28"/>
         </w:rPr>
-        <w:t>: dashboard &amp;chart</w:t>
-      </w:r>
+        <w:t>Developer</w:t>
+      </w:r>
+      <w:proofErr w:type="spellEnd"/>
+      <w:r>
+        <w:rPr>
+          <w:rFonts w:ascii="Times New Roman" w:hAnsi="Times New Roman" w:cs="Times New Roman"/>
+          <w:b/>
+          <w:bCs/>
+          <w:sz w:val="28"/>
+          <w:szCs w:val="28"/>
+        </w:rPr>
+        <w:t xml:space="preserve"> Web</w:t>
+      </w:r>
+      <w:r>
+        <w:rPr>
+          <w:rFonts w:ascii="Times New Roman" w:hAnsi="Times New Roman" w:cs="Times New Roman"/>
+          <w:b/>
+          <w:bCs/>
+          <w:sz w:val="28"/>
+          <w:szCs w:val="28"/>
+        </w:rPr>
+        <w:t xml:space="preserve">: </w:t>
+      </w:r>
+      <w:proofErr w:type="spellStart"/>
+      <w:r>
+        <w:rPr>
+          <w:rFonts w:ascii="Times New Roman" w:hAnsi="Times New Roman" w:cs="Times New Roman"/>
+          <w:b/>
+          <w:bCs/>
+          <w:sz w:val="28"/>
+          <w:szCs w:val="28"/>
+        </w:rPr>
+        <w:t>dashboard</w:t>
+      </w:r>
+      <w:proofErr w:type="spellEnd"/>
+      <w:r>
+        <w:rPr>
+          <w:rFonts w:ascii="Times New Roman" w:hAnsi="Times New Roman" w:cs="Times New Roman"/>
+          <w:b/>
+          <w:bCs/>
+          <w:sz w:val="28"/>
+          <w:szCs w:val="28"/>
+        </w:rPr>
+        <w:t xml:space="preserve"> &amp;</w:t>
+      </w:r>
+      <w:proofErr w:type="spellStart"/>
+      <w:r>
+        <w:rPr>
+          <w:rFonts w:ascii="Times New Roman" w:hAnsi="Times New Roman" w:cs="Times New Roman"/>
+          <w:b/>
+          <w:bCs/>
+          <w:sz w:val="28"/>
+          <w:szCs w:val="28"/>
+        </w:rPr>
+        <w:t>chart</w:t>
+      </w:r>
+      <w:proofErr w:type="spellEnd"/>
     </w:p>
     <w:p>
       <w:pPr>
@@ -3765,6 +5455,7 @@
           <w:szCs w:val="24"/>
         </w:rPr>
       </w:pPr>
+      <w:proofErr w:type="spellStart"/>
       <w:r>
         <w:rPr>
           <w:rFonts w:ascii="Times New Roman" w:hAnsi="Times New Roman" w:cs="Times New Roman"/>
@@ -3773,7 +5464,18 @@
           <w:sz w:val="24"/>
           <w:szCs w:val="24"/>
         </w:rPr>
-        <w:t>Dashboard ECOMMERCE</w:t>
+        <w:t>Dashboard</w:t>
+      </w:r>
+      <w:proofErr w:type="spellEnd"/>
+      <w:r>
+        <w:rPr>
+          <w:rFonts w:ascii="Times New Roman" w:hAnsi="Times New Roman" w:cs="Times New Roman"/>
+          <w:b/>
+          <w:bCs/>
+          <w:sz w:val="24"/>
+          <w:szCs w:val="24"/>
+        </w:rPr>
+        <w:t xml:space="preserve"> ECOMMERCE</w:t>
       </w:r>
     </w:p>
     <w:p>
@@ -3806,19 +5508,61 @@
         <w:rPr>
           <w:rFonts w:ascii="Times New Roman" w:hAnsi="Times New Roman" w:cs="Times New Roman"/>
         </w:rPr>
-        <w:t xml:space="preserve">Pagina reprezintă un dashboard analitic realizat în </w:t>
-      </w:r>
-      <w:r>
-        <w:rPr>
-          <w:rFonts w:ascii="Times New Roman" w:hAnsi="Times New Roman" w:cs="Times New Roman"/>
-        </w:rPr>
-        <w:t>SQL Developer Web</w:t>
-      </w:r>
-      <w:r>
-        <w:rPr>
-          <w:rFonts w:ascii="Times New Roman" w:hAnsi="Times New Roman" w:cs="Times New Roman"/>
-        </w:rPr>
-        <w:t>, care permite vizualizarea datelor din view-uri de consolidare și OLAP prin grafice interactive.</w:t>
+        <w:t xml:space="preserve">Pagina reprezintă un </w:t>
+      </w:r>
+      <w:proofErr w:type="spellStart"/>
+      <w:r>
+        <w:rPr>
+          <w:rFonts w:ascii="Times New Roman" w:hAnsi="Times New Roman" w:cs="Times New Roman"/>
+        </w:rPr>
+        <w:t>dashboard</w:t>
+      </w:r>
+      <w:proofErr w:type="spellEnd"/>
+      <w:r>
+        <w:rPr>
+          <w:rFonts w:ascii="Times New Roman" w:hAnsi="Times New Roman" w:cs="Times New Roman"/>
+        </w:rPr>
+        <w:t xml:space="preserve"> analitic realizat în </w:t>
+      </w:r>
+      <w:r>
+        <w:rPr>
+          <w:rFonts w:ascii="Times New Roman" w:hAnsi="Times New Roman" w:cs="Times New Roman"/>
+        </w:rPr>
+        <w:t xml:space="preserve">SQL </w:t>
+      </w:r>
+      <w:proofErr w:type="spellStart"/>
+      <w:r>
+        <w:rPr>
+          <w:rFonts w:ascii="Times New Roman" w:hAnsi="Times New Roman" w:cs="Times New Roman"/>
+        </w:rPr>
+        <w:t>Developer</w:t>
+      </w:r>
+      <w:proofErr w:type="spellEnd"/>
+      <w:r>
+        <w:rPr>
+          <w:rFonts w:ascii="Times New Roman" w:hAnsi="Times New Roman" w:cs="Times New Roman"/>
+        </w:rPr>
+        <w:t xml:space="preserve"> Web</w:t>
+      </w:r>
+      <w:r>
+        <w:rPr>
+          <w:rFonts w:ascii="Times New Roman" w:hAnsi="Times New Roman" w:cs="Times New Roman"/>
+        </w:rPr>
+        <w:t xml:space="preserve">, care permite vizualizarea datelor din </w:t>
+      </w:r>
+      <w:proofErr w:type="spellStart"/>
+      <w:r>
+        <w:rPr>
+          <w:rFonts w:ascii="Times New Roman" w:hAnsi="Times New Roman" w:cs="Times New Roman"/>
+        </w:rPr>
+        <w:t>view</w:t>
+      </w:r>
+      <w:proofErr w:type="spellEnd"/>
+      <w:r>
+        <w:rPr>
+          <w:rFonts w:ascii="Times New Roman" w:hAnsi="Times New Roman" w:cs="Times New Roman"/>
+        </w:rPr>
+        <w:t>-uri de consolidare și OLAP prin grafice interactive.</w:t>
       </w:r>
     </w:p>
     <w:p>
@@ -3847,11 +5591,33 @@
           <w:rFonts w:ascii="Times New Roman" w:hAnsi="Times New Roman" w:cs="Times New Roman"/>
         </w:rPr>
       </w:pPr>
-      <w:r>
-        <w:rPr>
-          <w:rFonts w:ascii="Times New Roman" w:hAnsi="Times New Roman" w:cs="Times New Roman"/>
-        </w:rPr>
-        <w:t>Dashboard (conține mai multe regiuni de tip Chart)</w:t>
+      <w:proofErr w:type="spellStart"/>
+      <w:r>
+        <w:rPr>
+          <w:rFonts w:ascii="Times New Roman" w:hAnsi="Times New Roman" w:cs="Times New Roman"/>
+        </w:rPr>
+        <w:t>Dashboard</w:t>
+      </w:r>
+      <w:proofErr w:type="spellEnd"/>
+      <w:r>
+        <w:rPr>
+          <w:rFonts w:ascii="Times New Roman" w:hAnsi="Times New Roman" w:cs="Times New Roman"/>
+        </w:rPr>
+        <w:t xml:space="preserve"> (conține mai multe regiuni de tip </w:t>
+      </w:r>
+      <w:proofErr w:type="spellStart"/>
+      <w:r>
+        <w:rPr>
+          <w:rFonts w:ascii="Times New Roman" w:hAnsi="Times New Roman" w:cs="Times New Roman"/>
+        </w:rPr>
+        <w:t>Chart</w:t>
+      </w:r>
+      <w:proofErr w:type="spellEnd"/>
+      <w:r>
+        <w:rPr>
+          <w:rFonts w:ascii="Times New Roman" w:hAnsi="Times New Roman" w:cs="Times New Roman"/>
+        </w:rPr>
+        <w:t>)</w:t>
       </w:r>
     </w:p>
     <w:p>
@@ -3958,7 +5724,47 @@
           <w:szCs w:val="20"/>
           <w:lang w:eastAsia="ro-RO"/>
         </w:rPr>
-        <w:t xml:space="preserve">        p_module_name =&gt; 'com.oracle.dbtools.dashboard.ECOMMERCE',</w:t>
+        <w:t xml:space="preserve">        </w:t>
+      </w:r>
+      <w:proofErr w:type="spellStart"/>
+      <w:r>
+        <w:rPr>
+          <w:rFonts w:ascii="Times New Roman" w:eastAsia="Times New Roman" w:hAnsi="Times New Roman" w:cs="Times New Roman"/>
+          <w:sz w:val="20"/>
+          <w:szCs w:val="20"/>
+          <w:lang w:eastAsia="ro-RO"/>
+        </w:rPr>
+        <w:t>p_module_name</w:t>
+      </w:r>
+      <w:proofErr w:type="spellEnd"/>
+      <w:r>
+        <w:rPr>
+          <w:rFonts w:ascii="Times New Roman" w:eastAsia="Times New Roman" w:hAnsi="Times New Roman" w:cs="Times New Roman"/>
+          <w:sz w:val="20"/>
+          <w:szCs w:val="20"/>
+          <w:lang w:eastAsia="ro-RO"/>
+        </w:rPr>
+        <w:t xml:space="preserve"> =&gt; '</w:t>
+      </w:r>
+      <w:proofErr w:type="spellStart"/>
+      <w:r>
+        <w:rPr>
+          <w:rFonts w:ascii="Times New Roman" w:eastAsia="Times New Roman" w:hAnsi="Times New Roman" w:cs="Times New Roman"/>
+          <w:sz w:val="20"/>
+          <w:szCs w:val="20"/>
+          <w:lang w:eastAsia="ro-RO"/>
+        </w:rPr>
+        <w:t>com.oracle.dbtools.dashboard.ECOMMERCE</w:t>
+      </w:r>
+      <w:proofErr w:type="spellEnd"/>
+      <w:r>
+        <w:rPr>
+          <w:rFonts w:ascii="Times New Roman" w:eastAsia="Times New Roman" w:hAnsi="Times New Roman" w:cs="Times New Roman"/>
+          <w:sz w:val="20"/>
+          <w:szCs w:val="20"/>
+          <w:lang w:eastAsia="ro-RO"/>
+        </w:rPr>
+        <w:t>',</w:t>
       </w:r>
     </w:p>
     <w:p>
@@ -3979,7 +5785,67 @@
           <w:szCs w:val="20"/>
           <w:lang w:eastAsia="ro-RO"/>
         </w:rPr>
-        <w:t xml:space="preserve">        p_base_path =&gt; '/sdw/dashboards/ECOMMERCE/',</w:t>
+        <w:t xml:space="preserve">        </w:t>
+      </w:r>
+      <w:proofErr w:type="spellStart"/>
+      <w:r>
+        <w:rPr>
+          <w:rFonts w:ascii="Times New Roman" w:eastAsia="Times New Roman" w:hAnsi="Times New Roman" w:cs="Times New Roman"/>
+          <w:sz w:val="20"/>
+          <w:szCs w:val="20"/>
+          <w:lang w:eastAsia="ro-RO"/>
+        </w:rPr>
+        <w:t>p_base_path</w:t>
+      </w:r>
+      <w:proofErr w:type="spellEnd"/>
+      <w:r>
+        <w:rPr>
+          <w:rFonts w:ascii="Times New Roman" w:eastAsia="Times New Roman" w:hAnsi="Times New Roman" w:cs="Times New Roman"/>
+          <w:sz w:val="20"/>
+          <w:szCs w:val="20"/>
+          <w:lang w:eastAsia="ro-RO"/>
+        </w:rPr>
+        <w:t xml:space="preserve"> =&gt; '/</w:t>
+      </w:r>
+      <w:proofErr w:type="spellStart"/>
+      <w:r>
+        <w:rPr>
+          <w:rFonts w:ascii="Times New Roman" w:eastAsia="Times New Roman" w:hAnsi="Times New Roman" w:cs="Times New Roman"/>
+          <w:sz w:val="20"/>
+          <w:szCs w:val="20"/>
+          <w:lang w:eastAsia="ro-RO"/>
+        </w:rPr>
+        <w:t>sdw</w:t>
+      </w:r>
+      <w:proofErr w:type="spellEnd"/>
+      <w:r>
+        <w:rPr>
+          <w:rFonts w:ascii="Times New Roman" w:eastAsia="Times New Roman" w:hAnsi="Times New Roman" w:cs="Times New Roman"/>
+          <w:sz w:val="20"/>
+          <w:szCs w:val="20"/>
+          <w:lang w:eastAsia="ro-RO"/>
+        </w:rPr>
+        <w:t>/</w:t>
+      </w:r>
+      <w:proofErr w:type="spellStart"/>
+      <w:r>
+        <w:rPr>
+          <w:rFonts w:ascii="Times New Roman" w:eastAsia="Times New Roman" w:hAnsi="Times New Roman" w:cs="Times New Roman"/>
+          <w:sz w:val="20"/>
+          <w:szCs w:val="20"/>
+          <w:lang w:eastAsia="ro-RO"/>
+        </w:rPr>
+        <w:t>dashboards</w:t>
+      </w:r>
+      <w:proofErr w:type="spellEnd"/>
+      <w:r>
+        <w:rPr>
+          <w:rFonts w:ascii="Times New Roman" w:eastAsia="Times New Roman" w:hAnsi="Times New Roman" w:cs="Times New Roman"/>
+          <w:sz w:val="20"/>
+          <w:szCs w:val="20"/>
+          <w:lang w:eastAsia="ro-RO"/>
+        </w:rPr>
+        <w:t>/ECOMMERCE/',</w:t>
       </w:r>
     </w:p>
     <w:p>
@@ -4000,7 +5866,27 @@
           <w:szCs w:val="20"/>
           <w:lang w:eastAsia="ro-RO"/>
         </w:rPr>
-        <w:t xml:space="preserve">        p_items_per_page=&gt; 0,</w:t>
+        <w:t xml:space="preserve">        </w:t>
+      </w:r>
+      <w:proofErr w:type="spellStart"/>
+      <w:r>
+        <w:rPr>
+          <w:rFonts w:ascii="Times New Roman" w:eastAsia="Times New Roman" w:hAnsi="Times New Roman" w:cs="Times New Roman"/>
+          <w:sz w:val="20"/>
+          <w:szCs w:val="20"/>
+          <w:lang w:eastAsia="ro-RO"/>
+        </w:rPr>
+        <w:t>p_items_per_page</w:t>
+      </w:r>
+      <w:proofErr w:type="spellEnd"/>
+      <w:r>
+        <w:rPr>
+          <w:rFonts w:ascii="Times New Roman" w:eastAsia="Times New Roman" w:hAnsi="Times New Roman" w:cs="Times New Roman"/>
+          <w:sz w:val="20"/>
+          <w:szCs w:val="20"/>
+          <w:lang w:eastAsia="ro-RO"/>
+        </w:rPr>
+        <w:t>=&gt; 0,</w:t>
       </w:r>
     </w:p>
     <w:p>
@@ -4021,7 +5907,27 @@
           <w:szCs w:val="20"/>
           <w:lang w:eastAsia="ro-RO"/>
         </w:rPr>
-        <w:t xml:space="preserve">        p_status =&gt; 'PUBLISHED',</w:t>
+        <w:t xml:space="preserve">        </w:t>
+      </w:r>
+      <w:proofErr w:type="spellStart"/>
+      <w:r>
+        <w:rPr>
+          <w:rFonts w:ascii="Times New Roman" w:eastAsia="Times New Roman" w:hAnsi="Times New Roman" w:cs="Times New Roman"/>
+          <w:sz w:val="20"/>
+          <w:szCs w:val="20"/>
+          <w:lang w:eastAsia="ro-RO"/>
+        </w:rPr>
+        <w:t>p_status</w:t>
+      </w:r>
+      <w:proofErr w:type="spellEnd"/>
+      <w:r>
+        <w:rPr>
+          <w:rFonts w:ascii="Times New Roman" w:eastAsia="Times New Roman" w:hAnsi="Times New Roman" w:cs="Times New Roman"/>
+          <w:sz w:val="20"/>
+          <w:szCs w:val="20"/>
+          <w:lang w:eastAsia="ro-RO"/>
+        </w:rPr>
+        <w:t xml:space="preserve"> =&gt; 'PUBLISHED',</w:t>
       </w:r>
     </w:p>
     <w:p>
@@ -4042,7 +5948,27 @@
           <w:szCs w:val="20"/>
           <w:lang w:eastAsia="ro-RO"/>
         </w:rPr>
-        <w:t xml:space="preserve">        p_comments=&gt; 'ECOMMERCE'</w:t>
+        <w:t xml:space="preserve">        </w:t>
+      </w:r>
+      <w:proofErr w:type="spellStart"/>
+      <w:r>
+        <w:rPr>
+          <w:rFonts w:ascii="Times New Roman" w:eastAsia="Times New Roman" w:hAnsi="Times New Roman" w:cs="Times New Roman"/>
+          <w:sz w:val="20"/>
+          <w:szCs w:val="20"/>
+          <w:lang w:eastAsia="ro-RO"/>
+        </w:rPr>
+        <w:t>p_comments</w:t>
+      </w:r>
+      <w:proofErr w:type="spellEnd"/>
+      <w:r>
+        <w:rPr>
+          <w:rFonts w:ascii="Times New Roman" w:eastAsia="Times New Roman" w:hAnsi="Times New Roman" w:cs="Times New Roman"/>
+          <w:sz w:val="20"/>
+          <w:szCs w:val="20"/>
+          <w:lang w:eastAsia="ro-RO"/>
+        </w:rPr>
+        <w:t>=&gt; 'ECOMMERCE'</w:t>
       </w:r>
     </w:p>
     <w:p>
@@ -4252,8 +6178,45 @@
           <w:lang w:eastAsia="ro-RO"/>
         </w:rPr>
         <w:lastRenderedPageBreak/>
-        <w:t>Regiunea_1: Chart vw_consolidare_product_reviews</w:t>
-      </w:r>
+        <w:t xml:space="preserve">Regiunea_1: </w:t>
+      </w:r>
+      <w:proofErr w:type="spellStart"/>
+      <w:r>
+        <w:rPr>
+          <w:rFonts w:ascii="Times New Roman" w:eastAsia="Times New Roman" w:hAnsi="Times New Roman" w:cs="Times New Roman"/>
+          <w:b/>
+          <w:bCs/>
+          <w:sz w:val="28"/>
+          <w:szCs w:val="28"/>
+          <w:lang w:eastAsia="ro-RO"/>
+        </w:rPr>
+        <w:t>Chart</w:t>
+      </w:r>
+      <w:proofErr w:type="spellEnd"/>
+      <w:r>
+        <w:rPr>
+          <w:rFonts w:ascii="Times New Roman" w:eastAsia="Times New Roman" w:hAnsi="Times New Roman" w:cs="Times New Roman"/>
+          <w:b/>
+          <w:bCs/>
+          <w:sz w:val="28"/>
+          <w:szCs w:val="28"/>
+          <w:lang w:eastAsia="ro-RO"/>
+        </w:rPr>
+        <w:t xml:space="preserve"> </w:t>
+      </w:r>
+      <w:proofErr w:type="spellStart"/>
+      <w:r>
+        <w:rPr>
+          <w:rFonts w:ascii="Times New Roman" w:eastAsia="Times New Roman" w:hAnsi="Times New Roman" w:cs="Times New Roman"/>
+          <w:b/>
+          <w:bCs/>
+          <w:sz w:val="28"/>
+          <w:szCs w:val="28"/>
+          <w:lang w:eastAsia="ro-RO"/>
+        </w:rPr>
+        <w:t>vw_consolidare_product_reviews</w:t>
+      </w:r>
+      <w:proofErr w:type="spellEnd"/>
     </w:p>
     <w:p>
       <w:pPr>
@@ -4279,7 +6242,31 @@
           <w:szCs w:val="24"/>
           <w:lang w:eastAsia="ro-RO"/>
         </w:rPr>
-        <w:t>Tabela/view țintă:</w:t>
+        <w:t>Tabela/</w:t>
+      </w:r>
+      <w:proofErr w:type="spellStart"/>
+      <w:r>
+        <w:rPr>
+          <w:rFonts w:ascii="Times New Roman" w:eastAsia="Times New Roman" w:hAnsi="Times New Roman" w:cs="Times New Roman"/>
+          <w:b/>
+          <w:bCs/>
+          <w:sz w:val="24"/>
+          <w:szCs w:val="24"/>
+          <w:lang w:eastAsia="ro-RO"/>
+        </w:rPr>
+        <w:t>view</w:t>
+      </w:r>
+      <w:proofErr w:type="spellEnd"/>
+      <w:r>
+        <w:rPr>
+          <w:rFonts w:ascii="Times New Roman" w:eastAsia="Times New Roman" w:hAnsi="Times New Roman" w:cs="Times New Roman"/>
+          <w:b/>
+          <w:bCs/>
+          <w:sz w:val="24"/>
+          <w:szCs w:val="24"/>
+          <w:lang w:eastAsia="ro-RO"/>
+        </w:rPr>
+        <w:t xml:space="preserve"> țintă:</w:t>
       </w:r>
       <w:r>
         <w:rPr>
@@ -4289,8 +6276,18 @@
           <w:lang w:eastAsia="ro-RO"/>
         </w:rPr>
         <w:br/>
+      </w:r>
+      <w:proofErr w:type="spellStart"/>
+      <w:r>
+        <w:rPr>
+          <w:rFonts w:ascii="Times New Roman" w:eastAsia="Times New Roman" w:hAnsi="Times New Roman" w:cs="Times New Roman"/>
+          <w:sz w:val="24"/>
+          <w:szCs w:val="24"/>
+          <w:lang w:eastAsia="ro-RO"/>
+        </w:rPr>
         <w:t>vw_consolidare_product_reviews</w:t>
       </w:r>
+      <w:proofErr w:type="spellEnd"/>
     </w:p>
     <w:p>
       <w:pPr>
@@ -4326,7 +6323,66 @@
           <w:lang w:eastAsia="ro-RO"/>
         </w:rPr>
         <w:br/>
-        <w:t>Chart (Pie Chart)</w:t>
+      </w:r>
+      <w:proofErr w:type="spellStart"/>
+      <w:r>
+        <w:rPr>
+          <w:rFonts w:ascii="Times New Roman" w:eastAsia="Times New Roman" w:hAnsi="Times New Roman" w:cs="Times New Roman"/>
+          <w:sz w:val="24"/>
+          <w:szCs w:val="24"/>
+          <w:lang w:eastAsia="ro-RO"/>
+        </w:rPr>
+        <w:t>Chart</w:t>
+      </w:r>
+      <w:proofErr w:type="spellEnd"/>
+      <w:r>
+        <w:rPr>
+          <w:rFonts w:ascii="Times New Roman" w:eastAsia="Times New Roman" w:hAnsi="Times New Roman" w:cs="Times New Roman"/>
+          <w:sz w:val="24"/>
+          <w:szCs w:val="24"/>
+          <w:lang w:eastAsia="ro-RO"/>
+        </w:rPr>
+        <w:t xml:space="preserve"> (</w:t>
+      </w:r>
+      <w:proofErr w:type="spellStart"/>
+      <w:r>
+        <w:rPr>
+          <w:rFonts w:ascii="Times New Roman" w:eastAsia="Times New Roman" w:hAnsi="Times New Roman" w:cs="Times New Roman"/>
+          <w:sz w:val="24"/>
+          <w:szCs w:val="24"/>
+          <w:lang w:eastAsia="ro-RO"/>
+        </w:rPr>
+        <w:t>Pie</w:t>
+      </w:r>
+      <w:proofErr w:type="spellEnd"/>
+      <w:r>
+        <w:rPr>
+          <w:rFonts w:ascii="Times New Roman" w:eastAsia="Times New Roman" w:hAnsi="Times New Roman" w:cs="Times New Roman"/>
+          <w:sz w:val="24"/>
+          <w:szCs w:val="24"/>
+          <w:lang w:eastAsia="ro-RO"/>
+        </w:rPr>
+        <w:t xml:space="preserve"> </w:t>
+      </w:r>
+      <w:proofErr w:type="spellStart"/>
+      <w:r>
+        <w:rPr>
+          <w:rFonts w:ascii="Times New Roman" w:eastAsia="Times New Roman" w:hAnsi="Times New Roman" w:cs="Times New Roman"/>
+          <w:sz w:val="24"/>
+          <w:szCs w:val="24"/>
+          <w:lang w:eastAsia="ro-RO"/>
+        </w:rPr>
+        <w:t>Chart</w:t>
+      </w:r>
+      <w:proofErr w:type="spellEnd"/>
+      <w:r>
+        <w:rPr>
+          <w:rFonts w:ascii="Times New Roman" w:eastAsia="Times New Roman" w:hAnsi="Times New Roman" w:cs="Times New Roman"/>
+          <w:sz w:val="24"/>
+          <w:szCs w:val="24"/>
+          <w:lang w:eastAsia="ro-RO"/>
+        </w:rPr>
+        <w:t>)</w:t>
       </w:r>
     </w:p>
     <w:p>
@@ -4457,8 +6513,9 @@
           <w:szCs w:val="20"/>
           <w:lang w:eastAsia="ro-RO"/>
         </w:rPr>
-        <w:t>SELECT product_name, SUM(scor_interactiuni)</w:t>
-      </w:r>
+        <w:t xml:space="preserve">SELECT </w:t>
+      </w:r>
+      <w:proofErr w:type="spellStart"/>
       <w:r>
         <w:rPr>
           <w:rFonts w:ascii="Times New Roman" w:eastAsia="Times New Roman" w:hAnsi="Times New Roman" w:cs="Times New Roman"/>
@@ -4466,9 +6523,9 @@
           <w:szCs w:val="20"/>
           <w:lang w:eastAsia="ro-RO"/>
         </w:rPr>
-        <w:br/>
-        <w:t>FROM vw_consolidare_product_reviews</w:t>
-      </w:r>
+        <w:t>product_name</w:t>
+      </w:r>
+      <w:proofErr w:type="spellEnd"/>
       <w:r>
         <w:rPr>
           <w:rFonts w:ascii="Times New Roman" w:eastAsia="Times New Roman" w:hAnsi="Times New Roman" w:cs="Times New Roman"/>
@@ -4476,8 +6533,78 @@
           <w:szCs w:val="20"/>
           <w:lang w:eastAsia="ro-RO"/>
         </w:rPr>
-        <w:br/>
-        <w:t>GROUP BY product_name;</w:t>
+        <w:t>, SUM(</w:t>
+      </w:r>
+      <w:proofErr w:type="spellStart"/>
+      <w:r>
+        <w:rPr>
+          <w:rFonts w:ascii="Times New Roman" w:eastAsia="Times New Roman" w:hAnsi="Times New Roman" w:cs="Times New Roman"/>
+          <w:sz w:val="20"/>
+          <w:szCs w:val="20"/>
+          <w:lang w:eastAsia="ro-RO"/>
+        </w:rPr>
+        <w:t>scor_interactiuni</w:t>
+      </w:r>
+      <w:proofErr w:type="spellEnd"/>
+      <w:r>
+        <w:rPr>
+          <w:rFonts w:ascii="Times New Roman" w:eastAsia="Times New Roman" w:hAnsi="Times New Roman" w:cs="Times New Roman"/>
+          <w:sz w:val="20"/>
+          <w:szCs w:val="20"/>
+          <w:lang w:eastAsia="ro-RO"/>
+        </w:rPr>
+        <w:t>)</w:t>
+      </w:r>
+      <w:r>
+        <w:rPr>
+          <w:rFonts w:ascii="Times New Roman" w:eastAsia="Times New Roman" w:hAnsi="Times New Roman" w:cs="Times New Roman"/>
+          <w:sz w:val="20"/>
+          <w:szCs w:val="20"/>
+          <w:lang w:eastAsia="ro-RO"/>
+        </w:rPr>
+        <w:br/>
+        <w:t xml:space="preserve">FROM </w:t>
+      </w:r>
+      <w:proofErr w:type="spellStart"/>
+      <w:r>
+        <w:rPr>
+          <w:rFonts w:ascii="Times New Roman" w:eastAsia="Times New Roman" w:hAnsi="Times New Roman" w:cs="Times New Roman"/>
+          <w:sz w:val="20"/>
+          <w:szCs w:val="20"/>
+          <w:lang w:eastAsia="ro-RO"/>
+        </w:rPr>
+        <w:t>vw_consolidare_product_reviews</w:t>
+      </w:r>
+      <w:proofErr w:type="spellEnd"/>
+      <w:r>
+        <w:rPr>
+          <w:rFonts w:ascii="Times New Roman" w:eastAsia="Times New Roman" w:hAnsi="Times New Roman" w:cs="Times New Roman"/>
+          <w:sz w:val="20"/>
+          <w:szCs w:val="20"/>
+          <w:lang w:eastAsia="ro-RO"/>
+        </w:rPr>
+        <w:br/>
+        <w:t xml:space="preserve">GROUP BY </w:t>
+      </w:r>
+      <w:proofErr w:type="spellStart"/>
+      <w:r>
+        <w:rPr>
+          <w:rFonts w:ascii="Times New Roman" w:eastAsia="Times New Roman" w:hAnsi="Times New Roman" w:cs="Times New Roman"/>
+          <w:sz w:val="20"/>
+          <w:szCs w:val="20"/>
+          <w:lang w:eastAsia="ro-RO"/>
+        </w:rPr>
+        <w:t>product_name</w:t>
+      </w:r>
+      <w:proofErr w:type="spellEnd"/>
+      <w:r>
+        <w:rPr>
+          <w:rFonts w:ascii="Times New Roman" w:eastAsia="Times New Roman" w:hAnsi="Times New Roman" w:cs="Times New Roman"/>
+          <w:sz w:val="20"/>
+          <w:szCs w:val="20"/>
+          <w:lang w:eastAsia="ro-RO"/>
+        </w:rPr>
+        <w:t>;</w:t>
       </w:r>
     </w:p>
     <w:p>
@@ -4564,7 +6691,35 @@
         <w:rPr>
           <w:rFonts w:ascii="Times New Roman" w:hAnsi="Times New Roman" w:cs="Times New Roman"/>
         </w:rPr>
-        <w:t xml:space="preserve">        p_module_name =&gt; 'com.oracle.dbtools.chart.vw_consolidare_product_reviews',</w:t>
+        <w:t xml:space="preserve">        </w:t>
+      </w:r>
+      <w:proofErr w:type="spellStart"/>
+      <w:r>
+        <w:rPr>
+          <w:rFonts w:ascii="Times New Roman" w:hAnsi="Times New Roman" w:cs="Times New Roman"/>
+        </w:rPr>
+        <w:t>p_module_name</w:t>
+      </w:r>
+      <w:proofErr w:type="spellEnd"/>
+      <w:r>
+        <w:rPr>
+          <w:rFonts w:ascii="Times New Roman" w:hAnsi="Times New Roman" w:cs="Times New Roman"/>
+        </w:rPr>
+        <w:t xml:space="preserve"> =&gt; '</w:t>
+      </w:r>
+      <w:proofErr w:type="spellStart"/>
+      <w:r>
+        <w:rPr>
+          <w:rFonts w:ascii="Times New Roman" w:hAnsi="Times New Roman" w:cs="Times New Roman"/>
+        </w:rPr>
+        <w:t>com.oracle.dbtools.chart.vw_consolidare_product_reviews</w:t>
+      </w:r>
+      <w:proofErr w:type="spellEnd"/>
+      <w:r>
+        <w:rPr>
+          <w:rFonts w:ascii="Times New Roman" w:hAnsi="Times New Roman" w:cs="Times New Roman"/>
+        </w:rPr>
+        <w:t>',</w:t>
       </w:r>
     </w:p>
     <w:p>
@@ -4579,7 +6734,63 @@
         <w:rPr>
           <w:rFonts w:ascii="Times New Roman" w:hAnsi="Times New Roman" w:cs="Times New Roman"/>
         </w:rPr>
-        <w:t xml:space="preserve">        p_base_path =&gt; '/sdw/charts/vw_consolidare_product_reviews/',</w:t>
+        <w:t xml:space="preserve">        </w:t>
+      </w:r>
+      <w:proofErr w:type="spellStart"/>
+      <w:r>
+        <w:rPr>
+          <w:rFonts w:ascii="Times New Roman" w:hAnsi="Times New Roman" w:cs="Times New Roman"/>
+        </w:rPr>
+        <w:t>p_base_path</w:t>
+      </w:r>
+      <w:proofErr w:type="spellEnd"/>
+      <w:r>
+        <w:rPr>
+          <w:rFonts w:ascii="Times New Roman" w:hAnsi="Times New Roman" w:cs="Times New Roman"/>
+        </w:rPr>
+        <w:t xml:space="preserve"> =&gt; '/</w:t>
+      </w:r>
+      <w:proofErr w:type="spellStart"/>
+      <w:r>
+        <w:rPr>
+          <w:rFonts w:ascii="Times New Roman" w:hAnsi="Times New Roman" w:cs="Times New Roman"/>
+        </w:rPr>
+        <w:t>sdw</w:t>
+      </w:r>
+      <w:proofErr w:type="spellEnd"/>
+      <w:r>
+        <w:rPr>
+          <w:rFonts w:ascii="Times New Roman" w:hAnsi="Times New Roman" w:cs="Times New Roman"/>
+        </w:rPr>
+        <w:t>/</w:t>
+      </w:r>
+      <w:proofErr w:type="spellStart"/>
+      <w:r>
+        <w:rPr>
+          <w:rFonts w:ascii="Times New Roman" w:hAnsi="Times New Roman" w:cs="Times New Roman"/>
+        </w:rPr>
+        <w:t>charts</w:t>
+      </w:r>
+      <w:proofErr w:type="spellEnd"/>
+      <w:r>
+        <w:rPr>
+          <w:rFonts w:ascii="Times New Roman" w:hAnsi="Times New Roman" w:cs="Times New Roman"/>
+        </w:rPr>
+        <w:t>/</w:t>
+      </w:r>
+      <w:proofErr w:type="spellStart"/>
+      <w:r>
+        <w:rPr>
+          <w:rFonts w:ascii="Times New Roman" w:hAnsi="Times New Roman" w:cs="Times New Roman"/>
+        </w:rPr>
+        <w:t>vw_consolidare_product_reviews</w:t>
+      </w:r>
+      <w:proofErr w:type="spellEnd"/>
+      <w:r>
+        <w:rPr>
+          <w:rFonts w:ascii="Times New Roman" w:hAnsi="Times New Roman" w:cs="Times New Roman"/>
+        </w:rPr>
+        <w:t>/',</w:t>
       </w:r>
     </w:p>
     <w:p>
@@ -4594,7 +6805,21 @@
         <w:rPr>
           <w:rFonts w:ascii="Times New Roman" w:hAnsi="Times New Roman" w:cs="Times New Roman"/>
         </w:rPr>
-        <w:t xml:space="preserve">        p_items_per_page=&gt; 0,</w:t>
+        <w:t xml:space="preserve">        </w:t>
+      </w:r>
+      <w:proofErr w:type="spellStart"/>
+      <w:r>
+        <w:rPr>
+          <w:rFonts w:ascii="Times New Roman" w:hAnsi="Times New Roman" w:cs="Times New Roman"/>
+        </w:rPr>
+        <w:t>p_items_per_page</w:t>
+      </w:r>
+      <w:proofErr w:type="spellEnd"/>
+      <w:r>
+        <w:rPr>
+          <w:rFonts w:ascii="Times New Roman" w:hAnsi="Times New Roman" w:cs="Times New Roman"/>
+        </w:rPr>
+        <w:t>=&gt; 0,</w:t>
       </w:r>
     </w:p>
     <w:p>
@@ -4609,7 +6834,21 @@
         <w:rPr>
           <w:rFonts w:ascii="Times New Roman" w:hAnsi="Times New Roman" w:cs="Times New Roman"/>
         </w:rPr>
-        <w:t xml:space="preserve">        p_status =&gt; 'PUBLISHED',</w:t>
+        <w:t xml:space="preserve">        </w:t>
+      </w:r>
+      <w:proofErr w:type="spellStart"/>
+      <w:r>
+        <w:rPr>
+          <w:rFonts w:ascii="Times New Roman" w:hAnsi="Times New Roman" w:cs="Times New Roman"/>
+        </w:rPr>
+        <w:t>p_status</w:t>
+      </w:r>
+      <w:proofErr w:type="spellEnd"/>
+      <w:r>
+        <w:rPr>
+          <w:rFonts w:ascii="Times New Roman" w:hAnsi="Times New Roman" w:cs="Times New Roman"/>
+        </w:rPr>
+        <w:t xml:space="preserve"> =&gt; 'PUBLISHED',</w:t>
       </w:r>
     </w:p>
     <w:p>
@@ -4624,7 +6863,35 @@
         <w:rPr>
           <w:rFonts w:ascii="Times New Roman" w:hAnsi="Times New Roman" w:cs="Times New Roman"/>
         </w:rPr>
-        <w:t xml:space="preserve">        p_comments=&gt; 'vw_consolidare_product_reviews'</w:t>
+        <w:t xml:space="preserve">        </w:t>
+      </w:r>
+      <w:proofErr w:type="spellStart"/>
+      <w:r>
+        <w:rPr>
+          <w:rFonts w:ascii="Times New Roman" w:hAnsi="Times New Roman" w:cs="Times New Roman"/>
+        </w:rPr>
+        <w:t>p_comments</w:t>
+      </w:r>
+      <w:proofErr w:type="spellEnd"/>
+      <w:r>
+        <w:rPr>
+          <w:rFonts w:ascii="Times New Roman" w:hAnsi="Times New Roman" w:cs="Times New Roman"/>
+        </w:rPr>
+        <w:t>=&gt; '</w:t>
+      </w:r>
+      <w:proofErr w:type="spellStart"/>
+      <w:r>
+        <w:rPr>
+          <w:rFonts w:ascii="Times New Roman" w:hAnsi="Times New Roman" w:cs="Times New Roman"/>
+        </w:rPr>
+        <w:t>vw_consolidare_product_reviews</w:t>
+      </w:r>
+      <w:proofErr w:type="spellEnd"/>
+      <w:r>
+        <w:rPr>
+          <w:rFonts w:ascii="Times New Roman" w:hAnsi="Times New Roman" w:cs="Times New Roman"/>
+        </w:rPr>
+        <w:t>'</w:t>
       </w:r>
     </w:p>
     <w:p>
@@ -4800,8 +7067,45 @@
           <w:lang w:eastAsia="ro-RO"/>
         </w:rPr>
         <w:lastRenderedPageBreak/>
-        <w:t>Regiunea_2: Chart olap_full_segment_brand</w:t>
-      </w:r>
+        <w:t xml:space="preserve">Regiunea_2: </w:t>
+      </w:r>
+      <w:proofErr w:type="spellStart"/>
+      <w:r>
+        <w:rPr>
+          <w:rFonts w:ascii="Times New Roman" w:eastAsia="Times New Roman" w:hAnsi="Times New Roman" w:cs="Times New Roman"/>
+          <w:b/>
+          <w:bCs/>
+          <w:sz w:val="28"/>
+          <w:szCs w:val="28"/>
+          <w:lang w:eastAsia="ro-RO"/>
+        </w:rPr>
+        <w:t>Chart</w:t>
+      </w:r>
+      <w:proofErr w:type="spellEnd"/>
+      <w:r>
+        <w:rPr>
+          <w:rFonts w:ascii="Times New Roman" w:eastAsia="Times New Roman" w:hAnsi="Times New Roman" w:cs="Times New Roman"/>
+          <w:b/>
+          <w:bCs/>
+          <w:sz w:val="28"/>
+          <w:szCs w:val="28"/>
+          <w:lang w:eastAsia="ro-RO"/>
+        </w:rPr>
+        <w:t xml:space="preserve"> </w:t>
+      </w:r>
+      <w:proofErr w:type="spellStart"/>
+      <w:r>
+        <w:rPr>
+          <w:rFonts w:ascii="Times New Roman" w:eastAsia="Times New Roman" w:hAnsi="Times New Roman" w:cs="Times New Roman"/>
+          <w:b/>
+          <w:bCs/>
+          <w:sz w:val="28"/>
+          <w:szCs w:val="28"/>
+          <w:lang w:eastAsia="ro-RO"/>
+        </w:rPr>
+        <w:t>olap_full_segment_brand</w:t>
+      </w:r>
+      <w:proofErr w:type="spellEnd"/>
     </w:p>
     <w:p>
       <w:pPr>
@@ -4822,22 +7126,42 @@
           <w:b/>
           <w:bCs/>
         </w:rPr>
-        <w:t>Tabela/view țintă:</w:t>
-      </w:r>
-      <w:r>
-        <w:rPr>
-          <w:rFonts w:ascii="Times New Roman" w:hAnsi="Times New Roman" w:cs="Times New Roman"/>
-          <w:b/>
-          <w:bCs/>
-        </w:rPr>
-        <w:br/>
-      </w:r>
+        <w:t>Tabela/</w:t>
+      </w:r>
+      <w:proofErr w:type="spellStart"/>
+      <w:r>
+        <w:rPr>
+          <w:rFonts w:ascii="Times New Roman" w:hAnsi="Times New Roman" w:cs="Times New Roman"/>
+          <w:b/>
+          <w:bCs/>
+        </w:rPr>
+        <w:t>view</w:t>
+      </w:r>
+      <w:proofErr w:type="spellEnd"/>
+      <w:r>
+        <w:rPr>
+          <w:rFonts w:ascii="Times New Roman" w:hAnsi="Times New Roman" w:cs="Times New Roman"/>
+          <w:b/>
+          <w:bCs/>
+        </w:rPr>
+        <w:t xml:space="preserve"> țintă:</w:t>
+      </w:r>
+      <w:r>
+        <w:rPr>
+          <w:rFonts w:ascii="Times New Roman" w:hAnsi="Times New Roman" w:cs="Times New Roman"/>
+          <w:b/>
+          <w:bCs/>
+        </w:rPr>
+        <w:br/>
+      </w:r>
+      <w:proofErr w:type="spellStart"/>
       <w:r>
         <w:rPr>
           <w:rFonts w:ascii="Times New Roman" w:hAnsi="Times New Roman" w:cs="Times New Roman"/>
         </w:rPr>
         <w:t>olap_full_segment_brand</w:t>
       </w:r>
+      <w:proofErr w:type="spellEnd"/>
     </w:p>
     <w:p>
       <w:pPr>
@@ -4868,11 +7192,33 @@
         </w:rPr>
         <w:br/>
       </w:r>
-      <w:r>
-        <w:rPr>
-          <w:rFonts w:ascii="Times New Roman" w:hAnsi="Times New Roman" w:cs="Times New Roman"/>
-        </w:rPr>
-        <w:t>Chart (Line Chart)</w:t>
+      <w:proofErr w:type="spellStart"/>
+      <w:r>
+        <w:rPr>
+          <w:rFonts w:ascii="Times New Roman" w:hAnsi="Times New Roman" w:cs="Times New Roman"/>
+        </w:rPr>
+        <w:t>Chart</w:t>
+      </w:r>
+      <w:proofErr w:type="spellEnd"/>
+      <w:r>
+        <w:rPr>
+          <w:rFonts w:ascii="Times New Roman" w:hAnsi="Times New Roman" w:cs="Times New Roman"/>
+        </w:rPr>
+        <w:t xml:space="preserve"> (Line </w:t>
+      </w:r>
+      <w:proofErr w:type="spellStart"/>
+      <w:r>
+        <w:rPr>
+          <w:rFonts w:ascii="Times New Roman" w:hAnsi="Times New Roman" w:cs="Times New Roman"/>
+        </w:rPr>
+        <w:t>Chart</w:t>
+      </w:r>
+      <w:proofErr w:type="spellEnd"/>
+      <w:r>
+        <w:rPr>
+          <w:rFonts w:ascii="Times New Roman" w:hAnsi="Times New Roman" w:cs="Times New Roman"/>
+        </w:rPr>
+        <w:t>)</w:t>
       </w:r>
     </w:p>
     <w:p>
@@ -4946,15 +7292,37 @@
         <w:rPr>
           <w:rFonts w:ascii="Times New Roman" w:hAnsi="Times New Roman" w:cs="Times New Roman"/>
         </w:rPr>
-        <w:t>SELECT brand, SUM(scor_total)</w:t>
-      </w:r>
-      <w:r>
-        <w:rPr>
-          <w:rFonts w:ascii="Times New Roman" w:hAnsi="Times New Roman" w:cs="Times New Roman"/>
-        </w:rPr>
-        <w:br/>
-        <w:t>FROM olap_full_segment_brand</w:t>
-      </w:r>
+        <w:t>SELECT brand, SUM(</w:t>
+      </w:r>
+      <w:proofErr w:type="spellStart"/>
+      <w:r>
+        <w:rPr>
+          <w:rFonts w:ascii="Times New Roman" w:hAnsi="Times New Roman" w:cs="Times New Roman"/>
+        </w:rPr>
+        <w:t>scor_total</w:t>
+      </w:r>
+      <w:proofErr w:type="spellEnd"/>
+      <w:r>
+        <w:rPr>
+          <w:rFonts w:ascii="Times New Roman" w:hAnsi="Times New Roman" w:cs="Times New Roman"/>
+        </w:rPr>
+        <w:t>)</w:t>
+      </w:r>
+      <w:r>
+        <w:rPr>
+          <w:rFonts w:ascii="Times New Roman" w:hAnsi="Times New Roman" w:cs="Times New Roman"/>
+        </w:rPr>
+        <w:br/>
+        <w:t xml:space="preserve">FROM </w:t>
+      </w:r>
+      <w:proofErr w:type="spellStart"/>
+      <w:r>
+        <w:rPr>
+          <w:rFonts w:ascii="Times New Roman" w:hAnsi="Times New Roman" w:cs="Times New Roman"/>
+        </w:rPr>
+        <w:t>olap_full_segment_brand</w:t>
+      </w:r>
+      <w:proofErr w:type="spellEnd"/>
       <w:r>
         <w:rPr>
           <w:rFonts w:ascii="Times New Roman" w:hAnsi="Times New Roman" w:cs="Times New Roman"/>
@@ -5043,7 +7411,49 @@
         <w:rPr>
           <w:rFonts w:ascii="Times New Roman" w:hAnsi="Times New Roman" w:cs="Times New Roman"/>
         </w:rPr>
-        <w:t xml:space="preserve">        p_module_name =&gt; 'com.oracle.dbtools.chart. olap_full_segment_brand',</w:t>
+        <w:t xml:space="preserve">        </w:t>
+      </w:r>
+      <w:proofErr w:type="spellStart"/>
+      <w:r>
+        <w:rPr>
+          <w:rFonts w:ascii="Times New Roman" w:hAnsi="Times New Roman" w:cs="Times New Roman"/>
+        </w:rPr>
+        <w:t>p_module_name</w:t>
+      </w:r>
+      <w:proofErr w:type="spellEnd"/>
+      <w:r>
+        <w:rPr>
+          <w:rFonts w:ascii="Times New Roman" w:hAnsi="Times New Roman" w:cs="Times New Roman"/>
+        </w:rPr>
+        <w:t xml:space="preserve"> =&gt; '</w:t>
+      </w:r>
+      <w:proofErr w:type="spellStart"/>
+      <w:r>
+        <w:rPr>
+          <w:rFonts w:ascii="Times New Roman" w:hAnsi="Times New Roman" w:cs="Times New Roman"/>
+        </w:rPr>
+        <w:t>com.oracle.dbtools.chart</w:t>
+      </w:r>
+      <w:proofErr w:type="spellEnd"/>
+      <w:r>
+        <w:rPr>
+          <w:rFonts w:ascii="Times New Roman" w:hAnsi="Times New Roman" w:cs="Times New Roman"/>
+        </w:rPr>
+        <w:t xml:space="preserve">. </w:t>
+      </w:r>
+      <w:proofErr w:type="spellStart"/>
+      <w:r>
+        <w:rPr>
+          <w:rFonts w:ascii="Times New Roman" w:hAnsi="Times New Roman" w:cs="Times New Roman"/>
+        </w:rPr>
+        <w:t>olap_full_segment_brand</w:t>
+      </w:r>
+      <w:proofErr w:type="spellEnd"/>
+      <w:r>
+        <w:rPr>
+          <w:rFonts w:ascii="Times New Roman" w:hAnsi="Times New Roman" w:cs="Times New Roman"/>
+        </w:rPr>
+        <w:t>',</w:t>
       </w:r>
     </w:p>
     <w:p>
@@ -5058,7 +7468,63 @@
         <w:rPr>
           <w:rFonts w:ascii="Times New Roman" w:hAnsi="Times New Roman" w:cs="Times New Roman"/>
         </w:rPr>
-        <w:t xml:space="preserve">        p_base_path =&gt; '/sdw/charts/ olap_full_segment_brand /',</w:t>
+        <w:t xml:space="preserve">        </w:t>
+      </w:r>
+      <w:proofErr w:type="spellStart"/>
+      <w:r>
+        <w:rPr>
+          <w:rFonts w:ascii="Times New Roman" w:hAnsi="Times New Roman" w:cs="Times New Roman"/>
+        </w:rPr>
+        <w:t>p_base_path</w:t>
+      </w:r>
+      <w:proofErr w:type="spellEnd"/>
+      <w:r>
+        <w:rPr>
+          <w:rFonts w:ascii="Times New Roman" w:hAnsi="Times New Roman" w:cs="Times New Roman"/>
+        </w:rPr>
+        <w:t xml:space="preserve"> =&gt; '/</w:t>
+      </w:r>
+      <w:proofErr w:type="spellStart"/>
+      <w:r>
+        <w:rPr>
+          <w:rFonts w:ascii="Times New Roman" w:hAnsi="Times New Roman" w:cs="Times New Roman"/>
+        </w:rPr>
+        <w:t>sdw</w:t>
+      </w:r>
+      <w:proofErr w:type="spellEnd"/>
+      <w:r>
+        <w:rPr>
+          <w:rFonts w:ascii="Times New Roman" w:hAnsi="Times New Roman" w:cs="Times New Roman"/>
+        </w:rPr>
+        <w:t>/</w:t>
+      </w:r>
+      <w:proofErr w:type="spellStart"/>
+      <w:r>
+        <w:rPr>
+          <w:rFonts w:ascii="Times New Roman" w:hAnsi="Times New Roman" w:cs="Times New Roman"/>
+        </w:rPr>
+        <w:t>charts</w:t>
+      </w:r>
+      <w:proofErr w:type="spellEnd"/>
+      <w:r>
+        <w:rPr>
+          <w:rFonts w:ascii="Times New Roman" w:hAnsi="Times New Roman" w:cs="Times New Roman"/>
+        </w:rPr>
+        <w:t xml:space="preserve">/ </w:t>
+      </w:r>
+      <w:proofErr w:type="spellStart"/>
+      <w:r>
+        <w:rPr>
+          <w:rFonts w:ascii="Times New Roman" w:hAnsi="Times New Roman" w:cs="Times New Roman"/>
+        </w:rPr>
+        <w:t>olap_full_segment_brand</w:t>
+      </w:r>
+      <w:proofErr w:type="spellEnd"/>
+      <w:r>
+        <w:rPr>
+          <w:rFonts w:ascii="Times New Roman" w:hAnsi="Times New Roman" w:cs="Times New Roman"/>
+        </w:rPr>
+        <w:t xml:space="preserve"> /',</w:t>
       </w:r>
     </w:p>
     <w:p>
@@ -5073,7 +7539,21 @@
         <w:rPr>
           <w:rFonts w:ascii="Times New Roman" w:hAnsi="Times New Roman" w:cs="Times New Roman"/>
         </w:rPr>
-        <w:t xml:space="preserve">        p_items_per_page=&gt; 0,</w:t>
+        <w:t xml:space="preserve">        </w:t>
+      </w:r>
+      <w:proofErr w:type="spellStart"/>
+      <w:r>
+        <w:rPr>
+          <w:rFonts w:ascii="Times New Roman" w:hAnsi="Times New Roman" w:cs="Times New Roman"/>
+        </w:rPr>
+        <w:t>p_items_per_page</w:t>
+      </w:r>
+      <w:proofErr w:type="spellEnd"/>
+      <w:r>
+        <w:rPr>
+          <w:rFonts w:ascii="Times New Roman" w:hAnsi="Times New Roman" w:cs="Times New Roman"/>
+        </w:rPr>
+        <w:t>=&gt; 0,</w:t>
       </w:r>
     </w:p>
     <w:p>
@@ -5088,7 +7568,21 @@
         <w:rPr>
           <w:rFonts w:ascii="Times New Roman" w:hAnsi="Times New Roman" w:cs="Times New Roman"/>
         </w:rPr>
-        <w:t xml:space="preserve">        p_status =&gt; 'PUBLISHED',</w:t>
+        <w:t xml:space="preserve">        </w:t>
+      </w:r>
+      <w:proofErr w:type="spellStart"/>
+      <w:r>
+        <w:rPr>
+          <w:rFonts w:ascii="Times New Roman" w:hAnsi="Times New Roman" w:cs="Times New Roman"/>
+        </w:rPr>
+        <w:t>p_status</w:t>
+      </w:r>
+      <w:proofErr w:type="spellEnd"/>
+      <w:r>
+        <w:rPr>
+          <w:rFonts w:ascii="Times New Roman" w:hAnsi="Times New Roman" w:cs="Times New Roman"/>
+        </w:rPr>
+        <w:t xml:space="preserve"> =&gt; 'PUBLISHED',</w:t>
       </w:r>
     </w:p>
     <w:p>
@@ -5103,7 +7597,35 @@
         <w:rPr>
           <w:rFonts w:ascii="Times New Roman" w:hAnsi="Times New Roman" w:cs="Times New Roman"/>
         </w:rPr>
-        <w:t xml:space="preserve">        p_comments=&gt; 'olap_full_segment_brand'</w:t>
+        <w:t xml:space="preserve">        </w:t>
+      </w:r>
+      <w:proofErr w:type="spellStart"/>
+      <w:r>
+        <w:rPr>
+          <w:rFonts w:ascii="Times New Roman" w:hAnsi="Times New Roman" w:cs="Times New Roman"/>
+        </w:rPr>
+        <w:t>p_comments</w:t>
+      </w:r>
+      <w:proofErr w:type="spellEnd"/>
+      <w:r>
+        <w:rPr>
+          <w:rFonts w:ascii="Times New Roman" w:hAnsi="Times New Roman" w:cs="Times New Roman"/>
+        </w:rPr>
+        <w:t>=&gt; '</w:t>
+      </w:r>
+      <w:proofErr w:type="spellStart"/>
+      <w:r>
+        <w:rPr>
+          <w:rFonts w:ascii="Times New Roman" w:hAnsi="Times New Roman" w:cs="Times New Roman"/>
+        </w:rPr>
+        <w:t>olap_full_segment_brand</w:t>
+      </w:r>
+      <w:proofErr w:type="spellEnd"/>
+      <w:r>
+        <w:rPr>
+          <w:rFonts w:ascii="Times New Roman" w:hAnsi="Times New Roman" w:cs="Times New Roman"/>
+        </w:rPr>
+        <w:t>'</w:t>
       </w:r>
     </w:p>
     <w:p>
@@ -5273,8 +7795,42 @@
           <w:szCs w:val="28"/>
         </w:rPr>
         <w:lastRenderedPageBreak/>
-        <w:t>Regiunea_3: Chart vw_consolidare_full_analysis</w:t>
-      </w:r>
+        <w:t xml:space="preserve">Regiunea_3: </w:t>
+      </w:r>
+      <w:proofErr w:type="spellStart"/>
+      <w:r>
+        <w:rPr>
+          <w:rFonts w:ascii="Times New Roman" w:hAnsi="Times New Roman" w:cs="Times New Roman"/>
+          <w:b/>
+          <w:bCs/>
+          <w:sz w:val="28"/>
+          <w:szCs w:val="28"/>
+        </w:rPr>
+        <w:t>Chart</w:t>
+      </w:r>
+      <w:proofErr w:type="spellEnd"/>
+      <w:r>
+        <w:rPr>
+          <w:rFonts w:ascii="Times New Roman" w:hAnsi="Times New Roman" w:cs="Times New Roman"/>
+          <w:b/>
+          <w:bCs/>
+          <w:sz w:val="28"/>
+          <w:szCs w:val="28"/>
+        </w:rPr>
+        <w:t xml:space="preserve"> </w:t>
+      </w:r>
+      <w:proofErr w:type="spellStart"/>
+      <w:r>
+        <w:rPr>
+          <w:rFonts w:ascii="Times New Roman" w:hAnsi="Times New Roman" w:cs="Times New Roman"/>
+          <w:b/>
+          <w:bCs/>
+          <w:sz w:val="28"/>
+          <w:szCs w:val="28"/>
+        </w:rPr>
+        <w:t>vw_consolidare_full_analysis</w:t>
+      </w:r>
+      <w:proofErr w:type="spellEnd"/>
     </w:p>
     <w:p>
       <w:pPr>
@@ -5295,22 +7851,42 @@
           <w:b/>
           <w:bCs/>
         </w:rPr>
-        <w:t>Tabela/view țintă:</w:t>
-      </w:r>
-      <w:r>
-        <w:rPr>
-          <w:rFonts w:ascii="Times New Roman" w:hAnsi="Times New Roman" w:cs="Times New Roman"/>
-          <w:b/>
-          <w:bCs/>
-        </w:rPr>
-        <w:br/>
-      </w:r>
+        <w:t>Tabela/</w:t>
+      </w:r>
+      <w:proofErr w:type="spellStart"/>
+      <w:r>
+        <w:rPr>
+          <w:rFonts w:ascii="Times New Roman" w:hAnsi="Times New Roman" w:cs="Times New Roman"/>
+          <w:b/>
+          <w:bCs/>
+        </w:rPr>
+        <w:t>view</w:t>
+      </w:r>
+      <w:proofErr w:type="spellEnd"/>
+      <w:r>
+        <w:rPr>
+          <w:rFonts w:ascii="Times New Roman" w:hAnsi="Times New Roman" w:cs="Times New Roman"/>
+          <w:b/>
+          <w:bCs/>
+        </w:rPr>
+        <w:t xml:space="preserve"> țintă:</w:t>
+      </w:r>
+      <w:r>
+        <w:rPr>
+          <w:rFonts w:ascii="Times New Roman" w:hAnsi="Times New Roman" w:cs="Times New Roman"/>
+          <w:b/>
+          <w:bCs/>
+        </w:rPr>
+        <w:br/>
+      </w:r>
+      <w:proofErr w:type="spellStart"/>
       <w:r>
         <w:rPr>
           <w:rFonts w:ascii="Times New Roman" w:hAnsi="Times New Roman" w:cs="Times New Roman"/>
         </w:rPr>
         <w:t>vw_consolidare_full_analysis</w:t>
       </w:r>
+      <w:proofErr w:type="spellEnd"/>
     </w:p>
     <w:p>
       <w:pPr>
@@ -5341,11 +7917,47 @@
         </w:rPr>
         <w:br/>
       </w:r>
-      <w:r>
-        <w:rPr>
-          <w:rFonts w:ascii="Times New Roman" w:hAnsi="Times New Roman" w:cs="Times New Roman"/>
-        </w:rPr>
-        <w:t>Chart (Area Chart)</w:t>
+      <w:proofErr w:type="spellStart"/>
+      <w:r>
+        <w:rPr>
+          <w:rFonts w:ascii="Times New Roman" w:hAnsi="Times New Roman" w:cs="Times New Roman"/>
+        </w:rPr>
+        <w:t>Chart</w:t>
+      </w:r>
+      <w:proofErr w:type="spellEnd"/>
+      <w:r>
+        <w:rPr>
+          <w:rFonts w:ascii="Times New Roman" w:hAnsi="Times New Roman" w:cs="Times New Roman"/>
+        </w:rPr>
+        <w:t xml:space="preserve"> (</w:t>
+      </w:r>
+      <w:proofErr w:type="spellStart"/>
+      <w:r>
+        <w:rPr>
+          <w:rFonts w:ascii="Times New Roman" w:hAnsi="Times New Roman" w:cs="Times New Roman"/>
+        </w:rPr>
+        <w:t>Area</w:t>
+      </w:r>
+      <w:proofErr w:type="spellEnd"/>
+      <w:r>
+        <w:rPr>
+          <w:rFonts w:ascii="Times New Roman" w:hAnsi="Times New Roman" w:cs="Times New Roman"/>
+        </w:rPr>
+        <w:t xml:space="preserve"> </w:t>
+      </w:r>
+      <w:proofErr w:type="spellStart"/>
+      <w:r>
+        <w:rPr>
+          <w:rFonts w:ascii="Times New Roman" w:hAnsi="Times New Roman" w:cs="Times New Roman"/>
+        </w:rPr>
+        <w:t>Chart</w:t>
+      </w:r>
+      <w:proofErr w:type="spellEnd"/>
+      <w:r>
+        <w:rPr>
+          <w:rFonts w:ascii="Times New Roman" w:hAnsi="Times New Roman" w:cs="Times New Roman"/>
+        </w:rPr>
+        <w:t>)</w:t>
       </w:r>
     </w:p>
     <w:p>
@@ -5418,21 +8030,71 @@
         <w:rPr>
           <w:rFonts w:ascii="Times New Roman" w:hAnsi="Times New Roman" w:cs="Times New Roman"/>
         </w:rPr>
-        <w:t>SELECT category, SUM(scor_interactiuni)</w:t>
-      </w:r>
-      <w:r>
-        <w:rPr>
-          <w:rFonts w:ascii="Times New Roman" w:hAnsi="Times New Roman" w:cs="Times New Roman"/>
-        </w:rPr>
-        <w:br/>
-        <w:t>FROM vw_consolidare_full_analysis</w:t>
-      </w:r>
-      <w:r>
-        <w:rPr>
-          <w:rFonts w:ascii="Times New Roman" w:hAnsi="Times New Roman" w:cs="Times New Roman"/>
-        </w:rPr>
-        <w:br/>
-        <w:t>GROUP BY category;</w:t>
+        <w:t xml:space="preserve">SELECT </w:t>
+      </w:r>
+      <w:proofErr w:type="spellStart"/>
+      <w:r>
+        <w:rPr>
+          <w:rFonts w:ascii="Times New Roman" w:hAnsi="Times New Roman" w:cs="Times New Roman"/>
+        </w:rPr>
+        <w:t>category</w:t>
+      </w:r>
+      <w:proofErr w:type="spellEnd"/>
+      <w:r>
+        <w:rPr>
+          <w:rFonts w:ascii="Times New Roman" w:hAnsi="Times New Roman" w:cs="Times New Roman"/>
+        </w:rPr>
+        <w:t>, SUM(</w:t>
+      </w:r>
+      <w:proofErr w:type="spellStart"/>
+      <w:r>
+        <w:rPr>
+          <w:rFonts w:ascii="Times New Roman" w:hAnsi="Times New Roman" w:cs="Times New Roman"/>
+        </w:rPr>
+        <w:t>scor_interactiuni</w:t>
+      </w:r>
+      <w:proofErr w:type="spellEnd"/>
+      <w:r>
+        <w:rPr>
+          <w:rFonts w:ascii="Times New Roman" w:hAnsi="Times New Roman" w:cs="Times New Roman"/>
+        </w:rPr>
+        <w:t>)</w:t>
+      </w:r>
+      <w:r>
+        <w:rPr>
+          <w:rFonts w:ascii="Times New Roman" w:hAnsi="Times New Roman" w:cs="Times New Roman"/>
+        </w:rPr>
+        <w:br/>
+        <w:t xml:space="preserve">FROM </w:t>
+      </w:r>
+      <w:proofErr w:type="spellStart"/>
+      <w:r>
+        <w:rPr>
+          <w:rFonts w:ascii="Times New Roman" w:hAnsi="Times New Roman" w:cs="Times New Roman"/>
+        </w:rPr>
+        <w:t>vw_consolidare_full_analysis</w:t>
+      </w:r>
+      <w:proofErr w:type="spellEnd"/>
+      <w:r>
+        <w:rPr>
+          <w:rFonts w:ascii="Times New Roman" w:hAnsi="Times New Roman" w:cs="Times New Roman"/>
+        </w:rPr>
+        <w:br/>
+        <w:t xml:space="preserve">GROUP BY </w:t>
+      </w:r>
+      <w:proofErr w:type="spellStart"/>
+      <w:r>
+        <w:rPr>
+          <w:rFonts w:ascii="Times New Roman" w:hAnsi="Times New Roman" w:cs="Times New Roman"/>
+        </w:rPr>
+        <w:t>category</w:t>
+      </w:r>
+      <w:proofErr w:type="spellEnd"/>
+      <w:r>
+        <w:rPr>
+          <w:rFonts w:ascii="Times New Roman" w:hAnsi="Times New Roman" w:cs="Times New Roman"/>
+        </w:rPr>
+        <w:t>;</w:t>
       </w:r>
     </w:p>
     <w:p>
@@ -5511,7 +8173,35 @@
         <w:rPr>
           <w:rFonts w:ascii="Times New Roman" w:hAnsi="Times New Roman" w:cs="Times New Roman"/>
         </w:rPr>
-        <w:t xml:space="preserve">        p_module_name =&gt; 'com.oracle.dbtools.chart.vw_consolidare_full_analysis',</w:t>
+        <w:t xml:space="preserve">        </w:t>
+      </w:r>
+      <w:proofErr w:type="spellStart"/>
+      <w:r>
+        <w:rPr>
+          <w:rFonts w:ascii="Times New Roman" w:hAnsi="Times New Roman" w:cs="Times New Roman"/>
+        </w:rPr>
+        <w:t>p_module_name</w:t>
+      </w:r>
+      <w:proofErr w:type="spellEnd"/>
+      <w:r>
+        <w:rPr>
+          <w:rFonts w:ascii="Times New Roman" w:hAnsi="Times New Roman" w:cs="Times New Roman"/>
+        </w:rPr>
+        <w:t xml:space="preserve"> =&gt; '</w:t>
+      </w:r>
+      <w:proofErr w:type="spellStart"/>
+      <w:r>
+        <w:rPr>
+          <w:rFonts w:ascii="Times New Roman" w:hAnsi="Times New Roman" w:cs="Times New Roman"/>
+        </w:rPr>
+        <w:t>com.oracle.dbtools.chart.vw_consolidare_full_analysis</w:t>
+      </w:r>
+      <w:proofErr w:type="spellEnd"/>
+      <w:r>
+        <w:rPr>
+          <w:rFonts w:ascii="Times New Roman" w:hAnsi="Times New Roman" w:cs="Times New Roman"/>
+        </w:rPr>
+        <w:t>',</w:t>
       </w:r>
     </w:p>
     <w:p>
@@ -5525,7 +8215,63 @@
         <w:rPr>
           <w:rFonts w:ascii="Times New Roman" w:hAnsi="Times New Roman" w:cs="Times New Roman"/>
         </w:rPr>
-        <w:t xml:space="preserve">        p_base_path =&gt; '/sdw/charts/vw_consolidare_full_analysis/',</w:t>
+        <w:t xml:space="preserve">        </w:t>
+      </w:r>
+      <w:proofErr w:type="spellStart"/>
+      <w:r>
+        <w:rPr>
+          <w:rFonts w:ascii="Times New Roman" w:hAnsi="Times New Roman" w:cs="Times New Roman"/>
+        </w:rPr>
+        <w:t>p_base_path</w:t>
+      </w:r>
+      <w:proofErr w:type="spellEnd"/>
+      <w:r>
+        <w:rPr>
+          <w:rFonts w:ascii="Times New Roman" w:hAnsi="Times New Roman" w:cs="Times New Roman"/>
+        </w:rPr>
+        <w:t xml:space="preserve"> =&gt; '/</w:t>
+      </w:r>
+      <w:proofErr w:type="spellStart"/>
+      <w:r>
+        <w:rPr>
+          <w:rFonts w:ascii="Times New Roman" w:hAnsi="Times New Roman" w:cs="Times New Roman"/>
+        </w:rPr>
+        <w:t>sdw</w:t>
+      </w:r>
+      <w:proofErr w:type="spellEnd"/>
+      <w:r>
+        <w:rPr>
+          <w:rFonts w:ascii="Times New Roman" w:hAnsi="Times New Roman" w:cs="Times New Roman"/>
+        </w:rPr>
+        <w:t>/</w:t>
+      </w:r>
+      <w:proofErr w:type="spellStart"/>
+      <w:r>
+        <w:rPr>
+          <w:rFonts w:ascii="Times New Roman" w:hAnsi="Times New Roman" w:cs="Times New Roman"/>
+        </w:rPr>
+        <w:t>charts</w:t>
+      </w:r>
+      <w:proofErr w:type="spellEnd"/>
+      <w:r>
+        <w:rPr>
+          <w:rFonts w:ascii="Times New Roman" w:hAnsi="Times New Roman" w:cs="Times New Roman"/>
+        </w:rPr>
+        <w:t>/</w:t>
+      </w:r>
+      <w:proofErr w:type="spellStart"/>
+      <w:r>
+        <w:rPr>
+          <w:rFonts w:ascii="Times New Roman" w:hAnsi="Times New Roman" w:cs="Times New Roman"/>
+        </w:rPr>
+        <w:t>vw_consolidare_full_analysis</w:t>
+      </w:r>
+      <w:proofErr w:type="spellEnd"/>
+      <w:r>
+        <w:rPr>
+          <w:rFonts w:ascii="Times New Roman" w:hAnsi="Times New Roman" w:cs="Times New Roman"/>
+        </w:rPr>
+        <w:t>/',</w:t>
       </w:r>
     </w:p>
     <w:p>
@@ -5539,7 +8285,21 @@
         <w:rPr>
           <w:rFonts w:ascii="Times New Roman" w:hAnsi="Times New Roman" w:cs="Times New Roman"/>
         </w:rPr>
-        <w:t xml:space="preserve">        p_items_per_page=&gt; 0,</w:t>
+        <w:t xml:space="preserve">        </w:t>
+      </w:r>
+      <w:proofErr w:type="spellStart"/>
+      <w:r>
+        <w:rPr>
+          <w:rFonts w:ascii="Times New Roman" w:hAnsi="Times New Roman" w:cs="Times New Roman"/>
+        </w:rPr>
+        <w:t>p_items_per_page</w:t>
+      </w:r>
+      <w:proofErr w:type="spellEnd"/>
+      <w:r>
+        <w:rPr>
+          <w:rFonts w:ascii="Times New Roman" w:hAnsi="Times New Roman" w:cs="Times New Roman"/>
+        </w:rPr>
+        <w:t>=&gt; 0,</w:t>
       </w:r>
     </w:p>
     <w:p>
@@ -5553,7 +8313,21 @@
         <w:rPr>
           <w:rFonts w:ascii="Times New Roman" w:hAnsi="Times New Roman" w:cs="Times New Roman"/>
         </w:rPr>
-        <w:t xml:space="preserve">        p_status =&gt; 'PUBLISHED',</w:t>
+        <w:t xml:space="preserve">        </w:t>
+      </w:r>
+      <w:proofErr w:type="spellStart"/>
+      <w:r>
+        <w:rPr>
+          <w:rFonts w:ascii="Times New Roman" w:hAnsi="Times New Roman" w:cs="Times New Roman"/>
+        </w:rPr>
+        <w:t>p_status</w:t>
+      </w:r>
+      <w:proofErr w:type="spellEnd"/>
+      <w:r>
+        <w:rPr>
+          <w:rFonts w:ascii="Times New Roman" w:hAnsi="Times New Roman" w:cs="Times New Roman"/>
+        </w:rPr>
+        <w:t xml:space="preserve"> =&gt; 'PUBLISHED',</w:t>
       </w:r>
     </w:p>
     <w:p>
@@ -5567,7 +8341,35 @@
         <w:rPr>
           <w:rFonts w:ascii="Times New Roman" w:hAnsi="Times New Roman" w:cs="Times New Roman"/>
         </w:rPr>
-        <w:t xml:space="preserve">        p_comments=&gt; 'vw_consolidare_full_analysis'</w:t>
+        <w:t xml:space="preserve">        </w:t>
+      </w:r>
+      <w:proofErr w:type="spellStart"/>
+      <w:r>
+        <w:rPr>
+          <w:rFonts w:ascii="Times New Roman" w:hAnsi="Times New Roman" w:cs="Times New Roman"/>
+        </w:rPr>
+        <w:t>p_comments</w:t>
+      </w:r>
+      <w:proofErr w:type="spellEnd"/>
+      <w:r>
+        <w:rPr>
+          <w:rFonts w:ascii="Times New Roman" w:hAnsi="Times New Roman" w:cs="Times New Roman"/>
+        </w:rPr>
+        <w:t>=&gt; '</w:t>
+      </w:r>
+      <w:proofErr w:type="spellStart"/>
+      <w:r>
+        <w:rPr>
+          <w:rFonts w:ascii="Times New Roman" w:hAnsi="Times New Roman" w:cs="Times New Roman"/>
+        </w:rPr>
+        <w:t>vw_consolidare_full_analysis</w:t>
+      </w:r>
+      <w:proofErr w:type="spellEnd"/>
+      <w:r>
+        <w:rPr>
+          <w:rFonts w:ascii="Times New Roman" w:hAnsi="Times New Roman" w:cs="Times New Roman"/>
+        </w:rPr>
+        <w:t>'</w:t>
       </w:r>
     </w:p>
     <w:p>
@@ -5761,7 +8563,25 @@
           <w:b/>
           <w:bCs/>
         </w:rPr>
-        <w:t>CREARE aplicatie APEX (APPLICATION 101)</w:t>
+        <w:t xml:space="preserve">CREARE </w:t>
+      </w:r>
+      <w:proofErr w:type="spellStart"/>
+      <w:r>
+        <w:rPr>
+          <w:rFonts w:ascii="Times New Roman" w:hAnsi="Times New Roman" w:cs="Times New Roman"/>
+          <w:b/>
+          <w:bCs/>
+        </w:rPr>
+        <w:t>aplicatie</w:t>
+      </w:r>
+      <w:proofErr w:type="spellEnd"/>
+      <w:r>
+        <w:rPr>
+          <w:rFonts w:ascii="Times New Roman" w:hAnsi="Times New Roman" w:cs="Times New Roman"/>
+          <w:b/>
+          <w:bCs/>
+        </w:rPr>
+        <w:t xml:space="preserve"> APEX (APPLICATION 101)</w:t>
       </w:r>
       <w:r>
         <w:rPr>
@@ -5788,17 +8608,53 @@
         </w:rPr>
         <w:br/>
       </w:r>
-      <w:r>
-        <w:rPr>
-          <w:rFonts w:ascii="Times New Roman" w:hAnsi="Times New Roman" w:cs="Times New Roman"/>
-        </w:rPr>
-        <w:t>Aplicatia 101 este creată p</w:t>
-      </w:r>
-      <w:r>
-        <w:rPr>
-          <w:rFonts w:ascii="Times New Roman" w:hAnsi="Times New Roman" w:cs="Times New Roman"/>
-        </w:rPr>
-        <w:t>entru Userul Constantin și Workspace-ul ECOMMERCE1</w:t>
+      <w:proofErr w:type="spellStart"/>
+      <w:r>
+        <w:rPr>
+          <w:rFonts w:ascii="Times New Roman" w:hAnsi="Times New Roman" w:cs="Times New Roman"/>
+        </w:rPr>
+        <w:t>Aplicatia</w:t>
+      </w:r>
+      <w:proofErr w:type="spellEnd"/>
+      <w:r>
+        <w:rPr>
+          <w:rFonts w:ascii="Times New Roman" w:hAnsi="Times New Roman" w:cs="Times New Roman"/>
+        </w:rPr>
+        <w:t xml:space="preserve"> 101 este creată p</w:t>
+      </w:r>
+      <w:r>
+        <w:rPr>
+          <w:rFonts w:ascii="Times New Roman" w:hAnsi="Times New Roman" w:cs="Times New Roman"/>
+        </w:rPr>
+        <w:t xml:space="preserve">entru </w:t>
+      </w:r>
+      <w:proofErr w:type="spellStart"/>
+      <w:r>
+        <w:rPr>
+          <w:rFonts w:ascii="Times New Roman" w:hAnsi="Times New Roman" w:cs="Times New Roman"/>
+        </w:rPr>
+        <w:t>Userul</w:t>
+      </w:r>
+      <w:proofErr w:type="spellEnd"/>
+      <w:r>
+        <w:rPr>
+          <w:rFonts w:ascii="Times New Roman" w:hAnsi="Times New Roman" w:cs="Times New Roman"/>
+        </w:rPr>
+        <w:t xml:space="preserve"> Constantin și </w:t>
+      </w:r>
+      <w:proofErr w:type="spellStart"/>
+      <w:r>
+        <w:rPr>
+          <w:rFonts w:ascii="Times New Roman" w:hAnsi="Times New Roman" w:cs="Times New Roman"/>
+        </w:rPr>
+        <w:t>Workspace-ul</w:t>
+      </w:r>
+      <w:proofErr w:type="spellEnd"/>
+      <w:r>
+        <w:rPr>
+          <w:rFonts w:ascii="Times New Roman" w:hAnsi="Times New Roman" w:cs="Times New Roman"/>
+        </w:rPr>
+        <w:t xml:space="preserve"> ECOMMERCE1</w:t>
       </w:r>
     </w:p>
     <w:p>
@@ -6041,20 +8897,58 @@
           <w:b/>
           <w:bCs/>
         </w:rPr>
-        <w:t xml:space="preserve"> Login</w:t>
-      </w:r>
-    </w:p>
-    <w:p>
-      <w:pPr>
-        <w:rPr>
-          <w:rFonts w:ascii="Times New Roman" w:hAnsi="Times New Roman" w:cs="Times New Roman"/>
-        </w:rPr>
-      </w:pPr>
-      <w:r>
-        <w:rPr>
-          <w:rFonts w:ascii="Times New Roman" w:hAnsi="Times New Roman" w:cs="Times New Roman"/>
-        </w:rPr>
-        <w:t>Pagina de conectare la aplicatia Application 101</w:t>
+        <w:t xml:space="preserve"> </w:t>
+      </w:r>
+      <w:proofErr w:type="spellStart"/>
+      <w:r>
+        <w:rPr>
+          <w:rFonts w:ascii="Times New Roman" w:hAnsi="Times New Roman" w:cs="Times New Roman"/>
+          <w:b/>
+          <w:bCs/>
+        </w:rPr>
+        <w:t>Login</w:t>
+      </w:r>
+      <w:proofErr w:type="spellEnd"/>
+    </w:p>
+    <w:p>
+      <w:pPr>
+        <w:rPr>
+          <w:rFonts w:ascii="Times New Roman" w:hAnsi="Times New Roman" w:cs="Times New Roman"/>
+        </w:rPr>
+      </w:pPr>
+      <w:r>
+        <w:rPr>
+          <w:rFonts w:ascii="Times New Roman" w:hAnsi="Times New Roman" w:cs="Times New Roman"/>
+        </w:rPr>
+        <w:t xml:space="preserve">Pagina de conectare la </w:t>
+      </w:r>
+      <w:proofErr w:type="spellStart"/>
+      <w:r>
+        <w:rPr>
+          <w:rFonts w:ascii="Times New Roman" w:hAnsi="Times New Roman" w:cs="Times New Roman"/>
+        </w:rPr>
+        <w:t>aplicatia</w:t>
+      </w:r>
+      <w:proofErr w:type="spellEnd"/>
+      <w:r>
+        <w:rPr>
+          <w:rFonts w:ascii="Times New Roman" w:hAnsi="Times New Roman" w:cs="Times New Roman"/>
+        </w:rPr>
+        <w:t xml:space="preserve"> </w:t>
+      </w:r>
+      <w:proofErr w:type="spellStart"/>
+      <w:r>
+        <w:rPr>
+          <w:rFonts w:ascii="Times New Roman" w:hAnsi="Times New Roman" w:cs="Times New Roman"/>
+        </w:rPr>
+        <w:t>Application</w:t>
+      </w:r>
+      <w:proofErr w:type="spellEnd"/>
+      <w:r>
+        <w:rPr>
+          <w:rFonts w:ascii="Times New Roman" w:hAnsi="Times New Roman" w:cs="Times New Roman"/>
+        </w:rPr>
+        <w:t xml:space="preserve"> 101</w:t>
       </w:r>
     </w:p>
     <w:p>
@@ -6235,7 +9129,21 @@
         <w:rPr>
           <w:rFonts w:ascii="Times New Roman" w:hAnsi="Times New Roman" w:cs="Times New Roman"/>
         </w:rPr>
-        <w:t>Pagina principală a aplicației Application 101</w:t>
+        <w:t xml:space="preserve">Pagina principală a aplicației </w:t>
+      </w:r>
+      <w:proofErr w:type="spellStart"/>
+      <w:r>
+        <w:rPr>
+          <w:rFonts w:ascii="Times New Roman" w:hAnsi="Times New Roman" w:cs="Times New Roman"/>
+        </w:rPr>
+        <w:t>Application</w:t>
+      </w:r>
+      <w:proofErr w:type="spellEnd"/>
+      <w:r>
+        <w:rPr>
+          <w:rFonts w:ascii="Times New Roman" w:hAnsi="Times New Roman" w:cs="Times New Roman"/>
+        </w:rPr>
+        <w:t xml:space="preserve"> 101</w:t>
       </w:r>
     </w:p>
     <w:p>
@@ -6428,17 +9336,44 @@
           <w:b/>
           <w:bCs/>
         </w:rPr>
-        <w:t>Tabela/View țintă:</w:t>
-      </w:r>
-      <w:r>
-        <w:rPr>
-          <w:rFonts w:ascii="Times New Roman" w:hAnsi="Times New Roman" w:cs="Times New Roman"/>
-          <w:b/>
-          <w:bCs/>
-        </w:rPr>
-        <w:br/>
+        <w:t>Tabela/</w:t>
+      </w:r>
+      <w:proofErr w:type="spellStart"/>
+      <w:r>
+        <w:rPr>
+          <w:rFonts w:ascii="Times New Roman" w:hAnsi="Times New Roman" w:cs="Times New Roman"/>
+          <w:b/>
+          <w:bCs/>
+        </w:rPr>
+        <w:t>View</w:t>
+      </w:r>
+      <w:proofErr w:type="spellEnd"/>
+      <w:r>
+        <w:rPr>
+          <w:rFonts w:ascii="Times New Roman" w:hAnsi="Times New Roman" w:cs="Times New Roman"/>
+          <w:b/>
+          <w:bCs/>
+        </w:rPr>
+        <w:t xml:space="preserve"> țintă:</w:t>
+      </w:r>
+      <w:r>
+        <w:rPr>
+          <w:rFonts w:ascii="Times New Roman" w:hAnsi="Times New Roman" w:cs="Times New Roman"/>
+          <w:b/>
+          <w:bCs/>
+        </w:rPr>
+        <w:br/>
+      </w:r>
+      <w:proofErr w:type="spellStart"/>
+      <w:r>
+        <w:rPr>
+          <w:rFonts w:ascii="Times New Roman" w:hAnsi="Times New Roman" w:cs="Times New Roman"/>
+          <w:b/>
+          <w:bCs/>
+        </w:rPr>
         <w:t>olap_segment_category_reviews</w:t>
       </w:r>
+      <w:proofErr w:type="spellEnd"/>
     </w:p>
     <w:p>
       <w:pPr>
@@ -6494,7 +9429,21 @@
         <w:rPr>
           <w:rFonts w:ascii="Times New Roman" w:hAnsi="Times New Roman" w:cs="Times New Roman"/>
         </w:rPr>
-        <w:t>Această componentă afișează analiza OLAP a interacțiunilor și review-urilor pe segmente de clienți și categorii de produse.</w:t>
+        <w:t xml:space="preserve">Această componentă afișează analiza OLAP a interacțiunilor și </w:t>
+      </w:r>
+      <w:proofErr w:type="spellStart"/>
+      <w:r>
+        <w:rPr>
+          <w:rFonts w:ascii="Times New Roman" w:hAnsi="Times New Roman" w:cs="Times New Roman"/>
+        </w:rPr>
+        <w:t>review</w:t>
+      </w:r>
+      <w:proofErr w:type="spellEnd"/>
+      <w:r>
+        <w:rPr>
+          <w:rFonts w:ascii="Times New Roman" w:hAnsi="Times New Roman" w:cs="Times New Roman"/>
+        </w:rPr>
+        <w:t>-urilor pe segmente de clienți și categorii de produse.</w:t>
       </w:r>
       <w:r>
         <w:rPr>
@@ -6538,14 +9487,42 @@
           <w:rFonts w:ascii="Times New Roman" w:hAnsi="Times New Roman" w:cs="Times New Roman"/>
         </w:rPr>
         <w:br/>
-        <w:t xml:space="preserve">FROM olap_segment_category_reviews </w:t>
-      </w:r>
-      <w:r>
-        <w:rPr>
-          <w:rFonts w:ascii="Times New Roman" w:hAnsi="Times New Roman" w:cs="Times New Roman"/>
-        </w:rPr>
-        <w:br/>
-        <w:t>ORDER BY segment, category;</w:t>
+        <w:t xml:space="preserve">FROM </w:t>
+      </w:r>
+      <w:proofErr w:type="spellStart"/>
+      <w:r>
+        <w:rPr>
+          <w:rFonts w:ascii="Times New Roman" w:hAnsi="Times New Roman" w:cs="Times New Roman"/>
+        </w:rPr>
+        <w:t>olap_segment_category_reviews</w:t>
+      </w:r>
+      <w:proofErr w:type="spellEnd"/>
+      <w:r>
+        <w:rPr>
+          <w:rFonts w:ascii="Times New Roman" w:hAnsi="Times New Roman" w:cs="Times New Roman"/>
+        </w:rPr>
+        <w:t xml:space="preserve"> </w:t>
+      </w:r>
+      <w:r>
+        <w:rPr>
+          <w:rFonts w:ascii="Times New Roman" w:hAnsi="Times New Roman" w:cs="Times New Roman"/>
+        </w:rPr>
+        <w:br/>
+        <w:t xml:space="preserve">ORDER BY segment, </w:t>
+      </w:r>
+      <w:proofErr w:type="spellStart"/>
+      <w:r>
+        <w:rPr>
+          <w:rFonts w:ascii="Times New Roman" w:hAnsi="Times New Roman" w:cs="Times New Roman"/>
+        </w:rPr>
+        <w:t>category</w:t>
+      </w:r>
+      <w:proofErr w:type="spellEnd"/>
+      <w:r>
+        <w:rPr>
+          <w:rFonts w:ascii="Times New Roman" w:hAnsi="Times New Roman" w:cs="Times New Roman"/>
+        </w:rPr>
+        <w:t>;</w:t>
       </w:r>
     </w:p>
     <w:p>
@@ -6762,38 +9739,109 @@
           <w:b/>
           <w:bCs/>
         </w:rPr>
-        <w:t>– Pie Chart</w:t>
-      </w:r>
-      <w:r>
-        <w:rPr>
-          <w:rFonts w:ascii="Times New Roman" w:hAnsi="Times New Roman" w:cs="Times New Roman"/>
-          <w:b/>
-          <w:bCs/>
-        </w:rPr>
-        <w:t xml:space="preserve"> (scor_total_ctg)</w:t>
-      </w:r>
-    </w:p>
-    <w:p>
-      <w:pPr>
-        <w:rPr>
-          <w:rFonts w:ascii="Times New Roman" w:hAnsi="Times New Roman" w:cs="Times New Roman"/>
-        </w:rPr>
-      </w:pPr>
-      <w:r>
-        <w:rPr>
-          <w:rFonts w:ascii="Times New Roman" w:hAnsi="Times New Roman" w:cs="Times New Roman"/>
-          <w:b/>
-          <w:bCs/>
-        </w:rPr>
-        <w:t>Tabela/View țintă:</w:t>
-      </w:r>
-      <w:r>
-        <w:rPr>
-          <w:rFonts w:ascii="Times New Roman" w:hAnsi="Times New Roman" w:cs="Times New Roman"/>
-        </w:rPr>
-        <w:br/>
+        <w:t xml:space="preserve">– </w:t>
+      </w:r>
+      <w:proofErr w:type="spellStart"/>
+      <w:r>
+        <w:rPr>
+          <w:rFonts w:ascii="Times New Roman" w:hAnsi="Times New Roman" w:cs="Times New Roman"/>
+          <w:b/>
+          <w:bCs/>
+        </w:rPr>
+        <w:t>Pie</w:t>
+      </w:r>
+      <w:proofErr w:type="spellEnd"/>
+      <w:r>
+        <w:rPr>
+          <w:rFonts w:ascii="Times New Roman" w:hAnsi="Times New Roman" w:cs="Times New Roman"/>
+          <w:b/>
+          <w:bCs/>
+        </w:rPr>
+        <w:t xml:space="preserve"> </w:t>
+      </w:r>
+      <w:proofErr w:type="spellStart"/>
+      <w:r>
+        <w:rPr>
+          <w:rFonts w:ascii="Times New Roman" w:hAnsi="Times New Roman" w:cs="Times New Roman"/>
+          <w:b/>
+          <w:bCs/>
+        </w:rPr>
+        <w:t>Chart</w:t>
+      </w:r>
+      <w:proofErr w:type="spellEnd"/>
+      <w:r>
+        <w:rPr>
+          <w:rFonts w:ascii="Times New Roman" w:hAnsi="Times New Roman" w:cs="Times New Roman"/>
+          <w:b/>
+          <w:bCs/>
+        </w:rPr>
+        <w:t xml:space="preserve"> (</w:t>
+      </w:r>
+      <w:proofErr w:type="spellStart"/>
+      <w:r>
+        <w:rPr>
+          <w:rFonts w:ascii="Times New Roman" w:hAnsi="Times New Roman" w:cs="Times New Roman"/>
+          <w:b/>
+          <w:bCs/>
+        </w:rPr>
+        <w:t>scor_total_ctg</w:t>
+      </w:r>
+      <w:proofErr w:type="spellEnd"/>
+      <w:r>
+        <w:rPr>
+          <w:rFonts w:ascii="Times New Roman" w:hAnsi="Times New Roman" w:cs="Times New Roman"/>
+          <w:b/>
+          <w:bCs/>
+        </w:rPr>
+        <w:t>)</w:t>
+      </w:r>
+    </w:p>
+    <w:p>
+      <w:pPr>
+        <w:rPr>
+          <w:rFonts w:ascii="Times New Roman" w:hAnsi="Times New Roman" w:cs="Times New Roman"/>
+        </w:rPr>
+      </w:pPr>
+      <w:r>
+        <w:rPr>
+          <w:rFonts w:ascii="Times New Roman" w:hAnsi="Times New Roman" w:cs="Times New Roman"/>
+          <w:b/>
+          <w:bCs/>
+        </w:rPr>
+        <w:t>Tabela/</w:t>
+      </w:r>
+      <w:proofErr w:type="spellStart"/>
+      <w:r>
+        <w:rPr>
+          <w:rFonts w:ascii="Times New Roman" w:hAnsi="Times New Roman" w:cs="Times New Roman"/>
+          <w:b/>
+          <w:bCs/>
+        </w:rPr>
+        <w:t>View</w:t>
+      </w:r>
+      <w:proofErr w:type="spellEnd"/>
+      <w:r>
+        <w:rPr>
+          <w:rFonts w:ascii="Times New Roman" w:hAnsi="Times New Roman" w:cs="Times New Roman"/>
+          <w:b/>
+          <w:bCs/>
+        </w:rPr>
+        <w:t xml:space="preserve"> țintă:</w:t>
+      </w:r>
+      <w:r>
+        <w:rPr>
+          <w:rFonts w:ascii="Times New Roman" w:hAnsi="Times New Roman" w:cs="Times New Roman"/>
+        </w:rPr>
+        <w:br/>
+      </w:r>
+      <w:proofErr w:type="spellStart"/>
+      <w:r>
+        <w:rPr>
+          <w:rFonts w:ascii="Times New Roman" w:hAnsi="Times New Roman" w:cs="Times New Roman"/>
+        </w:rPr>
         <w:t>olap_segment_category_reviews</w:t>
       </w:r>
+      <w:proofErr w:type="spellEnd"/>
     </w:p>
     <w:p>
       <w:pPr>
@@ -6814,8 +9862,29 @@
           <w:rFonts w:ascii="Times New Roman" w:hAnsi="Times New Roman" w:cs="Times New Roman"/>
         </w:rPr>
         <w:br/>
-        <w:t>Pie Chart</w:t>
-      </w:r>
+      </w:r>
+      <w:proofErr w:type="spellStart"/>
+      <w:r>
+        <w:rPr>
+          <w:rFonts w:ascii="Times New Roman" w:hAnsi="Times New Roman" w:cs="Times New Roman"/>
+        </w:rPr>
+        <w:t>Pie</w:t>
+      </w:r>
+      <w:proofErr w:type="spellEnd"/>
+      <w:r>
+        <w:rPr>
+          <w:rFonts w:ascii="Times New Roman" w:hAnsi="Times New Roman" w:cs="Times New Roman"/>
+        </w:rPr>
+        <w:t xml:space="preserve"> </w:t>
+      </w:r>
+      <w:proofErr w:type="spellStart"/>
+      <w:r>
+        <w:rPr>
+          <w:rFonts w:ascii="Times New Roman" w:hAnsi="Times New Roman" w:cs="Times New Roman"/>
+        </w:rPr>
+        <w:t>Chart</w:t>
+      </w:r>
+      <w:proofErr w:type="spellEnd"/>
     </w:p>
     <w:p>
       <w:pPr>
@@ -6864,7 +9933,49 @@
         <w:rPr>
           <w:rFonts w:ascii="Times New Roman" w:hAnsi="Times New Roman" w:cs="Times New Roman"/>
         </w:rPr>
-        <w:t xml:space="preserve">SELECT category, SUM(scor_total) as scor_total_ctg </w:t>
+        <w:t xml:space="preserve">SELECT </w:t>
+      </w:r>
+      <w:proofErr w:type="spellStart"/>
+      <w:r>
+        <w:rPr>
+          <w:rFonts w:ascii="Times New Roman" w:hAnsi="Times New Roman" w:cs="Times New Roman"/>
+        </w:rPr>
+        <w:t>category</w:t>
+      </w:r>
+      <w:proofErr w:type="spellEnd"/>
+      <w:r>
+        <w:rPr>
+          <w:rFonts w:ascii="Times New Roman" w:hAnsi="Times New Roman" w:cs="Times New Roman"/>
+        </w:rPr>
+        <w:t>, SUM(</w:t>
+      </w:r>
+      <w:proofErr w:type="spellStart"/>
+      <w:r>
+        <w:rPr>
+          <w:rFonts w:ascii="Times New Roman" w:hAnsi="Times New Roman" w:cs="Times New Roman"/>
+        </w:rPr>
+        <w:t>scor_total</w:t>
+      </w:r>
+      <w:proofErr w:type="spellEnd"/>
+      <w:r>
+        <w:rPr>
+          <w:rFonts w:ascii="Times New Roman" w:hAnsi="Times New Roman" w:cs="Times New Roman"/>
+        </w:rPr>
+        <w:t xml:space="preserve">) as </w:t>
+      </w:r>
+      <w:proofErr w:type="spellStart"/>
+      <w:r>
+        <w:rPr>
+          <w:rFonts w:ascii="Times New Roman" w:hAnsi="Times New Roman" w:cs="Times New Roman"/>
+        </w:rPr>
+        <w:t>scor_total_ctg</w:t>
+      </w:r>
+      <w:proofErr w:type="spellEnd"/>
+      <w:r>
+        <w:rPr>
+          <w:rFonts w:ascii="Times New Roman" w:hAnsi="Times New Roman" w:cs="Times New Roman"/>
+        </w:rPr>
+        <w:t xml:space="preserve"> </w:t>
       </w:r>
       <w:r>
         <w:rPr>
@@ -6878,14 +9989,42 @@
           <w:rFonts w:ascii="Times New Roman" w:hAnsi="Times New Roman" w:cs="Times New Roman"/>
         </w:rPr>
         <w:br/>
-        <w:t>WHERE category &lt;&gt; 'TOTAL'</w:t>
-      </w:r>
-      <w:r>
-        <w:rPr>
-          <w:rFonts w:ascii="Times New Roman" w:hAnsi="Times New Roman" w:cs="Times New Roman"/>
-        </w:rPr>
-        <w:br/>
-        <w:t>GROUP BY category;</w:t>
+        <w:t xml:space="preserve">WHERE </w:t>
+      </w:r>
+      <w:proofErr w:type="spellStart"/>
+      <w:r>
+        <w:rPr>
+          <w:rFonts w:ascii="Times New Roman" w:hAnsi="Times New Roman" w:cs="Times New Roman"/>
+        </w:rPr>
+        <w:t>category</w:t>
+      </w:r>
+      <w:proofErr w:type="spellEnd"/>
+      <w:r>
+        <w:rPr>
+          <w:rFonts w:ascii="Times New Roman" w:hAnsi="Times New Roman" w:cs="Times New Roman"/>
+        </w:rPr>
+        <w:t xml:space="preserve"> &lt;&gt; 'TOTAL'</w:t>
+      </w:r>
+      <w:r>
+        <w:rPr>
+          <w:rFonts w:ascii="Times New Roman" w:hAnsi="Times New Roman" w:cs="Times New Roman"/>
+        </w:rPr>
+        <w:br/>
+        <w:t xml:space="preserve">GROUP BY </w:t>
+      </w:r>
+      <w:proofErr w:type="spellStart"/>
+      <w:r>
+        <w:rPr>
+          <w:rFonts w:ascii="Times New Roman" w:hAnsi="Times New Roman" w:cs="Times New Roman"/>
+        </w:rPr>
+        <w:t>category</w:t>
+      </w:r>
+      <w:proofErr w:type="spellEnd"/>
+      <w:r>
+        <w:rPr>
+          <w:rFonts w:ascii="Times New Roman" w:hAnsi="Times New Roman" w:cs="Times New Roman"/>
+        </w:rPr>
+        <w:t>;</w:t>
       </w:r>
     </w:p>
     <w:p>
@@ -7111,6 +10250,7 @@
         </w:rPr>
         <w:t xml:space="preserve">5 </w:t>
       </w:r>
+      <w:proofErr w:type="spellStart"/>
       <w:r>
         <w:rPr>
           <w:rFonts w:ascii="Times New Roman" w:hAnsi="Times New Roman" w:cs="Times New Roman"/>
@@ -7125,8 +10265,45 @@
           <w:b/>
           <w:bCs/>
         </w:rPr>
-        <w:t>s by category</w:t>
-      </w:r>
+        <w:t>s</w:t>
+      </w:r>
+      <w:proofErr w:type="spellEnd"/>
+      <w:r>
+        <w:rPr>
+          <w:rFonts w:ascii="Times New Roman" w:hAnsi="Times New Roman" w:cs="Times New Roman"/>
+          <w:b/>
+          <w:bCs/>
+        </w:rPr>
+        <w:t xml:space="preserve"> </w:t>
+      </w:r>
+      <w:proofErr w:type="spellStart"/>
+      <w:r>
+        <w:rPr>
+          <w:rFonts w:ascii="Times New Roman" w:hAnsi="Times New Roman" w:cs="Times New Roman"/>
+          <w:b/>
+          <w:bCs/>
+        </w:rPr>
+        <w:t>by</w:t>
+      </w:r>
+      <w:proofErr w:type="spellEnd"/>
+      <w:r>
+        <w:rPr>
+          <w:rFonts w:ascii="Times New Roman" w:hAnsi="Times New Roman" w:cs="Times New Roman"/>
+          <w:b/>
+          <w:bCs/>
+        </w:rPr>
+        <w:t xml:space="preserve"> </w:t>
+      </w:r>
+      <w:proofErr w:type="spellStart"/>
+      <w:r>
+        <w:rPr>
+          <w:rFonts w:ascii="Times New Roman" w:hAnsi="Times New Roman" w:cs="Times New Roman"/>
+          <w:b/>
+          <w:bCs/>
+        </w:rPr>
+        <w:t>category</w:t>
+      </w:r>
+      <w:proofErr w:type="spellEnd"/>
       <w:r>
         <w:rPr>
           <w:rFonts w:ascii="Times New Roman" w:hAnsi="Times New Roman" w:cs="Times New Roman"/>
@@ -7148,15 +10325,40 @@
           <w:b/>
           <w:bCs/>
         </w:rPr>
-        <w:t>Tabela/View țintă:</w:t>
-      </w:r>
-      <w:r>
-        <w:rPr>
-          <w:rFonts w:ascii="Times New Roman" w:hAnsi="Times New Roman" w:cs="Times New Roman"/>
-        </w:rPr>
-        <w:br/>
+        <w:t>Tabela/</w:t>
+      </w:r>
+      <w:proofErr w:type="spellStart"/>
+      <w:r>
+        <w:rPr>
+          <w:rFonts w:ascii="Times New Roman" w:hAnsi="Times New Roman" w:cs="Times New Roman"/>
+          <w:b/>
+          <w:bCs/>
+        </w:rPr>
+        <w:t>View</w:t>
+      </w:r>
+      <w:proofErr w:type="spellEnd"/>
+      <w:r>
+        <w:rPr>
+          <w:rFonts w:ascii="Times New Roman" w:hAnsi="Times New Roman" w:cs="Times New Roman"/>
+          <w:b/>
+          <w:bCs/>
+        </w:rPr>
+        <w:t xml:space="preserve"> țintă:</w:t>
+      </w:r>
+      <w:r>
+        <w:rPr>
+          <w:rFonts w:ascii="Times New Roman" w:hAnsi="Times New Roman" w:cs="Times New Roman"/>
+        </w:rPr>
+        <w:br/>
+      </w:r>
+      <w:proofErr w:type="spellStart"/>
+      <w:r>
+        <w:rPr>
+          <w:rFonts w:ascii="Times New Roman" w:hAnsi="Times New Roman" w:cs="Times New Roman"/>
+        </w:rPr>
         <w:t>olap_product_reviews</w:t>
       </w:r>
+      <w:proofErr w:type="spellEnd"/>
     </w:p>
     <w:p>
       <w:pPr>
@@ -7255,7 +10457,21 @@
           <w:rFonts w:ascii="Times New Roman" w:hAnsi="Times New Roman" w:cs="Times New Roman"/>
         </w:rPr>
         <w:br/>
-        <w:t xml:space="preserve">        category,</w:t>
+        <w:t xml:space="preserve">        </w:t>
+      </w:r>
+      <w:proofErr w:type="spellStart"/>
+      <w:r>
+        <w:rPr>
+          <w:rFonts w:ascii="Times New Roman" w:hAnsi="Times New Roman" w:cs="Times New Roman"/>
+        </w:rPr>
+        <w:t>category</w:t>
+      </w:r>
+      <w:proofErr w:type="spellEnd"/>
+      <w:r>
+        <w:rPr>
+          <w:rFonts w:ascii="Times New Roman" w:hAnsi="Times New Roman" w:cs="Times New Roman"/>
+        </w:rPr>
+        <w:t>,</w:t>
       </w:r>
       <w:r>
         <w:rPr>
@@ -7269,28 +10485,114 @@
           <w:rFonts w:ascii="Times New Roman" w:hAnsi="Times New Roman" w:cs="Times New Roman"/>
         </w:rPr>
         <w:br/>
-        <w:t xml:space="preserve">        SUM(scor_total) AS scor_total,</w:t>
-      </w:r>
-      <w:r>
-        <w:rPr>
-          <w:rFonts w:ascii="Times New Roman" w:hAnsi="Times New Roman" w:cs="Times New Roman"/>
-        </w:rPr>
-        <w:br/>
-        <w:t xml:space="preserve">        RANK() OVER (PARTITION BY category ORDER BY SUM(scor_total) DESC) AS pozitie</w:t>
-      </w:r>
-      <w:r>
-        <w:rPr>
-          <w:rFonts w:ascii="Times New Roman" w:hAnsi="Times New Roman" w:cs="Times New Roman"/>
-        </w:rPr>
-        <w:br/>
-        <w:t xml:space="preserve">    FROM olap_product_reviews</w:t>
-      </w:r>
-      <w:r>
-        <w:rPr>
-          <w:rFonts w:ascii="Times New Roman" w:hAnsi="Times New Roman" w:cs="Times New Roman"/>
-        </w:rPr>
-        <w:br/>
-        <w:t xml:space="preserve">    WHERE category &lt;&gt; 'TOTAL'</w:t>
+        <w:t xml:space="preserve">        SUM(</w:t>
+      </w:r>
+      <w:proofErr w:type="spellStart"/>
+      <w:r>
+        <w:rPr>
+          <w:rFonts w:ascii="Times New Roman" w:hAnsi="Times New Roman" w:cs="Times New Roman"/>
+        </w:rPr>
+        <w:t>scor_total</w:t>
+      </w:r>
+      <w:proofErr w:type="spellEnd"/>
+      <w:r>
+        <w:rPr>
+          <w:rFonts w:ascii="Times New Roman" w:hAnsi="Times New Roman" w:cs="Times New Roman"/>
+        </w:rPr>
+        <w:t xml:space="preserve">) AS </w:t>
+      </w:r>
+      <w:proofErr w:type="spellStart"/>
+      <w:r>
+        <w:rPr>
+          <w:rFonts w:ascii="Times New Roman" w:hAnsi="Times New Roman" w:cs="Times New Roman"/>
+        </w:rPr>
+        <w:t>scor_total</w:t>
+      </w:r>
+      <w:proofErr w:type="spellEnd"/>
+      <w:r>
+        <w:rPr>
+          <w:rFonts w:ascii="Times New Roman" w:hAnsi="Times New Roman" w:cs="Times New Roman"/>
+        </w:rPr>
+        <w:t>,</w:t>
+      </w:r>
+      <w:r>
+        <w:rPr>
+          <w:rFonts w:ascii="Times New Roman" w:hAnsi="Times New Roman" w:cs="Times New Roman"/>
+        </w:rPr>
+        <w:br/>
+        <w:t xml:space="preserve">        RANK() OVER (PARTITION BY </w:t>
+      </w:r>
+      <w:proofErr w:type="spellStart"/>
+      <w:r>
+        <w:rPr>
+          <w:rFonts w:ascii="Times New Roman" w:hAnsi="Times New Roman" w:cs="Times New Roman"/>
+        </w:rPr>
+        <w:t>category</w:t>
+      </w:r>
+      <w:proofErr w:type="spellEnd"/>
+      <w:r>
+        <w:rPr>
+          <w:rFonts w:ascii="Times New Roman" w:hAnsi="Times New Roman" w:cs="Times New Roman"/>
+        </w:rPr>
+        <w:t xml:space="preserve"> ORDER BY SUM(</w:t>
+      </w:r>
+      <w:proofErr w:type="spellStart"/>
+      <w:r>
+        <w:rPr>
+          <w:rFonts w:ascii="Times New Roman" w:hAnsi="Times New Roman" w:cs="Times New Roman"/>
+        </w:rPr>
+        <w:t>scor_total</w:t>
+      </w:r>
+      <w:proofErr w:type="spellEnd"/>
+      <w:r>
+        <w:rPr>
+          <w:rFonts w:ascii="Times New Roman" w:hAnsi="Times New Roman" w:cs="Times New Roman"/>
+        </w:rPr>
+        <w:t xml:space="preserve">) DESC) AS </w:t>
+      </w:r>
+      <w:proofErr w:type="spellStart"/>
+      <w:r>
+        <w:rPr>
+          <w:rFonts w:ascii="Times New Roman" w:hAnsi="Times New Roman" w:cs="Times New Roman"/>
+        </w:rPr>
+        <w:t>pozitie</w:t>
+      </w:r>
+      <w:proofErr w:type="spellEnd"/>
+      <w:r>
+        <w:rPr>
+          <w:rFonts w:ascii="Times New Roman" w:hAnsi="Times New Roman" w:cs="Times New Roman"/>
+        </w:rPr>
+        <w:br/>
+        <w:t xml:space="preserve">    FROM </w:t>
+      </w:r>
+      <w:proofErr w:type="spellStart"/>
+      <w:r>
+        <w:rPr>
+          <w:rFonts w:ascii="Times New Roman" w:hAnsi="Times New Roman" w:cs="Times New Roman"/>
+        </w:rPr>
+        <w:t>olap_product_reviews</w:t>
+      </w:r>
+      <w:proofErr w:type="spellEnd"/>
+      <w:r>
+        <w:rPr>
+          <w:rFonts w:ascii="Times New Roman" w:hAnsi="Times New Roman" w:cs="Times New Roman"/>
+        </w:rPr>
+        <w:br/>
+        <w:t xml:space="preserve">    WHERE </w:t>
+      </w:r>
+      <w:proofErr w:type="spellStart"/>
+      <w:r>
+        <w:rPr>
+          <w:rFonts w:ascii="Times New Roman" w:hAnsi="Times New Roman" w:cs="Times New Roman"/>
+        </w:rPr>
+        <w:t>category</w:t>
+      </w:r>
+      <w:proofErr w:type="spellEnd"/>
+      <w:r>
+        <w:rPr>
+          <w:rFonts w:ascii="Times New Roman" w:hAnsi="Times New Roman" w:cs="Times New Roman"/>
+        </w:rPr>
+        <w:t xml:space="preserve"> &lt;&gt; 'TOTAL'</w:t>
       </w:r>
       <w:r>
         <w:rPr>
@@ -7304,7 +10606,21 @@
           <w:rFonts w:ascii="Times New Roman" w:hAnsi="Times New Roman" w:cs="Times New Roman"/>
         </w:rPr>
         <w:br/>
-        <w:t xml:space="preserve">    GROUP BY category, brand</w:t>
+        <w:t xml:space="preserve">    GROUP BY </w:t>
+      </w:r>
+      <w:proofErr w:type="spellStart"/>
+      <w:r>
+        <w:rPr>
+          <w:rFonts w:ascii="Times New Roman" w:hAnsi="Times New Roman" w:cs="Times New Roman"/>
+        </w:rPr>
+        <w:t>category</w:t>
+      </w:r>
+      <w:proofErr w:type="spellEnd"/>
+      <w:r>
+        <w:rPr>
+          <w:rFonts w:ascii="Times New Roman" w:hAnsi="Times New Roman" w:cs="Times New Roman"/>
+        </w:rPr>
+        <w:t>, brand</w:t>
       </w:r>
       <w:r>
         <w:rPr>
@@ -7318,7 +10634,21 @@
           <w:rFonts w:ascii="Times New Roman" w:hAnsi="Times New Roman" w:cs="Times New Roman"/>
         </w:rPr>
         <w:br/>
-        <w:t>WHERE pozitie &lt;= 5;</w:t>
+        <w:t xml:space="preserve">WHERE </w:t>
+      </w:r>
+      <w:proofErr w:type="spellStart"/>
+      <w:r>
+        <w:rPr>
+          <w:rFonts w:ascii="Times New Roman" w:hAnsi="Times New Roman" w:cs="Times New Roman"/>
+        </w:rPr>
+        <w:t>pozitie</w:t>
+      </w:r>
+      <w:proofErr w:type="spellEnd"/>
+      <w:r>
+        <w:rPr>
+          <w:rFonts w:ascii="Times New Roman" w:hAnsi="Times New Roman" w:cs="Times New Roman"/>
+        </w:rPr>
+        <w:t xml:space="preserve"> &lt;= 5;</w:t>
       </w:r>
     </w:p>
     <w:p>
@@ -7491,8 +10821,54 @@
           <w:b/>
           <w:bCs/>
         </w:rPr>
-        <w:t>The most active segment by category</w:t>
-      </w:r>
+        <w:t xml:space="preserve">The </w:t>
+      </w:r>
+      <w:proofErr w:type="spellStart"/>
+      <w:r>
+        <w:rPr>
+          <w:rFonts w:ascii="Times New Roman" w:hAnsi="Times New Roman" w:cs="Times New Roman"/>
+          <w:b/>
+          <w:bCs/>
+        </w:rPr>
+        <w:t>most</w:t>
+      </w:r>
+      <w:proofErr w:type="spellEnd"/>
+      <w:r>
+        <w:rPr>
+          <w:rFonts w:ascii="Times New Roman" w:hAnsi="Times New Roman" w:cs="Times New Roman"/>
+          <w:b/>
+          <w:bCs/>
+        </w:rPr>
+        <w:t xml:space="preserve"> active segment </w:t>
+      </w:r>
+      <w:proofErr w:type="spellStart"/>
+      <w:r>
+        <w:rPr>
+          <w:rFonts w:ascii="Times New Roman" w:hAnsi="Times New Roman" w:cs="Times New Roman"/>
+          <w:b/>
+          <w:bCs/>
+        </w:rPr>
+        <w:t>by</w:t>
+      </w:r>
+      <w:proofErr w:type="spellEnd"/>
+      <w:r>
+        <w:rPr>
+          <w:rFonts w:ascii="Times New Roman" w:hAnsi="Times New Roman" w:cs="Times New Roman"/>
+          <w:b/>
+          <w:bCs/>
+        </w:rPr>
+        <w:t xml:space="preserve"> </w:t>
+      </w:r>
+      <w:proofErr w:type="spellStart"/>
+      <w:r>
+        <w:rPr>
+          <w:rFonts w:ascii="Times New Roman" w:hAnsi="Times New Roman" w:cs="Times New Roman"/>
+          <w:b/>
+          <w:bCs/>
+        </w:rPr>
+        <w:t>category</w:t>
+      </w:r>
+      <w:proofErr w:type="spellEnd"/>
       <w:r>
         <w:rPr>
           <w:rFonts w:ascii="Times New Roman" w:hAnsi="Times New Roman" w:cs="Times New Roman"/>
@@ -7514,15 +10890,40 @@
           <w:b/>
           <w:bCs/>
         </w:rPr>
-        <w:t>Tabela/View țintă:</w:t>
-      </w:r>
-      <w:r>
-        <w:rPr>
-          <w:rFonts w:ascii="Times New Roman" w:hAnsi="Times New Roman" w:cs="Times New Roman"/>
-        </w:rPr>
-        <w:br/>
+        <w:t>Tabela/</w:t>
+      </w:r>
+      <w:proofErr w:type="spellStart"/>
+      <w:r>
+        <w:rPr>
+          <w:rFonts w:ascii="Times New Roman" w:hAnsi="Times New Roman" w:cs="Times New Roman"/>
+          <w:b/>
+          <w:bCs/>
+        </w:rPr>
+        <w:t>View</w:t>
+      </w:r>
+      <w:proofErr w:type="spellEnd"/>
+      <w:r>
+        <w:rPr>
+          <w:rFonts w:ascii="Times New Roman" w:hAnsi="Times New Roman" w:cs="Times New Roman"/>
+          <w:b/>
+          <w:bCs/>
+        </w:rPr>
+        <w:t xml:space="preserve"> țintă:</w:t>
+      </w:r>
+      <w:r>
+        <w:rPr>
+          <w:rFonts w:ascii="Times New Roman" w:hAnsi="Times New Roman" w:cs="Times New Roman"/>
+        </w:rPr>
+        <w:br/>
+      </w:r>
+      <w:proofErr w:type="spellStart"/>
+      <w:r>
+        <w:rPr>
+          <w:rFonts w:ascii="Times New Roman" w:hAnsi="Times New Roman" w:cs="Times New Roman"/>
+        </w:rPr>
         <w:t>olap_segment</w:t>
       </w:r>
+      <w:proofErr w:type="spellEnd"/>
     </w:p>
     <w:p>
       <w:pPr>
@@ -7631,7 +11032,25 @@
           <w:szCs w:val="20"/>
         </w:rPr>
         <w:br/>
-        <w:t xml:space="preserve">        category,</w:t>
+        <w:t xml:space="preserve">        </w:t>
+      </w:r>
+      <w:proofErr w:type="spellStart"/>
+      <w:r>
+        <w:rPr>
+          <w:rFonts w:ascii="Times New Roman" w:hAnsi="Times New Roman" w:cs="Times New Roman"/>
+          <w:sz w:val="20"/>
+          <w:szCs w:val="20"/>
+        </w:rPr>
+        <w:t>category</w:t>
+      </w:r>
+      <w:proofErr w:type="spellEnd"/>
+      <w:r>
+        <w:rPr>
+          <w:rFonts w:ascii="Times New Roman" w:hAnsi="Times New Roman" w:cs="Times New Roman"/>
+          <w:sz w:val="20"/>
+          <w:szCs w:val="20"/>
+        </w:rPr>
+        <w:t>,</w:t>
       </w:r>
       <w:r>
         <w:rPr>
@@ -7649,34 +11068,144 @@
           <w:szCs w:val="20"/>
         </w:rPr>
         <w:br/>
-        <w:t xml:space="preserve">        SUM(scor_total) AS scor_total,</w:t>
-      </w:r>
-      <w:r>
-        <w:rPr>
-          <w:rFonts w:ascii="Times New Roman" w:hAnsi="Times New Roman" w:cs="Times New Roman"/>
-          <w:sz w:val="20"/>
-          <w:szCs w:val="20"/>
-        </w:rPr>
-        <w:br/>
-        <w:t xml:space="preserve">        ROW_NUMBER() OVER (PARTITION BY category ORDER BY SUM(scor_total) DESC) AS rn</w:t>
-      </w:r>
-      <w:r>
-        <w:rPr>
-          <w:rFonts w:ascii="Times New Roman" w:hAnsi="Times New Roman" w:cs="Times New Roman"/>
-          <w:sz w:val="20"/>
-          <w:szCs w:val="20"/>
-        </w:rPr>
-        <w:br/>
-        <w:t xml:space="preserve">    FROM olap_segment</w:t>
-      </w:r>
-      <w:r>
-        <w:rPr>
-          <w:rFonts w:ascii="Times New Roman" w:hAnsi="Times New Roman" w:cs="Times New Roman"/>
-          <w:sz w:val="20"/>
-          <w:szCs w:val="20"/>
-        </w:rPr>
-        <w:br/>
-        <w:t xml:space="preserve">    WHERE category &lt;&gt; 'TOTAL'</w:t>
+        <w:t xml:space="preserve">        SUM(</w:t>
+      </w:r>
+      <w:proofErr w:type="spellStart"/>
+      <w:r>
+        <w:rPr>
+          <w:rFonts w:ascii="Times New Roman" w:hAnsi="Times New Roman" w:cs="Times New Roman"/>
+          <w:sz w:val="20"/>
+          <w:szCs w:val="20"/>
+        </w:rPr>
+        <w:t>scor_total</w:t>
+      </w:r>
+      <w:proofErr w:type="spellEnd"/>
+      <w:r>
+        <w:rPr>
+          <w:rFonts w:ascii="Times New Roman" w:hAnsi="Times New Roman" w:cs="Times New Roman"/>
+          <w:sz w:val="20"/>
+          <w:szCs w:val="20"/>
+        </w:rPr>
+        <w:t xml:space="preserve">) AS </w:t>
+      </w:r>
+      <w:proofErr w:type="spellStart"/>
+      <w:r>
+        <w:rPr>
+          <w:rFonts w:ascii="Times New Roman" w:hAnsi="Times New Roman" w:cs="Times New Roman"/>
+          <w:sz w:val="20"/>
+          <w:szCs w:val="20"/>
+        </w:rPr>
+        <w:t>scor_total</w:t>
+      </w:r>
+      <w:proofErr w:type="spellEnd"/>
+      <w:r>
+        <w:rPr>
+          <w:rFonts w:ascii="Times New Roman" w:hAnsi="Times New Roman" w:cs="Times New Roman"/>
+          <w:sz w:val="20"/>
+          <w:szCs w:val="20"/>
+        </w:rPr>
+        <w:t>,</w:t>
+      </w:r>
+      <w:r>
+        <w:rPr>
+          <w:rFonts w:ascii="Times New Roman" w:hAnsi="Times New Roman" w:cs="Times New Roman"/>
+          <w:sz w:val="20"/>
+          <w:szCs w:val="20"/>
+        </w:rPr>
+        <w:br/>
+        <w:t xml:space="preserve">        ROW_NUMBER() OVER (PARTITION BY </w:t>
+      </w:r>
+      <w:proofErr w:type="spellStart"/>
+      <w:r>
+        <w:rPr>
+          <w:rFonts w:ascii="Times New Roman" w:hAnsi="Times New Roman" w:cs="Times New Roman"/>
+          <w:sz w:val="20"/>
+          <w:szCs w:val="20"/>
+        </w:rPr>
+        <w:t>category</w:t>
+      </w:r>
+      <w:proofErr w:type="spellEnd"/>
+      <w:r>
+        <w:rPr>
+          <w:rFonts w:ascii="Times New Roman" w:hAnsi="Times New Roman" w:cs="Times New Roman"/>
+          <w:sz w:val="20"/>
+          <w:szCs w:val="20"/>
+        </w:rPr>
+        <w:t xml:space="preserve"> ORDER BY SUM(</w:t>
+      </w:r>
+      <w:proofErr w:type="spellStart"/>
+      <w:r>
+        <w:rPr>
+          <w:rFonts w:ascii="Times New Roman" w:hAnsi="Times New Roman" w:cs="Times New Roman"/>
+          <w:sz w:val="20"/>
+          <w:szCs w:val="20"/>
+        </w:rPr>
+        <w:t>scor_total</w:t>
+      </w:r>
+      <w:proofErr w:type="spellEnd"/>
+      <w:r>
+        <w:rPr>
+          <w:rFonts w:ascii="Times New Roman" w:hAnsi="Times New Roman" w:cs="Times New Roman"/>
+          <w:sz w:val="20"/>
+          <w:szCs w:val="20"/>
+        </w:rPr>
+        <w:t xml:space="preserve">) DESC) AS </w:t>
+      </w:r>
+      <w:proofErr w:type="spellStart"/>
+      <w:r>
+        <w:rPr>
+          <w:rFonts w:ascii="Times New Roman" w:hAnsi="Times New Roman" w:cs="Times New Roman"/>
+          <w:sz w:val="20"/>
+          <w:szCs w:val="20"/>
+        </w:rPr>
+        <w:t>rn</w:t>
+      </w:r>
+      <w:proofErr w:type="spellEnd"/>
+      <w:r>
+        <w:rPr>
+          <w:rFonts w:ascii="Times New Roman" w:hAnsi="Times New Roman" w:cs="Times New Roman"/>
+          <w:sz w:val="20"/>
+          <w:szCs w:val="20"/>
+        </w:rPr>
+        <w:br/>
+        <w:t xml:space="preserve">    FROM </w:t>
+      </w:r>
+      <w:proofErr w:type="spellStart"/>
+      <w:r>
+        <w:rPr>
+          <w:rFonts w:ascii="Times New Roman" w:hAnsi="Times New Roman" w:cs="Times New Roman"/>
+          <w:sz w:val="20"/>
+          <w:szCs w:val="20"/>
+        </w:rPr>
+        <w:t>olap_segment</w:t>
+      </w:r>
+      <w:proofErr w:type="spellEnd"/>
+      <w:r>
+        <w:rPr>
+          <w:rFonts w:ascii="Times New Roman" w:hAnsi="Times New Roman" w:cs="Times New Roman"/>
+          <w:sz w:val="20"/>
+          <w:szCs w:val="20"/>
+        </w:rPr>
+        <w:br/>
+        <w:t xml:space="preserve">    WHERE </w:t>
+      </w:r>
+      <w:proofErr w:type="spellStart"/>
+      <w:r>
+        <w:rPr>
+          <w:rFonts w:ascii="Times New Roman" w:hAnsi="Times New Roman" w:cs="Times New Roman"/>
+          <w:sz w:val="20"/>
+          <w:szCs w:val="20"/>
+        </w:rPr>
+        <w:t>category</w:t>
+      </w:r>
+      <w:proofErr w:type="spellEnd"/>
+      <w:r>
+        <w:rPr>
+          <w:rFonts w:ascii="Times New Roman" w:hAnsi="Times New Roman" w:cs="Times New Roman"/>
+          <w:sz w:val="20"/>
+          <w:szCs w:val="20"/>
+        </w:rPr>
+        <w:t xml:space="preserve"> &lt;&gt; 'TOTAL'</w:t>
       </w:r>
       <w:r>
         <w:rPr>
@@ -7694,7 +11223,25 @@
           <w:szCs w:val="20"/>
         </w:rPr>
         <w:br/>
-        <w:t xml:space="preserve">    GROUP BY category, segment</w:t>
+        <w:t xml:space="preserve">    GROUP BY </w:t>
+      </w:r>
+      <w:proofErr w:type="spellStart"/>
+      <w:r>
+        <w:rPr>
+          <w:rFonts w:ascii="Times New Roman" w:hAnsi="Times New Roman" w:cs="Times New Roman"/>
+          <w:sz w:val="20"/>
+          <w:szCs w:val="20"/>
+        </w:rPr>
+        <w:t>category</w:t>
+      </w:r>
+      <w:proofErr w:type="spellEnd"/>
+      <w:r>
+        <w:rPr>
+          <w:rFonts w:ascii="Times New Roman" w:hAnsi="Times New Roman" w:cs="Times New Roman"/>
+          <w:sz w:val="20"/>
+          <w:szCs w:val="20"/>
+        </w:rPr>
+        <w:t>, segment</w:t>
       </w:r>
       <w:r>
         <w:rPr>
@@ -7712,7 +11259,25 @@
           <w:szCs w:val="20"/>
         </w:rPr>
         <w:br/>
-        <w:t>WHERE rn = 1;</w:t>
+        <w:t xml:space="preserve">WHERE </w:t>
+      </w:r>
+      <w:proofErr w:type="spellStart"/>
+      <w:r>
+        <w:rPr>
+          <w:rFonts w:ascii="Times New Roman" w:hAnsi="Times New Roman" w:cs="Times New Roman"/>
+          <w:sz w:val="20"/>
+          <w:szCs w:val="20"/>
+        </w:rPr>
+        <w:t>rn</w:t>
+      </w:r>
+      <w:proofErr w:type="spellEnd"/>
+      <w:r>
+        <w:rPr>
+          <w:rFonts w:ascii="Times New Roman" w:hAnsi="Times New Roman" w:cs="Times New Roman"/>
+          <w:sz w:val="20"/>
+          <w:szCs w:val="20"/>
+        </w:rPr>
+        <w:t xml:space="preserve"> = 1;</w:t>
       </w:r>
     </w:p>
     <w:p>
@@ -7869,8 +11434,72 @@
           <w:b/>
           <w:bCs/>
         </w:rPr>
-        <w:t>opular products with low ratings</w:t>
-      </w:r>
+        <w:t xml:space="preserve">opular </w:t>
+      </w:r>
+      <w:proofErr w:type="spellStart"/>
+      <w:r>
+        <w:rPr>
+          <w:rFonts w:ascii="Times New Roman" w:hAnsi="Times New Roman" w:cs="Times New Roman"/>
+          <w:b/>
+          <w:bCs/>
+        </w:rPr>
+        <w:t>products</w:t>
+      </w:r>
+      <w:proofErr w:type="spellEnd"/>
+      <w:r>
+        <w:rPr>
+          <w:rFonts w:ascii="Times New Roman" w:hAnsi="Times New Roman" w:cs="Times New Roman"/>
+          <w:b/>
+          <w:bCs/>
+        </w:rPr>
+        <w:t xml:space="preserve"> </w:t>
+      </w:r>
+      <w:proofErr w:type="spellStart"/>
+      <w:r>
+        <w:rPr>
+          <w:rFonts w:ascii="Times New Roman" w:hAnsi="Times New Roman" w:cs="Times New Roman"/>
+          <w:b/>
+          <w:bCs/>
+        </w:rPr>
+        <w:t>with</w:t>
+      </w:r>
+      <w:proofErr w:type="spellEnd"/>
+      <w:r>
+        <w:rPr>
+          <w:rFonts w:ascii="Times New Roman" w:hAnsi="Times New Roman" w:cs="Times New Roman"/>
+          <w:b/>
+          <w:bCs/>
+        </w:rPr>
+        <w:t xml:space="preserve"> </w:t>
+      </w:r>
+      <w:proofErr w:type="spellStart"/>
+      <w:r>
+        <w:rPr>
+          <w:rFonts w:ascii="Times New Roman" w:hAnsi="Times New Roman" w:cs="Times New Roman"/>
+          <w:b/>
+          <w:bCs/>
+        </w:rPr>
+        <w:t>low</w:t>
+      </w:r>
+      <w:proofErr w:type="spellEnd"/>
+      <w:r>
+        <w:rPr>
+          <w:rFonts w:ascii="Times New Roman" w:hAnsi="Times New Roman" w:cs="Times New Roman"/>
+          <w:b/>
+          <w:bCs/>
+        </w:rPr>
+        <w:t xml:space="preserve"> </w:t>
+      </w:r>
+      <w:proofErr w:type="spellStart"/>
+      <w:r>
+        <w:rPr>
+          <w:rFonts w:ascii="Times New Roman" w:hAnsi="Times New Roman" w:cs="Times New Roman"/>
+          <w:b/>
+          <w:bCs/>
+        </w:rPr>
+        <w:t>ratings</w:t>
+      </w:r>
+      <w:proofErr w:type="spellEnd"/>
       <w:r>
         <w:rPr>
           <w:rFonts w:ascii="Times New Roman" w:hAnsi="Times New Roman" w:cs="Times New Roman"/>
@@ -7892,15 +11521,40 @@
           <w:b/>
           <w:bCs/>
         </w:rPr>
-        <w:t>Tabela/View țintă:</w:t>
-      </w:r>
-      <w:r>
-        <w:rPr>
-          <w:rFonts w:ascii="Times New Roman" w:hAnsi="Times New Roman" w:cs="Times New Roman"/>
-        </w:rPr>
-        <w:br/>
+        <w:t>Tabela/</w:t>
+      </w:r>
+      <w:proofErr w:type="spellStart"/>
+      <w:r>
+        <w:rPr>
+          <w:rFonts w:ascii="Times New Roman" w:hAnsi="Times New Roman" w:cs="Times New Roman"/>
+          <w:b/>
+          <w:bCs/>
+        </w:rPr>
+        <w:t>View</w:t>
+      </w:r>
+      <w:proofErr w:type="spellEnd"/>
+      <w:r>
+        <w:rPr>
+          <w:rFonts w:ascii="Times New Roman" w:hAnsi="Times New Roman" w:cs="Times New Roman"/>
+          <w:b/>
+          <w:bCs/>
+        </w:rPr>
+        <w:t xml:space="preserve"> țintă:</w:t>
+      </w:r>
+      <w:r>
+        <w:rPr>
+          <w:rFonts w:ascii="Times New Roman" w:hAnsi="Times New Roman" w:cs="Times New Roman"/>
+        </w:rPr>
+        <w:br/>
+      </w:r>
+      <w:proofErr w:type="spellStart"/>
+      <w:r>
+        <w:rPr>
+          <w:rFonts w:ascii="Times New Roman" w:hAnsi="Times New Roman" w:cs="Times New Roman"/>
+        </w:rPr>
         <w:t>fact_product_reviews</w:t>
       </w:r>
+      <w:proofErr w:type="spellEnd"/>
     </w:p>
     <w:p>
       <w:pPr>
@@ -7950,7 +11604,21 @@
           <w:rFonts w:ascii="Times New Roman" w:hAnsi="Times New Roman" w:cs="Times New Roman"/>
         </w:rPr>
         <w:br/>
-        <w:t>Se folosesc subinterogări pentru calculul mediilor globale</w:t>
+        <w:t xml:space="preserve">Se folosesc </w:t>
+      </w:r>
+      <w:proofErr w:type="spellStart"/>
+      <w:r>
+        <w:rPr>
+          <w:rFonts w:ascii="Times New Roman" w:hAnsi="Times New Roman" w:cs="Times New Roman"/>
+        </w:rPr>
+        <w:t>subinterogări</w:t>
+      </w:r>
+      <w:proofErr w:type="spellEnd"/>
+      <w:r>
+        <w:rPr>
+          <w:rFonts w:ascii="Times New Roman" w:hAnsi="Times New Roman" w:cs="Times New Roman"/>
+        </w:rPr>
+        <w:t xml:space="preserve"> pentru calculul mediilor globale</w:t>
       </w:r>
       <w:r>
         <w:rPr>
@@ -8003,16 +11671,52 @@
           <w:szCs w:val="20"/>
         </w:rPr>
         <w:br/>
-        <w:t xml:space="preserve">    product_id,</w:t>
-      </w:r>
-      <w:r>
-        <w:rPr>
-          <w:rFonts w:ascii="Times New Roman" w:hAnsi="Times New Roman" w:cs="Times New Roman"/>
-          <w:sz w:val="20"/>
-          <w:szCs w:val="20"/>
-        </w:rPr>
-        <w:br/>
-        <w:t xml:space="preserve">    category,</w:t>
+        <w:t xml:space="preserve">    </w:t>
+      </w:r>
+      <w:proofErr w:type="spellStart"/>
+      <w:r>
+        <w:rPr>
+          <w:rFonts w:ascii="Times New Roman" w:hAnsi="Times New Roman" w:cs="Times New Roman"/>
+          <w:sz w:val="20"/>
+          <w:szCs w:val="20"/>
+        </w:rPr>
+        <w:t>product_id</w:t>
+      </w:r>
+      <w:proofErr w:type="spellEnd"/>
+      <w:r>
+        <w:rPr>
+          <w:rFonts w:ascii="Times New Roman" w:hAnsi="Times New Roman" w:cs="Times New Roman"/>
+          <w:sz w:val="20"/>
+          <w:szCs w:val="20"/>
+        </w:rPr>
+        <w:t>,</w:t>
+      </w:r>
+      <w:r>
+        <w:rPr>
+          <w:rFonts w:ascii="Times New Roman" w:hAnsi="Times New Roman" w:cs="Times New Roman"/>
+          <w:sz w:val="20"/>
+          <w:szCs w:val="20"/>
+        </w:rPr>
+        <w:br/>
+        <w:t xml:space="preserve">    </w:t>
+      </w:r>
+      <w:proofErr w:type="spellStart"/>
+      <w:r>
+        <w:rPr>
+          <w:rFonts w:ascii="Times New Roman" w:hAnsi="Times New Roman" w:cs="Times New Roman"/>
+          <w:sz w:val="20"/>
+          <w:szCs w:val="20"/>
+        </w:rPr>
+        <w:t>category</w:t>
+      </w:r>
+      <w:proofErr w:type="spellEnd"/>
+      <w:r>
+        <w:rPr>
+          <w:rFonts w:ascii="Times New Roman" w:hAnsi="Times New Roman" w:cs="Times New Roman"/>
+          <w:sz w:val="20"/>
+          <w:szCs w:val="20"/>
+        </w:rPr>
+        <w:t>,</w:t>
       </w:r>
       <w:r>
         <w:rPr>
@@ -8030,43 +11734,135 @@
           <w:szCs w:val="20"/>
         </w:rPr>
         <w:br/>
-        <w:t xml:space="preserve">    scor_total_interactiuni,</w:t>
-      </w:r>
-      <w:r>
-        <w:rPr>
-          <w:rFonts w:ascii="Times New Roman" w:hAnsi="Times New Roman" w:cs="Times New Roman"/>
-          <w:sz w:val="20"/>
-          <w:szCs w:val="20"/>
-        </w:rPr>
-        <w:br/>
-        <w:t xml:space="preserve">    rating_mediu</w:t>
-      </w:r>
-      <w:r>
-        <w:rPr>
-          <w:rFonts w:ascii="Times New Roman" w:hAnsi="Times New Roman" w:cs="Times New Roman"/>
-          <w:sz w:val="20"/>
-          <w:szCs w:val="20"/>
-        </w:rPr>
-        <w:br/>
-        <w:t>FROM fact_product_reviews</w:t>
-      </w:r>
-      <w:r>
-        <w:rPr>
-          <w:rFonts w:ascii="Times New Roman" w:hAnsi="Times New Roman" w:cs="Times New Roman"/>
-          <w:sz w:val="20"/>
-          <w:szCs w:val="20"/>
-        </w:rPr>
-        <w:br/>
-        <w:t>WHERE scor_total_interactiuni &gt; (</w:t>
-      </w:r>
-      <w:r>
-        <w:rPr>
-          <w:rFonts w:ascii="Times New Roman" w:hAnsi="Times New Roman" w:cs="Times New Roman"/>
-          <w:sz w:val="20"/>
-          <w:szCs w:val="20"/>
-        </w:rPr>
-        <w:br/>
-        <w:t xml:space="preserve">        SELECT AVG(scor_total_interactiuni) FROM fact_product_reviews  </w:t>
+        <w:t xml:space="preserve">    </w:t>
+      </w:r>
+      <w:proofErr w:type="spellStart"/>
+      <w:r>
+        <w:rPr>
+          <w:rFonts w:ascii="Times New Roman" w:hAnsi="Times New Roman" w:cs="Times New Roman"/>
+          <w:sz w:val="20"/>
+          <w:szCs w:val="20"/>
+        </w:rPr>
+        <w:t>scor_total_interactiuni</w:t>
+      </w:r>
+      <w:proofErr w:type="spellEnd"/>
+      <w:r>
+        <w:rPr>
+          <w:rFonts w:ascii="Times New Roman" w:hAnsi="Times New Roman" w:cs="Times New Roman"/>
+          <w:sz w:val="20"/>
+          <w:szCs w:val="20"/>
+        </w:rPr>
+        <w:t>,</w:t>
+      </w:r>
+      <w:r>
+        <w:rPr>
+          <w:rFonts w:ascii="Times New Roman" w:hAnsi="Times New Roman" w:cs="Times New Roman"/>
+          <w:sz w:val="20"/>
+          <w:szCs w:val="20"/>
+        </w:rPr>
+        <w:br/>
+        <w:t xml:space="preserve">    </w:t>
+      </w:r>
+      <w:proofErr w:type="spellStart"/>
+      <w:r>
+        <w:rPr>
+          <w:rFonts w:ascii="Times New Roman" w:hAnsi="Times New Roman" w:cs="Times New Roman"/>
+          <w:sz w:val="20"/>
+          <w:szCs w:val="20"/>
+        </w:rPr>
+        <w:t>rating_mediu</w:t>
+      </w:r>
+      <w:proofErr w:type="spellEnd"/>
+      <w:r>
+        <w:rPr>
+          <w:rFonts w:ascii="Times New Roman" w:hAnsi="Times New Roman" w:cs="Times New Roman"/>
+          <w:sz w:val="20"/>
+          <w:szCs w:val="20"/>
+        </w:rPr>
+        <w:br/>
+        <w:t xml:space="preserve">FROM </w:t>
+      </w:r>
+      <w:proofErr w:type="spellStart"/>
+      <w:r>
+        <w:rPr>
+          <w:rFonts w:ascii="Times New Roman" w:hAnsi="Times New Roman" w:cs="Times New Roman"/>
+          <w:sz w:val="20"/>
+          <w:szCs w:val="20"/>
+        </w:rPr>
+        <w:t>fact_product_reviews</w:t>
+      </w:r>
+      <w:proofErr w:type="spellEnd"/>
+      <w:r>
+        <w:rPr>
+          <w:rFonts w:ascii="Times New Roman" w:hAnsi="Times New Roman" w:cs="Times New Roman"/>
+          <w:sz w:val="20"/>
+          <w:szCs w:val="20"/>
+        </w:rPr>
+        <w:br/>
+        <w:t xml:space="preserve">WHERE </w:t>
+      </w:r>
+      <w:proofErr w:type="spellStart"/>
+      <w:r>
+        <w:rPr>
+          <w:rFonts w:ascii="Times New Roman" w:hAnsi="Times New Roman" w:cs="Times New Roman"/>
+          <w:sz w:val="20"/>
+          <w:szCs w:val="20"/>
+        </w:rPr>
+        <w:t>scor_total_interactiuni</w:t>
+      </w:r>
+      <w:proofErr w:type="spellEnd"/>
+      <w:r>
+        <w:rPr>
+          <w:rFonts w:ascii="Times New Roman" w:hAnsi="Times New Roman" w:cs="Times New Roman"/>
+          <w:sz w:val="20"/>
+          <w:szCs w:val="20"/>
+        </w:rPr>
+        <w:t xml:space="preserve"> &gt; (</w:t>
+      </w:r>
+      <w:r>
+        <w:rPr>
+          <w:rFonts w:ascii="Times New Roman" w:hAnsi="Times New Roman" w:cs="Times New Roman"/>
+          <w:sz w:val="20"/>
+          <w:szCs w:val="20"/>
+        </w:rPr>
+        <w:br/>
+        <w:t xml:space="preserve">        SELECT AVG(</w:t>
+      </w:r>
+      <w:proofErr w:type="spellStart"/>
+      <w:r>
+        <w:rPr>
+          <w:rFonts w:ascii="Times New Roman" w:hAnsi="Times New Roman" w:cs="Times New Roman"/>
+          <w:sz w:val="20"/>
+          <w:szCs w:val="20"/>
+        </w:rPr>
+        <w:t>scor_total_interactiuni</w:t>
+      </w:r>
+      <w:proofErr w:type="spellEnd"/>
+      <w:r>
+        <w:rPr>
+          <w:rFonts w:ascii="Times New Roman" w:hAnsi="Times New Roman" w:cs="Times New Roman"/>
+          <w:sz w:val="20"/>
+          <w:szCs w:val="20"/>
+        </w:rPr>
+        <w:t xml:space="preserve">) FROM </w:t>
+      </w:r>
+      <w:proofErr w:type="spellStart"/>
+      <w:r>
+        <w:rPr>
+          <w:rFonts w:ascii="Times New Roman" w:hAnsi="Times New Roman" w:cs="Times New Roman"/>
+          <w:sz w:val="20"/>
+          <w:szCs w:val="20"/>
+        </w:rPr>
+        <w:t>fact_product_reviews</w:t>
+      </w:r>
+      <w:proofErr w:type="spellEnd"/>
+      <w:r>
+        <w:rPr>
+          <w:rFonts w:ascii="Times New Roman" w:hAnsi="Times New Roman" w:cs="Times New Roman"/>
+          <w:sz w:val="20"/>
+          <w:szCs w:val="20"/>
+        </w:rPr>
+        <w:t xml:space="preserve">  </w:t>
       </w:r>
       <w:r>
         <w:rPr>
@@ -8084,17 +11880,63 @@
           <w:szCs w:val="20"/>
         </w:rPr>
         <w:br/>
-        <w:t xml:space="preserve">  AND rating_mediu &lt; (</w:t>
-      </w:r>
-      <w:r>
-        <w:rPr>
-          <w:rFonts w:ascii="Times New Roman" w:hAnsi="Times New Roman" w:cs="Times New Roman"/>
-          <w:sz w:val="20"/>
-          <w:szCs w:val="20"/>
-        </w:rPr>
-        <w:br/>
-        <w:t xml:space="preserve">        SELECT AVG(rating_mediu) FROM fact_product_reviews</w:t>
-      </w:r>
+        <w:t xml:space="preserve">  AND </w:t>
+      </w:r>
+      <w:proofErr w:type="spellStart"/>
+      <w:r>
+        <w:rPr>
+          <w:rFonts w:ascii="Times New Roman" w:hAnsi="Times New Roman" w:cs="Times New Roman"/>
+          <w:sz w:val="20"/>
+          <w:szCs w:val="20"/>
+        </w:rPr>
+        <w:t>rating_mediu</w:t>
+      </w:r>
+      <w:proofErr w:type="spellEnd"/>
+      <w:r>
+        <w:rPr>
+          <w:rFonts w:ascii="Times New Roman" w:hAnsi="Times New Roman" w:cs="Times New Roman"/>
+          <w:sz w:val="20"/>
+          <w:szCs w:val="20"/>
+        </w:rPr>
+        <w:t xml:space="preserve"> &lt; (</w:t>
+      </w:r>
+      <w:r>
+        <w:rPr>
+          <w:rFonts w:ascii="Times New Roman" w:hAnsi="Times New Roman" w:cs="Times New Roman"/>
+          <w:sz w:val="20"/>
+          <w:szCs w:val="20"/>
+        </w:rPr>
+        <w:br/>
+        <w:t xml:space="preserve">        SELECT AVG(</w:t>
+      </w:r>
+      <w:proofErr w:type="spellStart"/>
+      <w:r>
+        <w:rPr>
+          <w:rFonts w:ascii="Times New Roman" w:hAnsi="Times New Roman" w:cs="Times New Roman"/>
+          <w:sz w:val="20"/>
+          <w:szCs w:val="20"/>
+        </w:rPr>
+        <w:t>rating_mediu</w:t>
+      </w:r>
+      <w:proofErr w:type="spellEnd"/>
+      <w:r>
+        <w:rPr>
+          <w:rFonts w:ascii="Times New Roman" w:hAnsi="Times New Roman" w:cs="Times New Roman"/>
+          <w:sz w:val="20"/>
+          <w:szCs w:val="20"/>
+        </w:rPr>
+        <w:t xml:space="preserve">) FROM </w:t>
+      </w:r>
+      <w:proofErr w:type="spellStart"/>
+      <w:r>
+        <w:rPr>
+          <w:rFonts w:ascii="Times New Roman" w:hAnsi="Times New Roman" w:cs="Times New Roman"/>
+          <w:sz w:val="20"/>
+          <w:szCs w:val="20"/>
+        </w:rPr>
+        <w:t>fact_product_reviews</w:t>
+      </w:r>
+      <w:proofErr w:type="spellEnd"/>
       <w:r>
         <w:rPr>
           <w:rFonts w:ascii="Times New Roman" w:hAnsi="Times New Roman" w:cs="Times New Roman"/>
@@ -8111,7 +11953,25 @@
           <w:szCs w:val="20"/>
         </w:rPr>
         <w:br/>
-        <w:t>ORDER BY scor_total_interactiuni DESC;</w:t>
+        <w:t xml:space="preserve">ORDER BY </w:t>
+      </w:r>
+      <w:proofErr w:type="spellStart"/>
+      <w:r>
+        <w:rPr>
+          <w:rFonts w:ascii="Times New Roman" w:hAnsi="Times New Roman" w:cs="Times New Roman"/>
+          <w:sz w:val="20"/>
+          <w:szCs w:val="20"/>
+        </w:rPr>
+        <w:t>scor_total_interactiuni</w:t>
+      </w:r>
+      <w:proofErr w:type="spellEnd"/>
+      <w:r>
+        <w:rPr>
+          <w:rFonts w:ascii="Times New Roman" w:hAnsi="Times New Roman" w:cs="Times New Roman"/>
+          <w:sz w:val="20"/>
+          <w:szCs w:val="20"/>
+        </w:rPr>
+        <w:t xml:space="preserve"> DESC;</w:t>
       </w:r>
     </w:p>
     <w:p>
@@ -8267,14 +12127,34 @@
         </w:rPr>
         <w:t xml:space="preserve"> – Grid (</w:t>
       </w:r>
-      <w:r>
-        <w:rPr>
-          <w:rFonts w:ascii="Times New Roman" w:hAnsi="Times New Roman" w:cs="Times New Roman"/>
-          <w:b/>
-          <w:bCs/>
-        </w:rPr>
-        <w:t>Average for popularity</w:t>
-      </w:r>
+      <w:proofErr w:type="spellStart"/>
+      <w:r>
+        <w:rPr>
+          <w:rFonts w:ascii="Times New Roman" w:hAnsi="Times New Roman" w:cs="Times New Roman"/>
+          <w:b/>
+          <w:bCs/>
+        </w:rPr>
+        <w:t>Average</w:t>
+      </w:r>
+      <w:proofErr w:type="spellEnd"/>
+      <w:r>
+        <w:rPr>
+          <w:rFonts w:ascii="Times New Roman" w:hAnsi="Times New Roman" w:cs="Times New Roman"/>
+          <w:b/>
+          <w:bCs/>
+        </w:rPr>
+        <w:t xml:space="preserve"> for </w:t>
+      </w:r>
+      <w:proofErr w:type="spellStart"/>
+      <w:r>
+        <w:rPr>
+          <w:rFonts w:ascii="Times New Roman" w:hAnsi="Times New Roman" w:cs="Times New Roman"/>
+          <w:b/>
+          <w:bCs/>
+        </w:rPr>
+        <w:t>popularity</w:t>
+      </w:r>
+      <w:proofErr w:type="spellEnd"/>
       <w:r>
         <w:rPr>
           <w:rFonts w:ascii="Times New Roman" w:hAnsi="Times New Roman" w:cs="Times New Roman"/>
@@ -8296,15 +12176,40 @@
           <w:b/>
           <w:bCs/>
         </w:rPr>
-        <w:t>Tabela/View țintă:</w:t>
-      </w:r>
-      <w:r>
-        <w:rPr>
-          <w:rFonts w:ascii="Times New Roman" w:hAnsi="Times New Roman" w:cs="Times New Roman"/>
-        </w:rPr>
-        <w:br/>
+        <w:t>Tabela/</w:t>
+      </w:r>
+      <w:proofErr w:type="spellStart"/>
+      <w:r>
+        <w:rPr>
+          <w:rFonts w:ascii="Times New Roman" w:hAnsi="Times New Roman" w:cs="Times New Roman"/>
+          <w:b/>
+          <w:bCs/>
+        </w:rPr>
+        <w:t>View</w:t>
+      </w:r>
+      <w:proofErr w:type="spellEnd"/>
+      <w:r>
+        <w:rPr>
+          <w:rFonts w:ascii="Times New Roman" w:hAnsi="Times New Roman" w:cs="Times New Roman"/>
+          <w:b/>
+          <w:bCs/>
+        </w:rPr>
+        <w:t xml:space="preserve"> țintă:</w:t>
+      </w:r>
+      <w:r>
+        <w:rPr>
+          <w:rFonts w:ascii="Times New Roman" w:hAnsi="Times New Roman" w:cs="Times New Roman"/>
+        </w:rPr>
+        <w:br/>
+      </w:r>
+      <w:proofErr w:type="spellStart"/>
+      <w:r>
+        <w:rPr>
+          <w:rFonts w:ascii="Times New Roman" w:hAnsi="Times New Roman" w:cs="Times New Roman"/>
+        </w:rPr>
         <w:t>fact_product_reviews</w:t>
       </w:r>
+      <w:proofErr w:type="spellEnd"/>
     </w:p>
     <w:p>
       <w:pPr>
@@ -8389,14 +12294,50 @@
           <w:rFonts w:ascii="Times New Roman" w:hAnsi="Times New Roman" w:cs="Times New Roman"/>
         </w:rPr>
         <w:br/>
-        <w:t xml:space="preserve">    AVG(scor_total_interactiuni) AS media_interactiuni</w:t>
-      </w:r>
-      <w:r>
-        <w:rPr>
-          <w:rFonts w:ascii="Times New Roman" w:hAnsi="Times New Roman" w:cs="Times New Roman"/>
-        </w:rPr>
-        <w:br/>
-        <w:t>FROM fact_product_reviews;</w:t>
+        <w:t xml:space="preserve">    AVG(</w:t>
+      </w:r>
+      <w:proofErr w:type="spellStart"/>
+      <w:r>
+        <w:rPr>
+          <w:rFonts w:ascii="Times New Roman" w:hAnsi="Times New Roman" w:cs="Times New Roman"/>
+        </w:rPr>
+        <w:t>scor_total_interactiuni</w:t>
+      </w:r>
+      <w:proofErr w:type="spellEnd"/>
+      <w:r>
+        <w:rPr>
+          <w:rFonts w:ascii="Times New Roman" w:hAnsi="Times New Roman" w:cs="Times New Roman"/>
+        </w:rPr>
+        <w:t xml:space="preserve">) AS </w:t>
+      </w:r>
+      <w:proofErr w:type="spellStart"/>
+      <w:r>
+        <w:rPr>
+          <w:rFonts w:ascii="Times New Roman" w:hAnsi="Times New Roman" w:cs="Times New Roman"/>
+        </w:rPr>
+        <w:t>media_interactiuni</w:t>
+      </w:r>
+      <w:proofErr w:type="spellEnd"/>
+      <w:r>
+        <w:rPr>
+          <w:rFonts w:ascii="Times New Roman" w:hAnsi="Times New Roman" w:cs="Times New Roman"/>
+        </w:rPr>
+        <w:br/>
+        <w:t xml:space="preserve">FROM </w:t>
+      </w:r>
+      <w:proofErr w:type="spellStart"/>
+      <w:r>
+        <w:rPr>
+          <w:rFonts w:ascii="Times New Roman" w:hAnsi="Times New Roman" w:cs="Times New Roman"/>
+        </w:rPr>
+        <w:t>fact_product_reviews</w:t>
+      </w:r>
+      <w:proofErr w:type="spellEnd"/>
+      <w:r>
+        <w:rPr>
+          <w:rFonts w:ascii="Times New Roman" w:hAnsi="Times New Roman" w:cs="Times New Roman"/>
+        </w:rPr>
+        <w:t>;</w:t>
       </w:r>
     </w:p>
     <w:p>
@@ -8601,8 +12542,18 @@
           <w:b/>
           <w:bCs/>
         </w:rPr>
-        <w:t>Rating average</w:t>
-      </w:r>
+        <w:t xml:space="preserve">Rating </w:t>
+      </w:r>
+      <w:proofErr w:type="spellStart"/>
+      <w:r>
+        <w:rPr>
+          <w:rFonts w:ascii="Times New Roman" w:hAnsi="Times New Roman" w:cs="Times New Roman"/>
+          <w:b/>
+          <w:bCs/>
+        </w:rPr>
+        <w:t>average</w:t>
+      </w:r>
+      <w:proofErr w:type="spellEnd"/>
       <w:r>
         <w:rPr>
           <w:rFonts w:ascii="Times New Roman" w:hAnsi="Times New Roman" w:cs="Times New Roman"/>
@@ -8624,15 +12575,40 @@
           <w:b/>
           <w:bCs/>
         </w:rPr>
-        <w:t>Tabela/View țintă:</w:t>
-      </w:r>
-      <w:r>
-        <w:rPr>
-          <w:rFonts w:ascii="Times New Roman" w:hAnsi="Times New Roman" w:cs="Times New Roman"/>
-        </w:rPr>
-        <w:br/>
+        <w:t>Tabela/</w:t>
+      </w:r>
+      <w:proofErr w:type="spellStart"/>
+      <w:r>
+        <w:rPr>
+          <w:rFonts w:ascii="Times New Roman" w:hAnsi="Times New Roman" w:cs="Times New Roman"/>
+          <w:b/>
+          <w:bCs/>
+        </w:rPr>
+        <w:t>View</w:t>
+      </w:r>
+      <w:proofErr w:type="spellEnd"/>
+      <w:r>
+        <w:rPr>
+          <w:rFonts w:ascii="Times New Roman" w:hAnsi="Times New Roman" w:cs="Times New Roman"/>
+          <w:b/>
+          <w:bCs/>
+        </w:rPr>
+        <w:t xml:space="preserve"> țintă:</w:t>
+      </w:r>
+      <w:r>
+        <w:rPr>
+          <w:rFonts w:ascii="Times New Roman" w:hAnsi="Times New Roman" w:cs="Times New Roman"/>
+        </w:rPr>
+        <w:br/>
+      </w:r>
+      <w:proofErr w:type="spellStart"/>
+      <w:r>
+        <w:rPr>
+          <w:rFonts w:ascii="Times New Roman" w:hAnsi="Times New Roman" w:cs="Times New Roman"/>
+        </w:rPr>
         <w:t>fact_product_reviews</w:t>
       </w:r>
+      <w:proofErr w:type="spellEnd"/>
     </w:p>
     <w:p>
       <w:pPr>
@@ -8717,14 +12693,50 @@
           <w:rFonts w:ascii="Times New Roman" w:hAnsi="Times New Roman" w:cs="Times New Roman"/>
         </w:rPr>
         <w:br/>
-        <w:t xml:space="preserve">    AVG(rating_mediu) AS media_rating</w:t>
-      </w:r>
-      <w:r>
-        <w:rPr>
-          <w:rFonts w:ascii="Times New Roman" w:hAnsi="Times New Roman" w:cs="Times New Roman"/>
-        </w:rPr>
-        <w:br/>
-        <w:t>FROM fact_product_reviews;</w:t>
+        <w:t xml:space="preserve">    AVG(</w:t>
+      </w:r>
+      <w:proofErr w:type="spellStart"/>
+      <w:r>
+        <w:rPr>
+          <w:rFonts w:ascii="Times New Roman" w:hAnsi="Times New Roman" w:cs="Times New Roman"/>
+        </w:rPr>
+        <w:t>rating_mediu</w:t>
+      </w:r>
+      <w:proofErr w:type="spellEnd"/>
+      <w:r>
+        <w:rPr>
+          <w:rFonts w:ascii="Times New Roman" w:hAnsi="Times New Roman" w:cs="Times New Roman"/>
+        </w:rPr>
+        <w:t xml:space="preserve">) AS </w:t>
+      </w:r>
+      <w:proofErr w:type="spellStart"/>
+      <w:r>
+        <w:rPr>
+          <w:rFonts w:ascii="Times New Roman" w:hAnsi="Times New Roman" w:cs="Times New Roman"/>
+        </w:rPr>
+        <w:t>media_rating</w:t>
+      </w:r>
+      <w:proofErr w:type="spellEnd"/>
+      <w:r>
+        <w:rPr>
+          <w:rFonts w:ascii="Times New Roman" w:hAnsi="Times New Roman" w:cs="Times New Roman"/>
+        </w:rPr>
+        <w:br/>
+        <w:t xml:space="preserve">FROM </w:t>
+      </w:r>
+      <w:proofErr w:type="spellStart"/>
+      <w:r>
+        <w:rPr>
+          <w:rFonts w:ascii="Times New Roman" w:hAnsi="Times New Roman" w:cs="Times New Roman"/>
+        </w:rPr>
+        <w:t>fact_product_reviews</w:t>
+      </w:r>
+      <w:proofErr w:type="spellEnd"/>
+      <w:r>
+        <w:rPr>
+          <w:rFonts w:ascii="Times New Roman" w:hAnsi="Times New Roman" w:cs="Times New Roman"/>
+        </w:rPr>
+        <w:t>;</w:t>
       </w:r>
     </w:p>
     <w:p>
@@ -8943,7 +12955,79 @@
           <w:b/>
           <w:bCs/>
         </w:rPr>
-        <w:t>Brand that dominates each types of segment</w:t>
+        <w:t xml:space="preserve">Brand </w:t>
+      </w:r>
+      <w:proofErr w:type="spellStart"/>
+      <w:r>
+        <w:rPr>
+          <w:rFonts w:ascii="Times New Roman" w:hAnsi="Times New Roman" w:cs="Times New Roman"/>
+          <w:b/>
+          <w:bCs/>
+        </w:rPr>
+        <w:t>that</w:t>
+      </w:r>
+      <w:proofErr w:type="spellEnd"/>
+      <w:r>
+        <w:rPr>
+          <w:rFonts w:ascii="Times New Roman" w:hAnsi="Times New Roman" w:cs="Times New Roman"/>
+          <w:b/>
+          <w:bCs/>
+        </w:rPr>
+        <w:t xml:space="preserve"> </w:t>
+      </w:r>
+      <w:proofErr w:type="spellStart"/>
+      <w:r>
+        <w:rPr>
+          <w:rFonts w:ascii="Times New Roman" w:hAnsi="Times New Roman" w:cs="Times New Roman"/>
+          <w:b/>
+          <w:bCs/>
+        </w:rPr>
+        <w:t>dominates</w:t>
+      </w:r>
+      <w:proofErr w:type="spellEnd"/>
+      <w:r>
+        <w:rPr>
+          <w:rFonts w:ascii="Times New Roman" w:hAnsi="Times New Roman" w:cs="Times New Roman"/>
+          <w:b/>
+          <w:bCs/>
+        </w:rPr>
+        <w:t xml:space="preserve"> </w:t>
+      </w:r>
+      <w:proofErr w:type="spellStart"/>
+      <w:r>
+        <w:rPr>
+          <w:rFonts w:ascii="Times New Roman" w:hAnsi="Times New Roman" w:cs="Times New Roman"/>
+          <w:b/>
+          <w:bCs/>
+        </w:rPr>
+        <w:t>each</w:t>
+      </w:r>
+      <w:proofErr w:type="spellEnd"/>
+      <w:r>
+        <w:rPr>
+          <w:rFonts w:ascii="Times New Roman" w:hAnsi="Times New Roman" w:cs="Times New Roman"/>
+          <w:b/>
+          <w:bCs/>
+        </w:rPr>
+        <w:t xml:space="preserve"> </w:t>
+      </w:r>
+      <w:proofErr w:type="spellStart"/>
+      <w:r>
+        <w:rPr>
+          <w:rFonts w:ascii="Times New Roman" w:hAnsi="Times New Roman" w:cs="Times New Roman"/>
+          <w:b/>
+          <w:bCs/>
+        </w:rPr>
+        <w:t>types</w:t>
+      </w:r>
+      <w:proofErr w:type="spellEnd"/>
+      <w:r>
+        <w:rPr>
+          <w:rFonts w:ascii="Times New Roman" w:hAnsi="Times New Roman" w:cs="Times New Roman"/>
+          <w:b/>
+          <w:bCs/>
+        </w:rPr>
+        <w:t xml:space="preserve"> of segment</w:t>
       </w:r>
       <w:r>
         <w:rPr>
@@ -8967,15 +13051,40 @@
           <w:b/>
           <w:bCs/>
         </w:rPr>
-        <w:t>Tabela/View țintă:</w:t>
-      </w:r>
-      <w:r>
-        <w:rPr>
-          <w:rFonts w:ascii="Times New Roman" w:hAnsi="Times New Roman" w:cs="Times New Roman"/>
-        </w:rPr>
-        <w:br/>
+        <w:t>Tabela/</w:t>
+      </w:r>
+      <w:proofErr w:type="spellStart"/>
+      <w:r>
+        <w:rPr>
+          <w:rFonts w:ascii="Times New Roman" w:hAnsi="Times New Roman" w:cs="Times New Roman"/>
+          <w:b/>
+          <w:bCs/>
+        </w:rPr>
+        <w:t>View</w:t>
+      </w:r>
+      <w:proofErr w:type="spellEnd"/>
+      <w:r>
+        <w:rPr>
+          <w:rFonts w:ascii="Times New Roman" w:hAnsi="Times New Roman" w:cs="Times New Roman"/>
+          <w:b/>
+          <w:bCs/>
+        </w:rPr>
+        <w:t xml:space="preserve"> țintă:</w:t>
+      </w:r>
+      <w:r>
+        <w:rPr>
+          <w:rFonts w:ascii="Times New Roman" w:hAnsi="Times New Roman" w:cs="Times New Roman"/>
+        </w:rPr>
+        <w:br/>
+      </w:r>
+      <w:proofErr w:type="spellStart"/>
+      <w:r>
+        <w:rPr>
+          <w:rFonts w:ascii="Times New Roman" w:hAnsi="Times New Roman" w:cs="Times New Roman"/>
+        </w:rPr>
         <w:t>olap_full_segment_brand</w:t>
       </w:r>
+      <w:proofErr w:type="spellEnd"/>
     </w:p>
     <w:p>
       <w:pPr>
@@ -9111,7 +13220,43 @@
           <w:szCs w:val="20"/>
         </w:rPr>
         <w:br/>
-        <w:t xml:space="preserve">        SUM(scor_total) AS scor_total,</w:t>
+        <w:t xml:space="preserve">        SUM(</w:t>
+      </w:r>
+      <w:proofErr w:type="spellStart"/>
+      <w:r>
+        <w:rPr>
+          <w:rFonts w:ascii="Times New Roman" w:hAnsi="Times New Roman" w:cs="Times New Roman"/>
+          <w:sz w:val="20"/>
+          <w:szCs w:val="20"/>
+        </w:rPr>
+        <w:t>scor_total</w:t>
+      </w:r>
+      <w:proofErr w:type="spellEnd"/>
+      <w:r>
+        <w:rPr>
+          <w:rFonts w:ascii="Times New Roman" w:hAnsi="Times New Roman" w:cs="Times New Roman"/>
+          <w:sz w:val="20"/>
+          <w:szCs w:val="20"/>
+        </w:rPr>
+        <w:t xml:space="preserve">) AS </w:t>
+      </w:r>
+      <w:proofErr w:type="spellStart"/>
+      <w:r>
+        <w:rPr>
+          <w:rFonts w:ascii="Times New Roman" w:hAnsi="Times New Roman" w:cs="Times New Roman"/>
+          <w:sz w:val="20"/>
+          <w:szCs w:val="20"/>
+        </w:rPr>
+        <w:t>scor_total</w:t>
+      </w:r>
+      <w:proofErr w:type="spellEnd"/>
+      <w:r>
+        <w:rPr>
+          <w:rFonts w:ascii="Times New Roman" w:hAnsi="Times New Roman" w:cs="Times New Roman"/>
+          <w:sz w:val="20"/>
+          <w:szCs w:val="20"/>
+        </w:rPr>
+        <w:t>,</w:t>
       </w:r>
       <w:r>
         <w:rPr>
@@ -9138,26 +13283,64 @@
           <w:szCs w:val="20"/>
         </w:rPr>
         <w:br/>
-        <w:t xml:space="preserve">            ORDER BY SUM(scor_total) DESC</w:t>
-      </w:r>
-      <w:r>
-        <w:rPr>
-          <w:rFonts w:ascii="Times New Roman" w:hAnsi="Times New Roman" w:cs="Times New Roman"/>
-          <w:sz w:val="20"/>
-          <w:szCs w:val="20"/>
-        </w:rPr>
-        <w:br/>
-        <w:t xml:space="preserve">        ) AS rn</w:t>
-      </w:r>
-      <w:r>
-        <w:rPr>
-          <w:rFonts w:ascii="Times New Roman" w:hAnsi="Times New Roman" w:cs="Times New Roman"/>
-          <w:sz w:val="20"/>
-          <w:szCs w:val="20"/>
-        </w:rPr>
-        <w:br/>
-        <w:t xml:space="preserve">    FROM olap_full_segment_brand</w:t>
-      </w:r>
+        <w:t xml:space="preserve">            ORDER BY SUM(</w:t>
+      </w:r>
+      <w:proofErr w:type="spellStart"/>
+      <w:r>
+        <w:rPr>
+          <w:rFonts w:ascii="Times New Roman" w:hAnsi="Times New Roman" w:cs="Times New Roman"/>
+          <w:sz w:val="20"/>
+          <w:szCs w:val="20"/>
+        </w:rPr>
+        <w:t>scor_total</w:t>
+      </w:r>
+      <w:proofErr w:type="spellEnd"/>
+      <w:r>
+        <w:rPr>
+          <w:rFonts w:ascii="Times New Roman" w:hAnsi="Times New Roman" w:cs="Times New Roman"/>
+          <w:sz w:val="20"/>
+          <w:szCs w:val="20"/>
+        </w:rPr>
+        <w:t>) DESC</w:t>
+      </w:r>
+      <w:r>
+        <w:rPr>
+          <w:rFonts w:ascii="Times New Roman" w:hAnsi="Times New Roman" w:cs="Times New Roman"/>
+          <w:sz w:val="20"/>
+          <w:szCs w:val="20"/>
+        </w:rPr>
+        <w:br/>
+        <w:t xml:space="preserve">        ) AS </w:t>
+      </w:r>
+      <w:proofErr w:type="spellStart"/>
+      <w:r>
+        <w:rPr>
+          <w:rFonts w:ascii="Times New Roman" w:hAnsi="Times New Roman" w:cs="Times New Roman"/>
+          <w:sz w:val="20"/>
+          <w:szCs w:val="20"/>
+        </w:rPr>
+        <w:t>rn</w:t>
+      </w:r>
+      <w:proofErr w:type="spellEnd"/>
+      <w:r>
+        <w:rPr>
+          <w:rFonts w:ascii="Times New Roman" w:hAnsi="Times New Roman" w:cs="Times New Roman"/>
+          <w:sz w:val="20"/>
+          <w:szCs w:val="20"/>
+        </w:rPr>
+        <w:br/>
+        <w:t xml:space="preserve">    FROM </w:t>
+      </w:r>
+      <w:proofErr w:type="spellStart"/>
+      <w:r>
+        <w:rPr>
+          <w:rFonts w:ascii="Times New Roman" w:hAnsi="Times New Roman" w:cs="Times New Roman"/>
+          <w:sz w:val="20"/>
+          <w:szCs w:val="20"/>
+        </w:rPr>
+        <w:t>olap_full_segment_brand</w:t>
+      </w:r>
+      <w:proofErr w:type="spellEnd"/>
       <w:r>
         <w:rPr>
           <w:rFonts w:ascii="Times New Roman" w:hAnsi="Times New Roman" w:cs="Times New Roman"/>
@@ -9201,7 +13384,25 @@
           <w:szCs w:val="20"/>
         </w:rPr>
         <w:br/>
-        <w:t>WHERE rn = 1;</w:t>
+        <w:t xml:space="preserve">WHERE </w:t>
+      </w:r>
+      <w:proofErr w:type="spellStart"/>
+      <w:r>
+        <w:rPr>
+          <w:rFonts w:ascii="Times New Roman" w:hAnsi="Times New Roman" w:cs="Times New Roman"/>
+          <w:sz w:val="20"/>
+          <w:szCs w:val="20"/>
+        </w:rPr>
+        <w:t>rn</w:t>
+      </w:r>
+      <w:proofErr w:type="spellEnd"/>
+      <w:r>
+        <w:rPr>
+          <w:rFonts w:ascii="Times New Roman" w:hAnsi="Times New Roman" w:cs="Times New Roman"/>
+          <w:sz w:val="20"/>
+          <w:szCs w:val="20"/>
+        </w:rPr>
+        <w:t xml:space="preserve"> = 1;</w:t>
       </w:r>
     </w:p>
     <w:p>
@@ -9344,16 +13545,98 @@
           <w:b/>
           <w:bCs/>
         </w:rPr>
-        <w:t>– Grid (Produ</w:t>
-      </w:r>
-      <w:r>
-        <w:rPr>
-          <w:rFonts w:ascii="Times New Roman" w:hAnsi="Times New Roman" w:cs="Times New Roman"/>
-          <w:b/>
-          <w:bCs/>
-        </w:rPr>
-        <w:t>cts with exponential growth in interest</w:t>
-      </w:r>
+        <w:t>– Grid (</w:t>
+      </w:r>
+      <w:proofErr w:type="spellStart"/>
+      <w:r>
+        <w:rPr>
+          <w:rFonts w:ascii="Times New Roman" w:hAnsi="Times New Roman" w:cs="Times New Roman"/>
+          <w:b/>
+          <w:bCs/>
+        </w:rPr>
+        <w:t>Produ</w:t>
+      </w:r>
+      <w:r>
+        <w:rPr>
+          <w:rFonts w:ascii="Times New Roman" w:hAnsi="Times New Roman" w:cs="Times New Roman"/>
+          <w:b/>
+          <w:bCs/>
+        </w:rPr>
+        <w:t>cts</w:t>
+      </w:r>
+      <w:proofErr w:type="spellEnd"/>
+      <w:r>
+        <w:rPr>
+          <w:rFonts w:ascii="Times New Roman" w:hAnsi="Times New Roman" w:cs="Times New Roman"/>
+          <w:b/>
+          <w:bCs/>
+        </w:rPr>
+        <w:t xml:space="preserve"> </w:t>
+      </w:r>
+      <w:proofErr w:type="spellStart"/>
+      <w:r>
+        <w:rPr>
+          <w:rFonts w:ascii="Times New Roman" w:hAnsi="Times New Roman" w:cs="Times New Roman"/>
+          <w:b/>
+          <w:bCs/>
+        </w:rPr>
+        <w:t>with</w:t>
+      </w:r>
+      <w:proofErr w:type="spellEnd"/>
+      <w:r>
+        <w:rPr>
+          <w:rFonts w:ascii="Times New Roman" w:hAnsi="Times New Roman" w:cs="Times New Roman"/>
+          <w:b/>
+          <w:bCs/>
+        </w:rPr>
+        <w:t xml:space="preserve"> </w:t>
+      </w:r>
+      <w:proofErr w:type="spellStart"/>
+      <w:r>
+        <w:rPr>
+          <w:rFonts w:ascii="Times New Roman" w:hAnsi="Times New Roman" w:cs="Times New Roman"/>
+          <w:b/>
+          <w:bCs/>
+        </w:rPr>
+        <w:t>exponential</w:t>
+      </w:r>
+      <w:proofErr w:type="spellEnd"/>
+      <w:r>
+        <w:rPr>
+          <w:rFonts w:ascii="Times New Roman" w:hAnsi="Times New Roman" w:cs="Times New Roman"/>
+          <w:b/>
+          <w:bCs/>
+        </w:rPr>
+        <w:t xml:space="preserve"> </w:t>
+      </w:r>
+      <w:proofErr w:type="spellStart"/>
+      <w:r>
+        <w:rPr>
+          <w:rFonts w:ascii="Times New Roman" w:hAnsi="Times New Roman" w:cs="Times New Roman"/>
+          <w:b/>
+          <w:bCs/>
+        </w:rPr>
+        <w:t>growth</w:t>
+      </w:r>
+      <w:proofErr w:type="spellEnd"/>
+      <w:r>
+        <w:rPr>
+          <w:rFonts w:ascii="Times New Roman" w:hAnsi="Times New Roman" w:cs="Times New Roman"/>
+          <w:b/>
+          <w:bCs/>
+        </w:rPr>
+        <w:t xml:space="preserve"> in </w:t>
+      </w:r>
+      <w:proofErr w:type="spellStart"/>
+      <w:r>
+        <w:rPr>
+          <w:rFonts w:ascii="Times New Roman" w:hAnsi="Times New Roman" w:cs="Times New Roman"/>
+          <w:b/>
+          <w:bCs/>
+        </w:rPr>
+        <w:t>interest</w:t>
+      </w:r>
+      <w:proofErr w:type="spellEnd"/>
       <w:r>
         <w:rPr>
           <w:rFonts w:ascii="Times New Roman" w:hAnsi="Times New Roman" w:cs="Times New Roman"/>
@@ -9376,15 +13659,40 @@
           <w:b/>
           <w:bCs/>
         </w:rPr>
-        <w:t>Tabela/View țintă:</w:t>
-      </w:r>
-      <w:r>
-        <w:rPr>
-          <w:rFonts w:ascii="Times New Roman" w:hAnsi="Times New Roman" w:cs="Times New Roman"/>
-        </w:rPr>
-        <w:br/>
+        <w:t>Tabela/</w:t>
+      </w:r>
+      <w:proofErr w:type="spellStart"/>
+      <w:r>
+        <w:rPr>
+          <w:rFonts w:ascii="Times New Roman" w:hAnsi="Times New Roman" w:cs="Times New Roman"/>
+          <w:b/>
+          <w:bCs/>
+        </w:rPr>
+        <w:t>View</w:t>
+      </w:r>
+      <w:proofErr w:type="spellEnd"/>
+      <w:r>
+        <w:rPr>
+          <w:rFonts w:ascii="Times New Roman" w:hAnsi="Times New Roman" w:cs="Times New Roman"/>
+          <w:b/>
+          <w:bCs/>
+        </w:rPr>
+        <w:t xml:space="preserve"> țintă:</w:t>
+      </w:r>
+      <w:r>
+        <w:rPr>
+          <w:rFonts w:ascii="Times New Roman" w:hAnsi="Times New Roman" w:cs="Times New Roman"/>
+        </w:rPr>
+        <w:br/>
+      </w:r>
+      <w:proofErr w:type="spellStart"/>
+      <w:r>
+        <w:rPr>
+          <w:rFonts w:ascii="Times New Roman" w:hAnsi="Times New Roman" w:cs="Times New Roman"/>
+        </w:rPr>
         <w:t>vw_consolidare_full_analysis</w:t>
       </w:r>
+      <w:proofErr w:type="spellEnd"/>
     </w:p>
     <w:p>
       <w:pPr>
@@ -9484,70 +13792,244 @@
           <w:szCs w:val="20"/>
         </w:rPr>
         <w:br/>
-        <w:t xml:space="preserve">    product_id,</w:t>
-      </w:r>
-      <w:r>
-        <w:rPr>
-          <w:rFonts w:ascii="Times New Roman" w:hAnsi="Times New Roman" w:cs="Times New Roman"/>
-          <w:sz w:val="20"/>
-          <w:szCs w:val="20"/>
-        </w:rPr>
-        <w:br/>
-        <w:t xml:space="preserve">    category,</w:t>
-      </w:r>
-      <w:r>
-        <w:rPr>
-          <w:rFonts w:ascii="Times New Roman" w:hAnsi="Times New Roman" w:cs="Times New Roman"/>
-          <w:sz w:val="20"/>
-          <w:szCs w:val="20"/>
-        </w:rPr>
-        <w:br/>
-        <w:t xml:space="preserve">    event_type,</w:t>
-      </w:r>
-      <w:r>
-        <w:rPr>
-          <w:rFonts w:ascii="Times New Roman" w:hAnsi="Times New Roman" w:cs="Times New Roman"/>
-          <w:sz w:val="20"/>
-          <w:szCs w:val="20"/>
-        </w:rPr>
-        <w:br/>
-        <w:t xml:space="preserve">    SUM(scor_interactiuni) AS scor_total</w:t>
-      </w:r>
-      <w:r>
-        <w:rPr>
-          <w:rFonts w:ascii="Times New Roman" w:hAnsi="Times New Roman" w:cs="Times New Roman"/>
-          <w:sz w:val="20"/>
-          <w:szCs w:val="20"/>
-        </w:rPr>
-        <w:br/>
-        <w:t>FROM vw_consolidare_full_analysis</w:t>
-      </w:r>
-      <w:r>
-        <w:rPr>
-          <w:rFonts w:ascii="Times New Roman" w:hAnsi="Times New Roman" w:cs="Times New Roman"/>
-          <w:sz w:val="20"/>
-          <w:szCs w:val="20"/>
-        </w:rPr>
-        <w:br/>
-        <w:t>GROUP BY product_id, category, event_type</w:t>
-      </w:r>
-      <w:r>
-        <w:rPr>
-          <w:rFonts w:ascii="Times New Roman" w:hAnsi="Times New Roman" w:cs="Times New Roman"/>
-          <w:sz w:val="20"/>
-          <w:szCs w:val="20"/>
-        </w:rPr>
-        <w:br/>
-        <w:t>HAVING SUM(scor_interactiuni) &gt; (</w:t>
-      </w:r>
-      <w:r>
-        <w:rPr>
-          <w:rFonts w:ascii="Times New Roman" w:hAnsi="Times New Roman" w:cs="Times New Roman"/>
-          <w:sz w:val="20"/>
-          <w:szCs w:val="20"/>
-        </w:rPr>
-        <w:br/>
-        <w:t xml:space="preserve">    SELECT AVG(total_scor)</w:t>
+        <w:t xml:space="preserve">    </w:t>
+      </w:r>
+      <w:proofErr w:type="spellStart"/>
+      <w:r>
+        <w:rPr>
+          <w:rFonts w:ascii="Times New Roman" w:hAnsi="Times New Roman" w:cs="Times New Roman"/>
+          <w:sz w:val="20"/>
+          <w:szCs w:val="20"/>
+        </w:rPr>
+        <w:t>product_id</w:t>
+      </w:r>
+      <w:proofErr w:type="spellEnd"/>
+      <w:r>
+        <w:rPr>
+          <w:rFonts w:ascii="Times New Roman" w:hAnsi="Times New Roman" w:cs="Times New Roman"/>
+          <w:sz w:val="20"/>
+          <w:szCs w:val="20"/>
+        </w:rPr>
+        <w:t>,</w:t>
+      </w:r>
+      <w:r>
+        <w:rPr>
+          <w:rFonts w:ascii="Times New Roman" w:hAnsi="Times New Roman" w:cs="Times New Roman"/>
+          <w:sz w:val="20"/>
+          <w:szCs w:val="20"/>
+        </w:rPr>
+        <w:br/>
+        <w:t xml:space="preserve">    </w:t>
+      </w:r>
+      <w:proofErr w:type="spellStart"/>
+      <w:r>
+        <w:rPr>
+          <w:rFonts w:ascii="Times New Roman" w:hAnsi="Times New Roman" w:cs="Times New Roman"/>
+          <w:sz w:val="20"/>
+          <w:szCs w:val="20"/>
+        </w:rPr>
+        <w:t>category</w:t>
+      </w:r>
+      <w:proofErr w:type="spellEnd"/>
+      <w:r>
+        <w:rPr>
+          <w:rFonts w:ascii="Times New Roman" w:hAnsi="Times New Roman" w:cs="Times New Roman"/>
+          <w:sz w:val="20"/>
+          <w:szCs w:val="20"/>
+        </w:rPr>
+        <w:t>,</w:t>
+      </w:r>
+      <w:r>
+        <w:rPr>
+          <w:rFonts w:ascii="Times New Roman" w:hAnsi="Times New Roman" w:cs="Times New Roman"/>
+          <w:sz w:val="20"/>
+          <w:szCs w:val="20"/>
+        </w:rPr>
+        <w:br/>
+        <w:t xml:space="preserve">    </w:t>
+      </w:r>
+      <w:proofErr w:type="spellStart"/>
+      <w:r>
+        <w:rPr>
+          <w:rFonts w:ascii="Times New Roman" w:hAnsi="Times New Roman" w:cs="Times New Roman"/>
+          <w:sz w:val="20"/>
+          <w:szCs w:val="20"/>
+        </w:rPr>
+        <w:t>event_type</w:t>
+      </w:r>
+      <w:proofErr w:type="spellEnd"/>
+      <w:r>
+        <w:rPr>
+          <w:rFonts w:ascii="Times New Roman" w:hAnsi="Times New Roman" w:cs="Times New Roman"/>
+          <w:sz w:val="20"/>
+          <w:szCs w:val="20"/>
+        </w:rPr>
+        <w:t>,</w:t>
+      </w:r>
+      <w:r>
+        <w:rPr>
+          <w:rFonts w:ascii="Times New Roman" w:hAnsi="Times New Roman" w:cs="Times New Roman"/>
+          <w:sz w:val="20"/>
+          <w:szCs w:val="20"/>
+        </w:rPr>
+        <w:br/>
+        <w:t xml:space="preserve">    SUM(</w:t>
+      </w:r>
+      <w:proofErr w:type="spellStart"/>
+      <w:r>
+        <w:rPr>
+          <w:rFonts w:ascii="Times New Roman" w:hAnsi="Times New Roman" w:cs="Times New Roman"/>
+          <w:sz w:val="20"/>
+          <w:szCs w:val="20"/>
+        </w:rPr>
+        <w:t>scor_interactiuni</w:t>
+      </w:r>
+      <w:proofErr w:type="spellEnd"/>
+      <w:r>
+        <w:rPr>
+          <w:rFonts w:ascii="Times New Roman" w:hAnsi="Times New Roman" w:cs="Times New Roman"/>
+          <w:sz w:val="20"/>
+          <w:szCs w:val="20"/>
+        </w:rPr>
+        <w:t xml:space="preserve">) AS </w:t>
+      </w:r>
+      <w:proofErr w:type="spellStart"/>
+      <w:r>
+        <w:rPr>
+          <w:rFonts w:ascii="Times New Roman" w:hAnsi="Times New Roman" w:cs="Times New Roman"/>
+          <w:sz w:val="20"/>
+          <w:szCs w:val="20"/>
+        </w:rPr>
+        <w:t>scor_total</w:t>
+      </w:r>
+      <w:proofErr w:type="spellEnd"/>
+      <w:r>
+        <w:rPr>
+          <w:rFonts w:ascii="Times New Roman" w:hAnsi="Times New Roman" w:cs="Times New Roman"/>
+          <w:sz w:val="20"/>
+          <w:szCs w:val="20"/>
+        </w:rPr>
+        <w:br/>
+        <w:t xml:space="preserve">FROM </w:t>
+      </w:r>
+      <w:proofErr w:type="spellStart"/>
+      <w:r>
+        <w:rPr>
+          <w:rFonts w:ascii="Times New Roman" w:hAnsi="Times New Roman" w:cs="Times New Roman"/>
+          <w:sz w:val="20"/>
+          <w:szCs w:val="20"/>
+        </w:rPr>
+        <w:t>vw_consolidare_full_analysis</w:t>
+      </w:r>
+      <w:proofErr w:type="spellEnd"/>
+      <w:r>
+        <w:rPr>
+          <w:rFonts w:ascii="Times New Roman" w:hAnsi="Times New Roman" w:cs="Times New Roman"/>
+          <w:sz w:val="20"/>
+          <w:szCs w:val="20"/>
+        </w:rPr>
+        <w:br/>
+        <w:t xml:space="preserve">GROUP BY </w:t>
+      </w:r>
+      <w:proofErr w:type="spellStart"/>
+      <w:r>
+        <w:rPr>
+          <w:rFonts w:ascii="Times New Roman" w:hAnsi="Times New Roman" w:cs="Times New Roman"/>
+          <w:sz w:val="20"/>
+          <w:szCs w:val="20"/>
+        </w:rPr>
+        <w:t>product_id</w:t>
+      </w:r>
+      <w:proofErr w:type="spellEnd"/>
+      <w:r>
+        <w:rPr>
+          <w:rFonts w:ascii="Times New Roman" w:hAnsi="Times New Roman" w:cs="Times New Roman"/>
+          <w:sz w:val="20"/>
+          <w:szCs w:val="20"/>
+        </w:rPr>
+        <w:t xml:space="preserve">, </w:t>
+      </w:r>
+      <w:proofErr w:type="spellStart"/>
+      <w:r>
+        <w:rPr>
+          <w:rFonts w:ascii="Times New Roman" w:hAnsi="Times New Roman" w:cs="Times New Roman"/>
+          <w:sz w:val="20"/>
+          <w:szCs w:val="20"/>
+        </w:rPr>
+        <w:t>category</w:t>
+      </w:r>
+      <w:proofErr w:type="spellEnd"/>
+      <w:r>
+        <w:rPr>
+          <w:rFonts w:ascii="Times New Roman" w:hAnsi="Times New Roman" w:cs="Times New Roman"/>
+          <w:sz w:val="20"/>
+          <w:szCs w:val="20"/>
+        </w:rPr>
+        <w:t xml:space="preserve">, </w:t>
+      </w:r>
+      <w:proofErr w:type="spellStart"/>
+      <w:r>
+        <w:rPr>
+          <w:rFonts w:ascii="Times New Roman" w:hAnsi="Times New Roman" w:cs="Times New Roman"/>
+          <w:sz w:val="20"/>
+          <w:szCs w:val="20"/>
+        </w:rPr>
+        <w:t>event_type</w:t>
+      </w:r>
+      <w:proofErr w:type="spellEnd"/>
+      <w:r>
+        <w:rPr>
+          <w:rFonts w:ascii="Times New Roman" w:hAnsi="Times New Roman" w:cs="Times New Roman"/>
+          <w:sz w:val="20"/>
+          <w:szCs w:val="20"/>
+        </w:rPr>
+        <w:br/>
+        <w:t>HAVING SUM(</w:t>
+      </w:r>
+      <w:proofErr w:type="spellStart"/>
+      <w:r>
+        <w:rPr>
+          <w:rFonts w:ascii="Times New Roman" w:hAnsi="Times New Roman" w:cs="Times New Roman"/>
+          <w:sz w:val="20"/>
+          <w:szCs w:val="20"/>
+        </w:rPr>
+        <w:t>scor_interactiuni</w:t>
+      </w:r>
+      <w:proofErr w:type="spellEnd"/>
+      <w:r>
+        <w:rPr>
+          <w:rFonts w:ascii="Times New Roman" w:hAnsi="Times New Roman" w:cs="Times New Roman"/>
+          <w:sz w:val="20"/>
+          <w:szCs w:val="20"/>
+        </w:rPr>
+        <w:t>) &gt; (</w:t>
+      </w:r>
+      <w:r>
+        <w:rPr>
+          <w:rFonts w:ascii="Times New Roman" w:hAnsi="Times New Roman" w:cs="Times New Roman"/>
+          <w:sz w:val="20"/>
+          <w:szCs w:val="20"/>
+        </w:rPr>
+        <w:br/>
+        <w:t xml:space="preserve">    SELECT AVG(</w:t>
+      </w:r>
+      <w:proofErr w:type="spellStart"/>
+      <w:r>
+        <w:rPr>
+          <w:rFonts w:ascii="Times New Roman" w:hAnsi="Times New Roman" w:cs="Times New Roman"/>
+          <w:sz w:val="20"/>
+          <w:szCs w:val="20"/>
+        </w:rPr>
+        <w:t>total_scor</w:t>
+      </w:r>
+      <w:proofErr w:type="spellEnd"/>
+      <w:r>
+        <w:rPr>
+          <w:rFonts w:ascii="Times New Roman" w:hAnsi="Times New Roman" w:cs="Times New Roman"/>
+          <w:sz w:val="20"/>
+          <w:szCs w:val="20"/>
+        </w:rPr>
+        <w:t>)</w:t>
       </w:r>
       <w:r>
         <w:rPr>
@@ -9574,26 +14056,92 @@
           <w:szCs w:val="20"/>
         </w:rPr>
         <w:br/>
-        <w:t xml:space="preserve">            SUM(scor_interactiuni) AS total_scor</w:t>
-      </w:r>
-      <w:r>
-        <w:rPr>
-          <w:rFonts w:ascii="Times New Roman" w:hAnsi="Times New Roman" w:cs="Times New Roman"/>
-          <w:sz w:val="20"/>
-          <w:szCs w:val="20"/>
-        </w:rPr>
-        <w:br/>
-        <w:t xml:space="preserve">        FROM vw_consolidare_full_analysis</w:t>
-      </w:r>
-      <w:r>
-        <w:rPr>
-          <w:rFonts w:ascii="Times New Roman" w:hAnsi="Times New Roman" w:cs="Times New Roman"/>
-          <w:sz w:val="20"/>
-          <w:szCs w:val="20"/>
-        </w:rPr>
-        <w:br/>
-        <w:t xml:space="preserve">        GROUP BY product_id, event_type</w:t>
-      </w:r>
+        <w:t xml:space="preserve">            SUM(</w:t>
+      </w:r>
+      <w:proofErr w:type="spellStart"/>
+      <w:r>
+        <w:rPr>
+          <w:rFonts w:ascii="Times New Roman" w:hAnsi="Times New Roman" w:cs="Times New Roman"/>
+          <w:sz w:val="20"/>
+          <w:szCs w:val="20"/>
+        </w:rPr>
+        <w:t>scor_interactiuni</w:t>
+      </w:r>
+      <w:proofErr w:type="spellEnd"/>
+      <w:r>
+        <w:rPr>
+          <w:rFonts w:ascii="Times New Roman" w:hAnsi="Times New Roman" w:cs="Times New Roman"/>
+          <w:sz w:val="20"/>
+          <w:szCs w:val="20"/>
+        </w:rPr>
+        <w:t xml:space="preserve">) AS </w:t>
+      </w:r>
+      <w:proofErr w:type="spellStart"/>
+      <w:r>
+        <w:rPr>
+          <w:rFonts w:ascii="Times New Roman" w:hAnsi="Times New Roman" w:cs="Times New Roman"/>
+          <w:sz w:val="20"/>
+          <w:szCs w:val="20"/>
+        </w:rPr>
+        <w:t>total_scor</w:t>
+      </w:r>
+      <w:proofErr w:type="spellEnd"/>
+      <w:r>
+        <w:rPr>
+          <w:rFonts w:ascii="Times New Roman" w:hAnsi="Times New Roman" w:cs="Times New Roman"/>
+          <w:sz w:val="20"/>
+          <w:szCs w:val="20"/>
+        </w:rPr>
+        <w:br/>
+        <w:t xml:space="preserve">        FROM </w:t>
+      </w:r>
+      <w:proofErr w:type="spellStart"/>
+      <w:r>
+        <w:rPr>
+          <w:rFonts w:ascii="Times New Roman" w:hAnsi="Times New Roman" w:cs="Times New Roman"/>
+          <w:sz w:val="20"/>
+          <w:szCs w:val="20"/>
+        </w:rPr>
+        <w:t>vw_consolidare_full_analysis</w:t>
+      </w:r>
+      <w:proofErr w:type="spellEnd"/>
+      <w:r>
+        <w:rPr>
+          <w:rFonts w:ascii="Times New Roman" w:hAnsi="Times New Roman" w:cs="Times New Roman"/>
+          <w:sz w:val="20"/>
+          <w:szCs w:val="20"/>
+        </w:rPr>
+        <w:br/>
+        <w:t xml:space="preserve">        GROUP BY </w:t>
+      </w:r>
+      <w:proofErr w:type="spellStart"/>
+      <w:r>
+        <w:rPr>
+          <w:rFonts w:ascii="Times New Roman" w:hAnsi="Times New Roman" w:cs="Times New Roman"/>
+          <w:sz w:val="20"/>
+          <w:szCs w:val="20"/>
+        </w:rPr>
+        <w:t>product_id</w:t>
+      </w:r>
+      <w:proofErr w:type="spellEnd"/>
+      <w:r>
+        <w:rPr>
+          <w:rFonts w:ascii="Times New Roman" w:hAnsi="Times New Roman" w:cs="Times New Roman"/>
+          <w:sz w:val="20"/>
+          <w:szCs w:val="20"/>
+        </w:rPr>
+        <w:t xml:space="preserve">, </w:t>
+      </w:r>
+      <w:proofErr w:type="spellStart"/>
+      <w:r>
+        <w:rPr>
+          <w:rFonts w:ascii="Times New Roman" w:hAnsi="Times New Roman" w:cs="Times New Roman"/>
+          <w:sz w:val="20"/>
+          <w:szCs w:val="20"/>
+        </w:rPr>
+        <w:t>event_type</w:t>
+      </w:r>
+      <w:proofErr w:type="spellEnd"/>
       <w:r>
         <w:rPr>
           <w:rFonts w:ascii="Times New Roman" w:hAnsi="Times New Roman" w:cs="Times New Roman"/>
@@ -9619,7 +14167,25 @@
           <w:szCs w:val="20"/>
         </w:rPr>
         <w:br/>
-        <w:t>ORDER BY scor_total DESC;</w:t>
+        <w:t xml:space="preserve">ORDER BY </w:t>
+      </w:r>
+      <w:proofErr w:type="spellStart"/>
+      <w:r>
+        <w:rPr>
+          <w:rFonts w:ascii="Times New Roman" w:hAnsi="Times New Roman" w:cs="Times New Roman"/>
+          <w:sz w:val="20"/>
+          <w:szCs w:val="20"/>
+        </w:rPr>
+        <w:t>scor_total</w:t>
+      </w:r>
+      <w:proofErr w:type="spellEnd"/>
+      <w:r>
+        <w:rPr>
+          <w:rFonts w:ascii="Times New Roman" w:hAnsi="Times New Roman" w:cs="Times New Roman"/>
+          <w:sz w:val="20"/>
+          <w:szCs w:val="20"/>
+        </w:rPr>
+        <w:t xml:space="preserve"> DESC;</w:t>
       </w:r>
     </w:p>
     <w:p>
@@ -9763,14 +14329,52 @@
         </w:rPr>
         <w:t xml:space="preserve"> – Grid (</w:t>
       </w:r>
-      <w:r>
-        <w:rPr>
-          <w:rFonts w:ascii="Times New Roman" w:hAnsi="Times New Roman" w:cs="Times New Roman"/>
-          <w:b/>
-          <w:bCs/>
-        </w:rPr>
-        <w:t>Average product-level scores</w:t>
-      </w:r>
+      <w:proofErr w:type="spellStart"/>
+      <w:r>
+        <w:rPr>
+          <w:rFonts w:ascii="Times New Roman" w:hAnsi="Times New Roman" w:cs="Times New Roman"/>
+          <w:b/>
+          <w:bCs/>
+        </w:rPr>
+        <w:t>Average</w:t>
+      </w:r>
+      <w:proofErr w:type="spellEnd"/>
+      <w:r>
+        <w:rPr>
+          <w:rFonts w:ascii="Times New Roman" w:hAnsi="Times New Roman" w:cs="Times New Roman"/>
+          <w:b/>
+          <w:bCs/>
+        </w:rPr>
+        <w:t xml:space="preserve"> product-</w:t>
+      </w:r>
+      <w:proofErr w:type="spellStart"/>
+      <w:r>
+        <w:rPr>
+          <w:rFonts w:ascii="Times New Roman" w:hAnsi="Times New Roman" w:cs="Times New Roman"/>
+          <w:b/>
+          <w:bCs/>
+        </w:rPr>
+        <w:t>level</w:t>
+      </w:r>
+      <w:proofErr w:type="spellEnd"/>
+      <w:r>
+        <w:rPr>
+          <w:rFonts w:ascii="Times New Roman" w:hAnsi="Times New Roman" w:cs="Times New Roman"/>
+          <w:b/>
+          <w:bCs/>
+        </w:rPr>
+        <w:t xml:space="preserve"> </w:t>
+      </w:r>
+      <w:proofErr w:type="spellStart"/>
+      <w:r>
+        <w:rPr>
+          <w:rFonts w:ascii="Times New Roman" w:hAnsi="Times New Roman" w:cs="Times New Roman"/>
+          <w:b/>
+          <w:bCs/>
+        </w:rPr>
+        <w:t>scores</w:t>
+      </w:r>
+      <w:proofErr w:type="spellEnd"/>
       <w:r>
         <w:rPr>
           <w:rFonts w:ascii="Times New Roman" w:hAnsi="Times New Roman" w:cs="Times New Roman"/>
@@ -9793,15 +14397,40 @@
           <w:b/>
           <w:bCs/>
         </w:rPr>
-        <w:t>Tabela/View țintă:</w:t>
-      </w:r>
-      <w:r>
-        <w:rPr>
-          <w:rFonts w:ascii="Times New Roman" w:hAnsi="Times New Roman" w:cs="Times New Roman"/>
-        </w:rPr>
-        <w:br/>
+        <w:t>Tabela/</w:t>
+      </w:r>
+      <w:proofErr w:type="spellStart"/>
+      <w:r>
+        <w:rPr>
+          <w:rFonts w:ascii="Times New Roman" w:hAnsi="Times New Roman" w:cs="Times New Roman"/>
+          <w:b/>
+          <w:bCs/>
+        </w:rPr>
+        <w:t>View</w:t>
+      </w:r>
+      <w:proofErr w:type="spellEnd"/>
+      <w:r>
+        <w:rPr>
+          <w:rFonts w:ascii="Times New Roman" w:hAnsi="Times New Roman" w:cs="Times New Roman"/>
+          <w:b/>
+          <w:bCs/>
+        </w:rPr>
+        <w:t xml:space="preserve"> țintă:</w:t>
+      </w:r>
+      <w:r>
+        <w:rPr>
+          <w:rFonts w:ascii="Times New Roman" w:hAnsi="Times New Roman" w:cs="Times New Roman"/>
+        </w:rPr>
+        <w:br/>
+      </w:r>
+      <w:proofErr w:type="spellStart"/>
+      <w:r>
+        <w:rPr>
+          <w:rFonts w:ascii="Times New Roman" w:hAnsi="Times New Roman" w:cs="Times New Roman"/>
+        </w:rPr>
         <w:t>vw_consolidare_full_analysis</w:t>
       </w:r>
+      <w:proofErr w:type="spellEnd"/>
     </w:p>
     <w:p>
       <w:pPr>
@@ -9896,8 +14525,36 @@
           <w:szCs w:val="20"/>
         </w:rPr>
         <w:br/>
-        <w:t xml:space="preserve">    AVG(total_scor) AS media_scor_produse</w:t>
-      </w:r>
+        <w:t xml:space="preserve">    AVG(</w:t>
+      </w:r>
+      <w:proofErr w:type="spellStart"/>
+      <w:r>
+        <w:rPr>
+          <w:rFonts w:ascii="Times New Roman" w:hAnsi="Times New Roman" w:cs="Times New Roman"/>
+          <w:sz w:val="20"/>
+          <w:szCs w:val="20"/>
+        </w:rPr>
+        <w:t>total_scor</w:t>
+      </w:r>
+      <w:proofErr w:type="spellEnd"/>
+      <w:r>
+        <w:rPr>
+          <w:rFonts w:ascii="Times New Roman" w:hAnsi="Times New Roman" w:cs="Times New Roman"/>
+          <w:sz w:val="20"/>
+          <w:szCs w:val="20"/>
+        </w:rPr>
+        <w:t xml:space="preserve">) AS </w:t>
+      </w:r>
+      <w:proofErr w:type="spellStart"/>
+      <w:r>
+        <w:rPr>
+          <w:rFonts w:ascii="Times New Roman" w:hAnsi="Times New Roman" w:cs="Times New Roman"/>
+          <w:sz w:val="20"/>
+          <w:szCs w:val="20"/>
+        </w:rPr>
+        <w:t>media_scor_produse</w:t>
+      </w:r>
+      <w:proofErr w:type="spellEnd"/>
       <w:r>
         <w:rPr>
           <w:rFonts w:ascii="Times New Roman" w:hAnsi="Times New Roman" w:cs="Times New Roman"/>
@@ -9923,35 +14580,101 @@
           <w:szCs w:val="20"/>
         </w:rPr>
         <w:br/>
-        <w:t xml:space="preserve">        product_id,</w:t>
-      </w:r>
-      <w:r>
-        <w:rPr>
-          <w:rFonts w:ascii="Times New Roman" w:hAnsi="Times New Roman" w:cs="Times New Roman"/>
-          <w:sz w:val="20"/>
-          <w:szCs w:val="20"/>
-        </w:rPr>
-        <w:br/>
-        <w:t xml:space="preserve">        SUM(scor_interactiuni) AS total_scor</w:t>
-      </w:r>
-      <w:r>
-        <w:rPr>
-          <w:rFonts w:ascii="Times New Roman" w:hAnsi="Times New Roman" w:cs="Times New Roman"/>
-          <w:sz w:val="20"/>
-          <w:szCs w:val="20"/>
-        </w:rPr>
-        <w:br/>
-        <w:t xml:space="preserve">    FROM vw_consolidare_full_analysis</w:t>
-      </w:r>
-      <w:r>
-        <w:rPr>
-          <w:rFonts w:ascii="Times New Roman" w:hAnsi="Times New Roman" w:cs="Times New Roman"/>
-          <w:sz w:val="20"/>
-          <w:szCs w:val="20"/>
-        </w:rPr>
-        <w:br/>
-        <w:t xml:space="preserve">    GROUP BY product_id</w:t>
-      </w:r>
+        <w:t xml:space="preserve">        </w:t>
+      </w:r>
+      <w:proofErr w:type="spellStart"/>
+      <w:r>
+        <w:rPr>
+          <w:rFonts w:ascii="Times New Roman" w:hAnsi="Times New Roman" w:cs="Times New Roman"/>
+          <w:sz w:val="20"/>
+          <w:szCs w:val="20"/>
+        </w:rPr>
+        <w:t>product_id</w:t>
+      </w:r>
+      <w:proofErr w:type="spellEnd"/>
+      <w:r>
+        <w:rPr>
+          <w:rFonts w:ascii="Times New Roman" w:hAnsi="Times New Roman" w:cs="Times New Roman"/>
+          <w:sz w:val="20"/>
+          <w:szCs w:val="20"/>
+        </w:rPr>
+        <w:t>,</w:t>
+      </w:r>
+      <w:r>
+        <w:rPr>
+          <w:rFonts w:ascii="Times New Roman" w:hAnsi="Times New Roman" w:cs="Times New Roman"/>
+          <w:sz w:val="20"/>
+          <w:szCs w:val="20"/>
+        </w:rPr>
+        <w:br/>
+        <w:t xml:space="preserve">        SUM(</w:t>
+      </w:r>
+      <w:proofErr w:type="spellStart"/>
+      <w:r>
+        <w:rPr>
+          <w:rFonts w:ascii="Times New Roman" w:hAnsi="Times New Roman" w:cs="Times New Roman"/>
+          <w:sz w:val="20"/>
+          <w:szCs w:val="20"/>
+        </w:rPr>
+        <w:t>scor_interactiuni</w:t>
+      </w:r>
+      <w:proofErr w:type="spellEnd"/>
+      <w:r>
+        <w:rPr>
+          <w:rFonts w:ascii="Times New Roman" w:hAnsi="Times New Roman" w:cs="Times New Roman"/>
+          <w:sz w:val="20"/>
+          <w:szCs w:val="20"/>
+        </w:rPr>
+        <w:t xml:space="preserve">) AS </w:t>
+      </w:r>
+      <w:proofErr w:type="spellStart"/>
+      <w:r>
+        <w:rPr>
+          <w:rFonts w:ascii="Times New Roman" w:hAnsi="Times New Roman" w:cs="Times New Roman"/>
+          <w:sz w:val="20"/>
+          <w:szCs w:val="20"/>
+        </w:rPr>
+        <w:t>total_scor</w:t>
+      </w:r>
+      <w:proofErr w:type="spellEnd"/>
+      <w:r>
+        <w:rPr>
+          <w:rFonts w:ascii="Times New Roman" w:hAnsi="Times New Roman" w:cs="Times New Roman"/>
+          <w:sz w:val="20"/>
+          <w:szCs w:val="20"/>
+        </w:rPr>
+        <w:br/>
+        <w:t xml:space="preserve">    FROM </w:t>
+      </w:r>
+      <w:proofErr w:type="spellStart"/>
+      <w:r>
+        <w:rPr>
+          <w:rFonts w:ascii="Times New Roman" w:hAnsi="Times New Roman" w:cs="Times New Roman"/>
+          <w:sz w:val="20"/>
+          <w:szCs w:val="20"/>
+        </w:rPr>
+        <w:t>vw_consolidare_full_analysis</w:t>
+      </w:r>
+      <w:proofErr w:type="spellEnd"/>
+      <w:r>
+        <w:rPr>
+          <w:rFonts w:ascii="Times New Roman" w:hAnsi="Times New Roman" w:cs="Times New Roman"/>
+          <w:sz w:val="20"/>
+          <w:szCs w:val="20"/>
+        </w:rPr>
+        <w:br/>
+        <w:t xml:space="preserve">    GROUP BY </w:t>
+      </w:r>
+      <w:proofErr w:type="spellStart"/>
+      <w:r>
+        <w:rPr>
+          <w:rFonts w:ascii="Times New Roman" w:hAnsi="Times New Roman" w:cs="Times New Roman"/>
+          <w:sz w:val="20"/>
+          <w:szCs w:val="20"/>
+        </w:rPr>
+        <w:t>product_id</w:t>
+      </w:r>
+      <w:proofErr w:type="spellEnd"/>
       <w:r>
         <w:rPr>
           <w:rFonts w:ascii="Times New Roman" w:hAnsi="Times New Roman" w:cs="Times New Roman"/>
@@ -10141,8 +14864,108 @@
           <w:b/>
           <w:bCs/>
         </w:rPr>
-        <w:t>Segment that give high ratings but little interaction</w:t>
-      </w:r>
+        <w:t xml:space="preserve">Segment </w:t>
+      </w:r>
+      <w:proofErr w:type="spellStart"/>
+      <w:r>
+        <w:rPr>
+          <w:rFonts w:ascii="Times New Roman" w:hAnsi="Times New Roman" w:cs="Times New Roman"/>
+          <w:b/>
+          <w:bCs/>
+        </w:rPr>
+        <w:t>that</w:t>
+      </w:r>
+      <w:proofErr w:type="spellEnd"/>
+      <w:r>
+        <w:rPr>
+          <w:rFonts w:ascii="Times New Roman" w:hAnsi="Times New Roman" w:cs="Times New Roman"/>
+          <w:b/>
+          <w:bCs/>
+        </w:rPr>
+        <w:t xml:space="preserve"> </w:t>
+      </w:r>
+      <w:proofErr w:type="spellStart"/>
+      <w:r>
+        <w:rPr>
+          <w:rFonts w:ascii="Times New Roman" w:hAnsi="Times New Roman" w:cs="Times New Roman"/>
+          <w:b/>
+          <w:bCs/>
+        </w:rPr>
+        <w:t>give</w:t>
+      </w:r>
+      <w:proofErr w:type="spellEnd"/>
+      <w:r>
+        <w:rPr>
+          <w:rFonts w:ascii="Times New Roman" w:hAnsi="Times New Roman" w:cs="Times New Roman"/>
+          <w:b/>
+          <w:bCs/>
+        </w:rPr>
+        <w:t xml:space="preserve"> </w:t>
+      </w:r>
+      <w:proofErr w:type="spellStart"/>
+      <w:r>
+        <w:rPr>
+          <w:rFonts w:ascii="Times New Roman" w:hAnsi="Times New Roman" w:cs="Times New Roman"/>
+          <w:b/>
+          <w:bCs/>
+        </w:rPr>
+        <w:t>high</w:t>
+      </w:r>
+      <w:proofErr w:type="spellEnd"/>
+      <w:r>
+        <w:rPr>
+          <w:rFonts w:ascii="Times New Roman" w:hAnsi="Times New Roman" w:cs="Times New Roman"/>
+          <w:b/>
+          <w:bCs/>
+        </w:rPr>
+        <w:t xml:space="preserve"> </w:t>
+      </w:r>
+      <w:proofErr w:type="spellStart"/>
+      <w:r>
+        <w:rPr>
+          <w:rFonts w:ascii="Times New Roman" w:hAnsi="Times New Roman" w:cs="Times New Roman"/>
+          <w:b/>
+          <w:bCs/>
+        </w:rPr>
+        <w:t>ratings</w:t>
+      </w:r>
+      <w:proofErr w:type="spellEnd"/>
+      <w:r>
+        <w:rPr>
+          <w:rFonts w:ascii="Times New Roman" w:hAnsi="Times New Roman" w:cs="Times New Roman"/>
+          <w:b/>
+          <w:bCs/>
+        </w:rPr>
+        <w:t xml:space="preserve"> but </w:t>
+      </w:r>
+      <w:proofErr w:type="spellStart"/>
+      <w:r>
+        <w:rPr>
+          <w:rFonts w:ascii="Times New Roman" w:hAnsi="Times New Roman" w:cs="Times New Roman"/>
+          <w:b/>
+          <w:bCs/>
+        </w:rPr>
+        <w:t>little</w:t>
+      </w:r>
+      <w:proofErr w:type="spellEnd"/>
+      <w:r>
+        <w:rPr>
+          <w:rFonts w:ascii="Times New Roman" w:hAnsi="Times New Roman" w:cs="Times New Roman"/>
+          <w:b/>
+          <w:bCs/>
+        </w:rPr>
+        <w:t xml:space="preserve"> </w:t>
+      </w:r>
+      <w:proofErr w:type="spellStart"/>
+      <w:r>
+        <w:rPr>
+          <w:rFonts w:ascii="Times New Roman" w:hAnsi="Times New Roman" w:cs="Times New Roman"/>
+          <w:b/>
+          <w:bCs/>
+        </w:rPr>
+        <w:t>interaction</w:t>
+      </w:r>
+      <w:proofErr w:type="spellEnd"/>
       <w:r>
         <w:rPr>
           <w:rFonts w:ascii="Times New Roman" w:hAnsi="Times New Roman" w:cs="Times New Roman"/>
@@ -10165,15 +14988,40 @@
           <w:b/>
           <w:bCs/>
         </w:rPr>
-        <w:t>Tabela/View țintă:</w:t>
-      </w:r>
-      <w:r>
-        <w:rPr>
-          <w:rFonts w:ascii="Times New Roman" w:hAnsi="Times New Roman" w:cs="Times New Roman"/>
-        </w:rPr>
-        <w:br/>
+        <w:t>Tabela/</w:t>
+      </w:r>
+      <w:proofErr w:type="spellStart"/>
+      <w:r>
+        <w:rPr>
+          <w:rFonts w:ascii="Times New Roman" w:hAnsi="Times New Roman" w:cs="Times New Roman"/>
+          <w:b/>
+          <w:bCs/>
+        </w:rPr>
+        <w:t>View</w:t>
+      </w:r>
+      <w:proofErr w:type="spellEnd"/>
+      <w:r>
+        <w:rPr>
+          <w:rFonts w:ascii="Times New Roman" w:hAnsi="Times New Roman" w:cs="Times New Roman"/>
+          <w:b/>
+          <w:bCs/>
+        </w:rPr>
+        <w:t xml:space="preserve"> țintă:</w:t>
+      </w:r>
+      <w:r>
+        <w:rPr>
+          <w:rFonts w:ascii="Times New Roman" w:hAnsi="Times New Roman" w:cs="Times New Roman"/>
+        </w:rPr>
+        <w:br/>
+      </w:r>
+      <w:proofErr w:type="spellStart"/>
+      <w:r>
+        <w:rPr>
+          <w:rFonts w:ascii="Times New Roman" w:hAnsi="Times New Roman" w:cs="Times New Roman"/>
+        </w:rPr>
         <w:t>fact_full_analysis</w:t>
       </w:r>
+      <w:proofErr w:type="spellEnd"/>
     </w:p>
     <w:p>
       <w:pPr>
@@ -10277,26 +15125,100 @@
           <w:szCs w:val="20"/>
         </w:rPr>
         <w:br/>
-        <w:t xml:space="preserve">    ROUND(AVG(rating_mediu),2) AS rating_mediu,</w:t>
-      </w:r>
-      <w:r>
-        <w:rPr>
-          <w:rFonts w:ascii="Times New Roman" w:hAnsi="Times New Roman" w:cs="Times New Roman"/>
-          <w:sz w:val="20"/>
-          <w:szCs w:val="20"/>
-        </w:rPr>
-        <w:br/>
-        <w:t xml:space="preserve">    ROUND(AVG(scor_total),2) AS activitate_medie</w:t>
-      </w:r>
-      <w:r>
-        <w:rPr>
-          <w:rFonts w:ascii="Times New Roman" w:hAnsi="Times New Roman" w:cs="Times New Roman"/>
-          <w:sz w:val="20"/>
-          <w:szCs w:val="20"/>
-        </w:rPr>
-        <w:br/>
-        <w:t>FROM fact_full_analysis</w:t>
-      </w:r>
+        <w:t xml:space="preserve">    ROUND(AVG(</w:t>
+      </w:r>
+      <w:proofErr w:type="spellStart"/>
+      <w:r>
+        <w:rPr>
+          <w:rFonts w:ascii="Times New Roman" w:hAnsi="Times New Roman" w:cs="Times New Roman"/>
+          <w:sz w:val="20"/>
+          <w:szCs w:val="20"/>
+        </w:rPr>
+        <w:t>rating_mediu</w:t>
+      </w:r>
+      <w:proofErr w:type="spellEnd"/>
+      <w:r>
+        <w:rPr>
+          <w:rFonts w:ascii="Times New Roman" w:hAnsi="Times New Roman" w:cs="Times New Roman"/>
+          <w:sz w:val="20"/>
+          <w:szCs w:val="20"/>
+        </w:rPr>
+        <w:t xml:space="preserve">),2) AS </w:t>
+      </w:r>
+      <w:proofErr w:type="spellStart"/>
+      <w:r>
+        <w:rPr>
+          <w:rFonts w:ascii="Times New Roman" w:hAnsi="Times New Roman" w:cs="Times New Roman"/>
+          <w:sz w:val="20"/>
+          <w:szCs w:val="20"/>
+        </w:rPr>
+        <w:t>rating_mediu</w:t>
+      </w:r>
+      <w:proofErr w:type="spellEnd"/>
+      <w:r>
+        <w:rPr>
+          <w:rFonts w:ascii="Times New Roman" w:hAnsi="Times New Roman" w:cs="Times New Roman"/>
+          <w:sz w:val="20"/>
+          <w:szCs w:val="20"/>
+        </w:rPr>
+        <w:t>,</w:t>
+      </w:r>
+      <w:r>
+        <w:rPr>
+          <w:rFonts w:ascii="Times New Roman" w:hAnsi="Times New Roman" w:cs="Times New Roman"/>
+          <w:sz w:val="20"/>
+          <w:szCs w:val="20"/>
+        </w:rPr>
+        <w:br/>
+        <w:t xml:space="preserve">    ROUND(AVG(</w:t>
+      </w:r>
+      <w:proofErr w:type="spellStart"/>
+      <w:r>
+        <w:rPr>
+          <w:rFonts w:ascii="Times New Roman" w:hAnsi="Times New Roman" w:cs="Times New Roman"/>
+          <w:sz w:val="20"/>
+          <w:szCs w:val="20"/>
+        </w:rPr>
+        <w:t>scor_total</w:t>
+      </w:r>
+      <w:proofErr w:type="spellEnd"/>
+      <w:r>
+        <w:rPr>
+          <w:rFonts w:ascii="Times New Roman" w:hAnsi="Times New Roman" w:cs="Times New Roman"/>
+          <w:sz w:val="20"/>
+          <w:szCs w:val="20"/>
+        </w:rPr>
+        <w:t xml:space="preserve">),2) AS </w:t>
+      </w:r>
+      <w:proofErr w:type="spellStart"/>
+      <w:r>
+        <w:rPr>
+          <w:rFonts w:ascii="Times New Roman" w:hAnsi="Times New Roman" w:cs="Times New Roman"/>
+          <w:sz w:val="20"/>
+          <w:szCs w:val="20"/>
+        </w:rPr>
+        <w:t>activitate_medie</w:t>
+      </w:r>
+      <w:proofErr w:type="spellEnd"/>
+      <w:r>
+        <w:rPr>
+          <w:rFonts w:ascii="Times New Roman" w:hAnsi="Times New Roman" w:cs="Times New Roman"/>
+          <w:sz w:val="20"/>
+          <w:szCs w:val="20"/>
+        </w:rPr>
+        <w:br/>
+        <w:t xml:space="preserve">FROM </w:t>
+      </w:r>
+      <w:proofErr w:type="spellStart"/>
+      <w:r>
+        <w:rPr>
+          <w:rFonts w:ascii="Times New Roman" w:hAnsi="Times New Roman" w:cs="Times New Roman"/>
+          <w:sz w:val="20"/>
+          <w:szCs w:val="20"/>
+        </w:rPr>
+        <w:t>fact_full_analysis</w:t>
+      </w:r>
+      <w:proofErr w:type="spellEnd"/>
       <w:r>
         <w:rPr>
           <w:rFonts w:ascii="Times New Roman" w:hAnsi="Times New Roman" w:cs="Times New Roman"/>
@@ -10313,17 +15235,63 @@
           <w:szCs w:val="20"/>
         </w:rPr>
         <w:br/>
-        <w:t>HAVING AVG(rating_mediu) &gt; (</w:t>
-      </w:r>
-      <w:r>
-        <w:rPr>
-          <w:rFonts w:ascii="Times New Roman" w:hAnsi="Times New Roman" w:cs="Times New Roman"/>
-          <w:sz w:val="20"/>
-          <w:szCs w:val="20"/>
-        </w:rPr>
-        <w:br/>
-        <w:t xml:space="preserve">        SELECT AVG(rating_mediu) FROM fact_full_analysis</w:t>
-      </w:r>
+        <w:t>HAVING AVG(</w:t>
+      </w:r>
+      <w:proofErr w:type="spellStart"/>
+      <w:r>
+        <w:rPr>
+          <w:rFonts w:ascii="Times New Roman" w:hAnsi="Times New Roman" w:cs="Times New Roman"/>
+          <w:sz w:val="20"/>
+          <w:szCs w:val="20"/>
+        </w:rPr>
+        <w:t>rating_mediu</w:t>
+      </w:r>
+      <w:proofErr w:type="spellEnd"/>
+      <w:r>
+        <w:rPr>
+          <w:rFonts w:ascii="Times New Roman" w:hAnsi="Times New Roman" w:cs="Times New Roman"/>
+          <w:sz w:val="20"/>
+          <w:szCs w:val="20"/>
+        </w:rPr>
+        <w:t>) &gt; (</w:t>
+      </w:r>
+      <w:r>
+        <w:rPr>
+          <w:rFonts w:ascii="Times New Roman" w:hAnsi="Times New Roman" w:cs="Times New Roman"/>
+          <w:sz w:val="20"/>
+          <w:szCs w:val="20"/>
+        </w:rPr>
+        <w:br/>
+        <w:t xml:space="preserve">        SELECT AVG(</w:t>
+      </w:r>
+      <w:proofErr w:type="spellStart"/>
+      <w:r>
+        <w:rPr>
+          <w:rFonts w:ascii="Times New Roman" w:hAnsi="Times New Roman" w:cs="Times New Roman"/>
+          <w:sz w:val="20"/>
+          <w:szCs w:val="20"/>
+        </w:rPr>
+        <w:t>rating_mediu</w:t>
+      </w:r>
+      <w:proofErr w:type="spellEnd"/>
+      <w:r>
+        <w:rPr>
+          <w:rFonts w:ascii="Times New Roman" w:hAnsi="Times New Roman" w:cs="Times New Roman"/>
+          <w:sz w:val="20"/>
+          <w:szCs w:val="20"/>
+        </w:rPr>
+        <w:t xml:space="preserve">) FROM </w:t>
+      </w:r>
+      <w:proofErr w:type="spellStart"/>
+      <w:r>
+        <w:rPr>
+          <w:rFonts w:ascii="Times New Roman" w:hAnsi="Times New Roman" w:cs="Times New Roman"/>
+          <w:sz w:val="20"/>
+          <w:szCs w:val="20"/>
+        </w:rPr>
+        <w:t>fact_full_analysis</w:t>
+      </w:r>
+      <w:proofErr w:type="spellEnd"/>
       <w:r>
         <w:rPr>
           <w:rFonts w:ascii="Times New Roman" w:hAnsi="Times New Roman" w:cs="Times New Roman"/>
@@ -10340,17 +15308,63 @@
           <w:szCs w:val="20"/>
         </w:rPr>
         <w:br/>
-        <w:t xml:space="preserve">   AND AVG(scor_total) &lt; (</w:t>
-      </w:r>
-      <w:r>
-        <w:rPr>
-          <w:rFonts w:ascii="Times New Roman" w:hAnsi="Times New Roman" w:cs="Times New Roman"/>
-          <w:sz w:val="20"/>
-          <w:szCs w:val="20"/>
-        </w:rPr>
-        <w:br/>
-        <w:t xml:space="preserve">        SELECT AVG(scor_total) FROM fact_full_analysis</w:t>
-      </w:r>
+        <w:t xml:space="preserve">   AND AVG(</w:t>
+      </w:r>
+      <w:proofErr w:type="spellStart"/>
+      <w:r>
+        <w:rPr>
+          <w:rFonts w:ascii="Times New Roman" w:hAnsi="Times New Roman" w:cs="Times New Roman"/>
+          <w:sz w:val="20"/>
+          <w:szCs w:val="20"/>
+        </w:rPr>
+        <w:t>scor_total</w:t>
+      </w:r>
+      <w:proofErr w:type="spellEnd"/>
+      <w:r>
+        <w:rPr>
+          <w:rFonts w:ascii="Times New Roman" w:hAnsi="Times New Roman" w:cs="Times New Roman"/>
+          <w:sz w:val="20"/>
+          <w:szCs w:val="20"/>
+        </w:rPr>
+        <w:t>) &lt; (</w:t>
+      </w:r>
+      <w:r>
+        <w:rPr>
+          <w:rFonts w:ascii="Times New Roman" w:hAnsi="Times New Roman" w:cs="Times New Roman"/>
+          <w:sz w:val="20"/>
+          <w:szCs w:val="20"/>
+        </w:rPr>
+        <w:br/>
+        <w:t xml:space="preserve">        SELECT AVG(</w:t>
+      </w:r>
+      <w:proofErr w:type="spellStart"/>
+      <w:r>
+        <w:rPr>
+          <w:rFonts w:ascii="Times New Roman" w:hAnsi="Times New Roman" w:cs="Times New Roman"/>
+          <w:sz w:val="20"/>
+          <w:szCs w:val="20"/>
+        </w:rPr>
+        <w:t>scor_total</w:t>
+      </w:r>
+      <w:proofErr w:type="spellEnd"/>
+      <w:r>
+        <w:rPr>
+          <w:rFonts w:ascii="Times New Roman" w:hAnsi="Times New Roman" w:cs="Times New Roman"/>
+          <w:sz w:val="20"/>
+          <w:szCs w:val="20"/>
+        </w:rPr>
+        <w:t xml:space="preserve">) FROM </w:t>
+      </w:r>
+      <w:proofErr w:type="spellStart"/>
+      <w:r>
+        <w:rPr>
+          <w:rFonts w:ascii="Times New Roman" w:hAnsi="Times New Roman" w:cs="Times New Roman"/>
+          <w:sz w:val="20"/>
+          <w:szCs w:val="20"/>
+        </w:rPr>
+        <w:t>fact_full_analysis</w:t>
+      </w:r>
+      <w:proofErr w:type="spellEnd"/>
       <w:r>
         <w:rPr>
           <w:rFonts w:ascii="Times New Roman" w:hAnsi="Times New Roman" w:cs="Times New Roman"/>
@@ -10524,7 +15538,61 @@
           <w:b/>
           <w:bCs/>
         </w:rPr>
-        <w:t xml:space="preserve">opular and well-rated product category </w:t>
+        <w:t xml:space="preserve">opular </w:t>
+      </w:r>
+      <w:proofErr w:type="spellStart"/>
+      <w:r>
+        <w:rPr>
+          <w:rFonts w:ascii="Times New Roman" w:hAnsi="Times New Roman" w:cs="Times New Roman"/>
+          <w:b/>
+          <w:bCs/>
+        </w:rPr>
+        <w:t>and</w:t>
+      </w:r>
+      <w:proofErr w:type="spellEnd"/>
+      <w:r>
+        <w:rPr>
+          <w:rFonts w:ascii="Times New Roman" w:hAnsi="Times New Roman" w:cs="Times New Roman"/>
+          <w:b/>
+          <w:bCs/>
+        </w:rPr>
+        <w:t xml:space="preserve"> </w:t>
+      </w:r>
+      <w:proofErr w:type="spellStart"/>
+      <w:r>
+        <w:rPr>
+          <w:rFonts w:ascii="Times New Roman" w:hAnsi="Times New Roman" w:cs="Times New Roman"/>
+          <w:b/>
+          <w:bCs/>
+        </w:rPr>
+        <w:t>well-rated</w:t>
+      </w:r>
+      <w:proofErr w:type="spellEnd"/>
+      <w:r>
+        <w:rPr>
+          <w:rFonts w:ascii="Times New Roman" w:hAnsi="Times New Roman" w:cs="Times New Roman"/>
+          <w:b/>
+          <w:bCs/>
+        </w:rPr>
+        <w:t xml:space="preserve"> product </w:t>
+      </w:r>
+      <w:proofErr w:type="spellStart"/>
+      <w:r>
+        <w:rPr>
+          <w:rFonts w:ascii="Times New Roman" w:hAnsi="Times New Roman" w:cs="Times New Roman"/>
+          <w:b/>
+          <w:bCs/>
+        </w:rPr>
+        <w:t>category</w:t>
+      </w:r>
+      <w:proofErr w:type="spellEnd"/>
+      <w:r>
+        <w:rPr>
+          <w:rFonts w:ascii="Times New Roman" w:hAnsi="Times New Roman" w:cs="Times New Roman"/>
+          <w:b/>
+          <w:bCs/>
+        </w:rPr>
+        <w:t xml:space="preserve"> </w:t>
       </w:r>
       <w:r>
         <w:rPr>
@@ -10548,15 +15616,40 @@
           <w:b/>
           <w:bCs/>
         </w:rPr>
-        <w:t>Tabela/View țintă:</w:t>
-      </w:r>
-      <w:r>
-        <w:rPr>
-          <w:rFonts w:ascii="Times New Roman" w:hAnsi="Times New Roman" w:cs="Times New Roman"/>
-        </w:rPr>
-        <w:br/>
+        <w:t>Tabela/</w:t>
+      </w:r>
+      <w:proofErr w:type="spellStart"/>
+      <w:r>
+        <w:rPr>
+          <w:rFonts w:ascii="Times New Roman" w:hAnsi="Times New Roman" w:cs="Times New Roman"/>
+          <w:b/>
+          <w:bCs/>
+        </w:rPr>
+        <w:t>View</w:t>
+      </w:r>
+      <w:proofErr w:type="spellEnd"/>
+      <w:r>
+        <w:rPr>
+          <w:rFonts w:ascii="Times New Roman" w:hAnsi="Times New Roman" w:cs="Times New Roman"/>
+          <w:b/>
+          <w:bCs/>
+        </w:rPr>
+        <w:t xml:space="preserve"> țintă:</w:t>
+      </w:r>
+      <w:r>
+        <w:rPr>
+          <w:rFonts w:ascii="Times New Roman" w:hAnsi="Times New Roman" w:cs="Times New Roman"/>
+        </w:rPr>
+        <w:br/>
+      </w:r>
+      <w:proofErr w:type="spellStart"/>
+      <w:r>
+        <w:rPr>
+          <w:rFonts w:ascii="Times New Roman" w:hAnsi="Times New Roman" w:cs="Times New Roman"/>
+        </w:rPr>
         <w:t>fact_product_reviews</w:t>
       </w:r>
+      <w:proofErr w:type="spellEnd"/>
     </w:p>
     <w:p>
       <w:pPr>
@@ -10613,7 +15706,21 @@
         <w:rPr>
           <w:rFonts w:ascii="Times New Roman" w:hAnsi="Times New Roman" w:cs="Times New Roman"/>
         </w:rPr>
-        <w:t>Se folosesc subinterogări pentru determinarea valorilor medii.</w:t>
+        <w:t xml:space="preserve">Se folosesc </w:t>
+      </w:r>
+      <w:proofErr w:type="spellStart"/>
+      <w:r>
+        <w:rPr>
+          <w:rFonts w:ascii="Times New Roman" w:hAnsi="Times New Roman" w:cs="Times New Roman"/>
+        </w:rPr>
+        <w:t>subinterogări</w:t>
+      </w:r>
+      <w:proofErr w:type="spellEnd"/>
+      <w:r>
+        <w:rPr>
+          <w:rFonts w:ascii="Times New Roman" w:hAnsi="Times New Roman" w:cs="Times New Roman"/>
+        </w:rPr>
+        <w:t xml:space="preserve"> pentru determinarea valorilor medii.</w:t>
       </w:r>
     </w:p>
     <w:p>
@@ -10656,16 +15763,52 @@
           <w:szCs w:val="20"/>
         </w:rPr>
         <w:br/>
-        <w:t xml:space="preserve">    product_id,</w:t>
-      </w:r>
-      <w:r>
-        <w:rPr>
-          <w:rFonts w:ascii="Times New Roman" w:hAnsi="Times New Roman" w:cs="Times New Roman"/>
-          <w:sz w:val="20"/>
-          <w:szCs w:val="20"/>
-        </w:rPr>
-        <w:br/>
-        <w:t xml:space="preserve">    category,</w:t>
+        <w:t xml:space="preserve">    </w:t>
+      </w:r>
+      <w:proofErr w:type="spellStart"/>
+      <w:r>
+        <w:rPr>
+          <w:rFonts w:ascii="Times New Roman" w:hAnsi="Times New Roman" w:cs="Times New Roman"/>
+          <w:sz w:val="20"/>
+          <w:szCs w:val="20"/>
+        </w:rPr>
+        <w:t>product_id</w:t>
+      </w:r>
+      <w:proofErr w:type="spellEnd"/>
+      <w:r>
+        <w:rPr>
+          <w:rFonts w:ascii="Times New Roman" w:hAnsi="Times New Roman" w:cs="Times New Roman"/>
+          <w:sz w:val="20"/>
+          <w:szCs w:val="20"/>
+        </w:rPr>
+        <w:t>,</w:t>
+      </w:r>
+      <w:r>
+        <w:rPr>
+          <w:rFonts w:ascii="Times New Roman" w:hAnsi="Times New Roman" w:cs="Times New Roman"/>
+          <w:sz w:val="20"/>
+          <w:szCs w:val="20"/>
+        </w:rPr>
+        <w:br/>
+        <w:t xml:space="preserve">    </w:t>
+      </w:r>
+      <w:proofErr w:type="spellStart"/>
+      <w:r>
+        <w:rPr>
+          <w:rFonts w:ascii="Times New Roman" w:hAnsi="Times New Roman" w:cs="Times New Roman"/>
+          <w:sz w:val="20"/>
+          <w:szCs w:val="20"/>
+        </w:rPr>
+        <w:t>category</w:t>
+      </w:r>
+      <w:proofErr w:type="spellEnd"/>
+      <w:r>
+        <w:rPr>
+          <w:rFonts w:ascii="Times New Roman" w:hAnsi="Times New Roman" w:cs="Times New Roman"/>
+          <w:sz w:val="20"/>
+          <w:szCs w:val="20"/>
+        </w:rPr>
+        <w:t>,</w:t>
       </w:r>
       <w:r>
         <w:rPr>
@@ -10683,44 +15826,128 @@
           <w:szCs w:val="20"/>
         </w:rPr>
         <w:br/>
-        <w:t xml:space="preserve">    scor_total_interactiuni,</w:t>
-      </w:r>
-      <w:r>
-        <w:rPr>
-          <w:rFonts w:ascii="Times New Roman" w:hAnsi="Times New Roman" w:cs="Times New Roman"/>
-          <w:sz w:val="20"/>
-          <w:szCs w:val="20"/>
-        </w:rPr>
-        <w:br/>
-        <w:t xml:space="preserve">    rating_mediu</w:t>
-      </w:r>
-      <w:r>
-        <w:rPr>
-          <w:rFonts w:ascii="Times New Roman" w:hAnsi="Times New Roman" w:cs="Times New Roman"/>
-          <w:sz w:val="20"/>
-          <w:szCs w:val="20"/>
-        </w:rPr>
-        <w:br/>
-        <w:t>FROM fact_product_reviews</w:t>
-      </w:r>
-      <w:r>
-        <w:rPr>
-          <w:rFonts w:ascii="Times New Roman" w:hAnsi="Times New Roman" w:cs="Times New Roman"/>
-          <w:sz w:val="20"/>
-          <w:szCs w:val="20"/>
-        </w:rPr>
-        <w:br/>
-        <w:t>WHERE scor_total_interactiuni &gt; (</w:t>
-      </w:r>
-      <w:r>
-        <w:rPr>
-          <w:rFonts w:ascii="Times New Roman" w:hAnsi="Times New Roman" w:cs="Times New Roman"/>
-          <w:sz w:val="20"/>
-          <w:szCs w:val="20"/>
-        </w:rPr>
-        <w:br/>
-        <w:t xml:space="preserve">        SELECT AVG(scor_total_interactiuni) FROM fact_product_reviews</w:t>
-      </w:r>
+        <w:t xml:space="preserve">    </w:t>
+      </w:r>
+      <w:proofErr w:type="spellStart"/>
+      <w:r>
+        <w:rPr>
+          <w:rFonts w:ascii="Times New Roman" w:hAnsi="Times New Roman" w:cs="Times New Roman"/>
+          <w:sz w:val="20"/>
+          <w:szCs w:val="20"/>
+        </w:rPr>
+        <w:t>scor_total_interactiuni</w:t>
+      </w:r>
+      <w:proofErr w:type="spellEnd"/>
+      <w:r>
+        <w:rPr>
+          <w:rFonts w:ascii="Times New Roman" w:hAnsi="Times New Roman" w:cs="Times New Roman"/>
+          <w:sz w:val="20"/>
+          <w:szCs w:val="20"/>
+        </w:rPr>
+        <w:t>,</w:t>
+      </w:r>
+      <w:r>
+        <w:rPr>
+          <w:rFonts w:ascii="Times New Roman" w:hAnsi="Times New Roman" w:cs="Times New Roman"/>
+          <w:sz w:val="20"/>
+          <w:szCs w:val="20"/>
+        </w:rPr>
+        <w:br/>
+        <w:t xml:space="preserve">    </w:t>
+      </w:r>
+      <w:proofErr w:type="spellStart"/>
+      <w:r>
+        <w:rPr>
+          <w:rFonts w:ascii="Times New Roman" w:hAnsi="Times New Roman" w:cs="Times New Roman"/>
+          <w:sz w:val="20"/>
+          <w:szCs w:val="20"/>
+        </w:rPr>
+        <w:t>rating_mediu</w:t>
+      </w:r>
+      <w:proofErr w:type="spellEnd"/>
+      <w:r>
+        <w:rPr>
+          <w:rFonts w:ascii="Times New Roman" w:hAnsi="Times New Roman" w:cs="Times New Roman"/>
+          <w:sz w:val="20"/>
+          <w:szCs w:val="20"/>
+        </w:rPr>
+        <w:br/>
+        <w:t xml:space="preserve">FROM </w:t>
+      </w:r>
+      <w:proofErr w:type="spellStart"/>
+      <w:r>
+        <w:rPr>
+          <w:rFonts w:ascii="Times New Roman" w:hAnsi="Times New Roman" w:cs="Times New Roman"/>
+          <w:sz w:val="20"/>
+          <w:szCs w:val="20"/>
+        </w:rPr>
+        <w:t>fact_product_reviews</w:t>
+      </w:r>
+      <w:proofErr w:type="spellEnd"/>
+      <w:r>
+        <w:rPr>
+          <w:rFonts w:ascii="Times New Roman" w:hAnsi="Times New Roman" w:cs="Times New Roman"/>
+          <w:sz w:val="20"/>
+          <w:szCs w:val="20"/>
+        </w:rPr>
+        <w:br/>
+        <w:t xml:space="preserve">WHERE </w:t>
+      </w:r>
+      <w:proofErr w:type="spellStart"/>
+      <w:r>
+        <w:rPr>
+          <w:rFonts w:ascii="Times New Roman" w:hAnsi="Times New Roman" w:cs="Times New Roman"/>
+          <w:sz w:val="20"/>
+          <w:szCs w:val="20"/>
+        </w:rPr>
+        <w:t>scor_total_interactiuni</w:t>
+      </w:r>
+      <w:proofErr w:type="spellEnd"/>
+      <w:r>
+        <w:rPr>
+          <w:rFonts w:ascii="Times New Roman" w:hAnsi="Times New Roman" w:cs="Times New Roman"/>
+          <w:sz w:val="20"/>
+          <w:szCs w:val="20"/>
+        </w:rPr>
+        <w:t xml:space="preserve"> &gt; (</w:t>
+      </w:r>
+      <w:r>
+        <w:rPr>
+          <w:rFonts w:ascii="Times New Roman" w:hAnsi="Times New Roman" w:cs="Times New Roman"/>
+          <w:sz w:val="20"/>
+          <w:szCs w:val="20"/>
+        </w:rPr>
+        <w:br/>
+        <w:t xml:space="preserve">        SELECT AVG(</w:t>
+      </w:r>
+      <w:proofErr w:type="spellStart"/>
+      <w:r>
+        <w:rPr>
+          <w:rFonts w:ascii="Times New Roman" w:hAnsi="Times New Roman" w:cs="Times New Roman"/>
+          <w:sz w:val="20"/>
+          <w:szCs w:val="20"/>
+        </w:rPr>
+        <w:t>scor_total_interactiuni</w:t>
+      </w:r>
+      <w:proofErr w:type="spellEnd"/>
+      <w:r>
+        <w:rPr>
+          <w:rFonts w:ascii="Times New Roman" w:hAnsi="Times New Roman" w:cs="Times New Roman"/>
+          <w:sz w:val="20"/>
+          <w:szCs w:val="20"/>
+        </w:rPr>
+        <w:t xml:space="preserve">) FROM </w:t>
+      </w:r>
+      <w:proofErr w:type="spellStart"/>
+      <w:r>
+        <w:rPr>
+          <w:rFonts w:ascii="Times New Roman" w:hAnsi="Times New Roman" w:cs="Times New Roman"/>
+          <w:sz w:val="20"/>
+          <w:szCs w:val="20"/>
+        </w:rPr>
+        <w:t>fact_product_reviews</w:t>
+      </w:r>
+      <w:proofErr w:type="spellEnd"/>
       <w:r>
         <w:rPr>
           <w:rFonts w:ascii="Times New Roman" w:hAnsi="Times New Roman" w:cs="Times New Roman"/>
@@ -10737,17 +15964,63 @@
           <w:szCs w:val="20"/>
         </w:rPr>
         <w:br/>
-        <w:t xml:space="preserve">  AND rating_mediu &gt; (</w:t>
-      </w:r>
-      <w:r>
-        <w:rPr>
-          <w:rFonts w:ascii="Times New Roman" w:hAnsi="Times New Roman" w:cs="Times New Roman"/>
-          <w:sz w:val="20"/>
-          <w:szCs w:val="20"/>
-        </w:rPr>
-        <w:br/>
-        <w:t xml:space="preserve">        SELECT AVG(rating_mediu) FROM fact_product_reviews</w:t>
-      </w:r>
+        <w:t xml:space="preserve">  AND </w:t>
+      </w:r>
+      <w:proofErr w:type="spellStart"/>
+      <w:r>
+        <w:rPr>
+          <w:rFonts w:ascii="Times New Roman" w:hAnsi="Times New Roman" w:cs="Times New Roman"/>
+          <w:sz w:val="20"/>
+          <w:szCs w:val="20"/>
+        </w:rPr>
+        <w:t>rating_mediu</w:t>
+      </w:r>
+      <w:proofErr w:type="spellEnd"/>
+      <w:r>
+        <w:rPr>
+          <w:rFonts w:ascii="Times New Roman" w:hAnsi="Times New Roman" w:cs="Times New Roman"/>
+          <w:sz w:val="20"/>
+          <w:szCs w:val="20"/>
+        </w:rPr>
+        <w:t xml:space="preserve"> &gt; (</w:t>
+      </w:r>
+      <w:r>
+        <w:rPr>
+          <w:rFonts w:ascii="Times New Roman" w:hAnsi="Times New Roman" w:cs="Times New Roman"/>
+          <w:sz w:val="20"/>
+          <w:szCs w:val="20"/>
+        </w:rPr>
+        <w:br/>
+        <w:t xml:space="preserve">        SELECT AVG(</w:t>
+      </w:r>
+      <w:proofErr w:type="spellStart"/>
+      <w:r>
+        <w:rPr>
+          <w:rFonts w:ascii="Times New Roman" w:hAnsi="Times New Roman" w:cs="Times New Roman"/>
+          <w:sz w:val="20"/>
+          <w:szCs w:val="20"/>
+        </w:rPr>
+        <w:t>rating_mediu</w:t>
+      </w:r>
+      <w:proofErr w:type="spellEnd"/>
+      <w:r>
+        <w:rPr>
+          <w:rFonts w:ascii="Times New Roman" w:hAnsi="Times New Roman" w:cs="Times New Roman"/>
+          <w:sz w:val="20"/>
+          <w:szCs w:val="20"/>
+        </w:rPr>
+        <w:t xml:space="preserve">) FROM </w:t>
+      </w:r>
+      <w:proofErr w:type="spellStart"/>
+      <w:r>
+        <w:rPr>
+          <w:rFonts w:ascii="Times New Roman" w:hAnsi="Times New Roman" w:cs="Times New Roman"/>
+          <w:sz w:val="20"/>
+          <w:szCs w:val="20"/>
+        </w:rPr>
+        <w:t>fact_product_reviews</w:t>
+      </w:r>
+      <w:proofErr w:type="spellEnd"/>
       <w:r>
         <w:rPr>
           <w:rFonts w:ascii="Times New Roman" w:hAnsi="Times New Roman" w:cs="Times New Roman"/>
@@ -10764,7 +16037,25 @@
           <w:szCs w:val="20"/>
         </w:rPr>
         <w:br/>
-        <w:t>ORDER BY rating_mediu DESC;</w:t>
+        <w:t xml:space="preserve">ORDER BY </w:t>
+      </w:r>
+      <w:proofErr w:type="spellStart"/>
+      <w:r>
+        <w:rPr>
+          <w:rFonts w:ascii="Times New Roman" w:hAnsi="Times New Roman" w:cs="Times New Roman"/>
+          <w:sz w:val="20"/>
+          <w:szCs w:val="20"/>
+        </w:rPr>
+        <w:t>rating_mediu</w:t>
+      </w:r>
+      <w:proofErr w:type="spellEnd"/>
+      <w:r>
+        <w:rPr>
+          <w:rFonts w:ascii="Times New Roman" w:hAnsi="Times New Roman" w:cs="Times New Roman"/>
+          <w:sz w:val="20"/>
+          <w:szCs w:val="20"/>
+        </w:rPr>
+        <w:t xml:space="preserve"> DESC;</w:t>
       </w:r>
     </w:p>
     <w:p>
@@ -10925,7 +16216,43 @@
           <w:b/>
           <w:bCs/>
         </w:rPr>
-        <w:t>The impact of the event on the rating</w:t>
+        <w:t xml:space="preserve">The impact of </w:t>
+      </w:r>
+      <w:proofErr w:type="spellStart"/>
+      <w:r>
+        <w:rPr>
+          <w:rFonts w:ascii="Times New Roman" w:hAnsi="Times New Roman" w:cs="Times New Roman"/>
+          <w:b/>
+          <w:bCs/>
+        </w:rPr>
+        <w:t>the</w:t>
+      </w:r>
+      <w:proofErr w:type="spellEnd"/>
+      <w:r>
+        <w:rPr>
+          <w:rFonts w:ascii="Times New Roman" w:hAnsi="Times New Roman" w:cs="Times New Roman"/>
+          <w:b/>
+          <w:bCs/>
+        </w:rPr>
+        <w:t xml:space="preserve"> event on </w:t>
+      </w:r>
+      <w:proofErr w:type="spellStart"/>
+      <w:r>
+        <w:rPr>
+          <w:rFonts w:ascii="Times New Roman" w:hAnsi="Times New Roman" w:cs="Times New Roman"/>
+          <w:b/>
+          <w:bCs/>
+        </w:rPr>
+        <w:t>the</w:t>
+      </w:r>
+      <w:proofErr w:type="spellEnd"/>
+      <w:r>
+        <w:rPr>
+          <w:rFonts w:ascii="Times New Roman" w:hAnsi="Times New Roman" w:cs="Times New Roman"/>
+          <w:b/>
+          <w:bCs/>
+        </w:rPr>
+        <w:t xml:space="preserve"> rating</w:t>
       </w:r>
       <w:r>
         <w:rPr>
@@ -10948,15 +16275,40 @@
           <w:b/>
           <w:bCs/>
         </w:rPr>
-        <w:t>Tabela/View țintă:</w:t>
-      </w:r>
-      <w:r>
-        <w:rPr>
-          <w:rFonts w:ascii="Times New Roman" w:hAnsi="Times New Roman" w:cs="Times New Roman"/>
-        </w:rPr>
-        <w:br/>
+        <w:t>Tabela/</w:t>
+      </w:r>
+      <w:proofErr w:type="spellStart"/>
+      <w:r>
+        <w:rPr>
+          <w:rFonts w:ascii="Times New Roman" w:hAnsi="Times New Roman" w:cs="Times New Roman"/>
+          <w:b/>
+          <w:bCs/>
+        </w:rPr>
+        <w:t>View</w:t>
+      </w:r>
+      <w:proofErr w:type="spellEnd"/>
+      <w:r>
+        <w:rPr>
+          <w:rFonts w:ascii="Times New Roman" w:hAnsi="Times New Roman" w:cs="Times New Roman"/>
+          <w:b/>
+          <w:bCs/>
+        </w:rPr>
+        <w:t xml:space="preserve"> țintă:</w:t>
+      </w:r>
+      <w:r>
+        <w:rPr>
+          <w:rFonts w:ascii="Times New Roman" w:hAnsi="Times New Roman" w:cs="Times New Roman"/>
+        </w:rPr>
+        <w:br/>
+      </w:r>
+      <w:proofErr w:type="spellStart"/>
+      <w:r>
+        <w:rPr>
+          <w:rFonts w:ascii="Times New Roman" w:hAnsi="Times New Roman" w:cs="Times New Roman"/>
+        </w:rPr>
         <w:t>vw_consolidare_full_analysis</w:t>
       </w:r>
+      <w:proofErr w:type="spellEnd"/>
     </w:p>
     <w:p>
       <w:pPr>
@@ -11047,52 +16399,180 @@
           <w:szCs w:val="20"/>
         </w:rPr>
         <w:br/>
-        <w:t xml:space="preserve">    event_type,</w:t>
-      </w:r>
-      <w:r>
-        <w:rPr>
-          <w:rFonts w:ascii="Times New Roman" w:hAnsi="Times New Roman" w:cs="Times New Roman"/>
-          <w:sz w:val="20"/>
-          <w:szCs w:val="20"/>
-        </w:rPr>
-        <w:br/>
-        <w:t xml:space="preserve">    COUNT(*) AS nr_interactiuni,</w:t>
-      </w:r>
-      <w:r>
-        <w:rPr>
-          <w:rFonts w:ascii="Times New Roman" w:hAnsi="Times New Roman" w:cs="Times New Roman"/>
-          <w:sz w:val="20"/>
-          <w:szCs w:val="20"/>
-        </w:rPr>
-        <w:br/>
-        <w:t xml:space="preserve">    ROUND(AVG(rating_mediu),2) AS rating_mediu,</w:t>
-      </w:r>
-      <w:r>
-        <w:rPr>
-          <w:rFonts w:ascii="Times New Roman" w:hAnsi="Times New Roman" w:cs="Times New Roman"/>
-          <w:sz w:val="20"/>
-          <w:szCs w:val="20"/>
-        </w:rPr>
-        <w:br/>
-        <w:t xml:space="preserve">    RANK() OVER (ORDER BY AVG(rating_mediu) DESC) AS ranking_rating</w:t>
-      </w:r>
-      <w:r>
-        <w:rPr>
-          <w:rFonts w:ascii="Times New Roman" w:hAnsi="Times New Roman" w:cs="Times New Roman"/>
-          <w:sz w:val="20"/>
-          <w:szCs w:val="20"/>
-        </w:rPr>
-        <w:br/>
-        <w:t>FROM vw_consolidare_full_analysis</w:t>
-      </w:r>
-      <w:r>
-        <w:rPr>
-          <w:rFonts w:ascii="Times New Roman" w:hAnsi="Times New Roman" w:cs="Times New Roman"/>
-          <w:sz w:val="20"/>
-          <w:szCs w:val="20"/>
-        </w:rPr>
-        <w:br/>
-        <w:t>GROUP BY event_type;</w:t>
+        <w:t xml:space="preserve">    </w:t>
+      </w:r>
+      <w:proofErr w:type="spellStart"/>
+      <w:r>
+        <w:rPr>
+          <w:rFonts w:ascii="Times New Roman" w:hAnsi="Times New Roman" w:cs="Times New Roman"/>
+          <w:sz w:val="20"/>
+          <w:szCs w:val="20"/>
+        </w:rPr>
+        <w:t>event_type</w:t>
+      </w:r>
+      <w:proofErr w:type="spellEnd"/>
+      <w:r>
+        <w:rPr>
+          <w:rFonts w:ascii="Times New Roman" w:hAnsi="Times New Roman" w:cs="Times New Roman"/>
+          <w:sz w:val="20"/>
+          <w:szCs w:val="20"/>
+        </w:rPr>
+        <w:t>,</w:t>
+      </w:r>
+      <w:r>
+        <w:rPr>
+          <w:rFonts w:ascii="Times New Roman" w:hAnsi="Times New Roman" w:cs="Times New Roman"/>
+          <w:sz w:val="20"/>
+          <w:szCs w:val="20"/>
+        </w:rPr>
+        <w:br/>
+        <w:t xml:space="preserve">    COUNT(*) AS </w:t>
+      </w:r>
+      <w:proofErr w:type="spellStart"/>
+      <w:r>
+        <w:rPr>
+          <w:rFonts w:ascii="Times New Roman" w:hAnsi="Times New Roman" w:cs="Times New Roman"/>
+          <w:sz w:val="20"/>
+          <w:szCs w:val="20"/>
+        </w:rPr>
+        <w:t>nr_interactiuni</w:t>
+      </w:r>
+      <w:proofErr w:type="spellEnd"/>
+      <w:r>
+        <w:rPr>
+          <w:rFonts w:ascii="Times New Roman" w:hAnsi="Times New Roman" w:cs="Times New Roman"/>
+          <w:sz w:val="20"/>
+          <w:szCs w:val="20"/>
+        </w:rPr>
+        <w:t>,</w:t>
+      </w:r>
+      <w:r>
+        <w:rPr>
+          <w:rFonts w:ascii="Times New Roman" w:hAnsi="Times New Roman" w:cs="Times New Roman"/>
+          <w:sz w:val="20"/>
+          <w:szCs w:val="20"/>
+        </w:rPr>
+        <w:br/>
+        <w:t xml:space="preserve">    ROUND(AVG(</w:t>
+      </w:r>
+      <w:proofErr w:type="spellStart"/>
+      <w:r>
+        <w:rPr>
+          <w:rFonts w:ascii="Times New Roman" w:hAnsi="Times New Roman" w:cs="Times New Roman"/>
+          <w:sz w:val="20"/>
+          <w:szCs w:val="20"/>
+        </w:rPr>
+        <w:t>rating_mediu</w:t>
+      </w:r>
+      <w:proofErr w:type="spellEnd"/>
+      <w:r>
+        <w:rPr>
+          <w:rFonts w:ascii="Times New Roman" w:hAnsi="Times New Roman" w:cs="Times New Roman"/>
+          <w:sz w:val="20"/>
+          <w:szCs w:val="20"/>
+        </w:rPr>
+        <w:t xml:space="preserve">),2) AS </w:t>
+      </w:r>
+      <w:proofErr w:type="spellStart"/>
+      <w:r>
+        <w:rPr>
+          <w:rFonts w:ascii="Times New Roman" w:hAnsi="Times New Roman" w:cs="Times New Roman"/>
+          <w:sz w:val="20"/>
+          <w:szCs w:val="20"/>
+        </w:rPr>
+        <w:t>rating_mediu</w:t>
+      </w:r>
+      <w:proofErr w:type="spellEnd"/>
+      <w:r>
+        <w:rPr>
+          <w:rFonts w:ascii="Times New Roman" w:hAnsi="Times New Roman" w:cs="Times New Roman"/>
+          <w:sz w:val="20"/>
+          <w:szCs w:val="20"/>
+        </w:rPr>
+        <w:t>,</w:t>
+      </w:r>
+      <w:r>
+        <w:rPr>
+          <w:rFonts w:ascii="Times New Roman" w:hAnsi="Times New Roman" w:cs="Times New Roman"/>
+          <w:sz w:val="20"/>
+          <w:szCs w:val="20"/>
+        </w:rPr>
+        <w:br/>
+        <w:t xml:space="preserve">    RANK() OVER (ORDER BY AVG(</w:t>
+      </w:r>
+      <w:proofErr w:type="spellStart"/>
+      <w:r>
+        <w:rPr>
+          <w:rFonts w:ascii="Times New Roman" w:hAnsi="Times New Roman" w:cs="Times New Roman"/>
+          <w:sz w:val="20"/>
+          <w:szCs w:val="20"/>
+        </w:rPr>
+        <w:t>rating_mediu</w:t>
+      </w:r>
+      <w:proofErr w:type="spellEnd"/>
+      <w:r>
+        <w:rPr>
+          <w:rFonts w:ascii="Times New Roman" w:hAnsi="Times New Roman" w:cs="Times New Roman"/>
+          <w:sz w:val="20"/>
+          <w:szCs w:val="20"/>
+        </w:rPr>
+        <w:t xml:space="preserve">) DESC) AS </w:t>
+      </w:r>
+      <w:proofErr w:type="spellStart"/>
+      <w:r>
+        <w:rPr>
+          <w:rFonts w:ascii="Times New Roman" w:hAnsi="Times New Roman" w:cs="Times New Roman"/>
+          <w:sz w:val="20"/>
+          <w:szCs w:val="20"/>
+        </w:rPr>
+        <w:t>ranking_rating</w:t>
+      </w:r>
+      <w:proofErr w:type="spellEnd"/>
+      <w:r>
+        <w:rPr>
+          <w:rFonts w:ascii="Times New Roman" w:hAnsi="Times New Roman" w:cs="Times New Roman"/>
+          <w:sz w:val="20"/>
+          <w:szCs w:val="20"/>
+        </w:rPr>
+        <w:br/>
+        <w:t xml:space="preserve">FROM </w:t>
+      </w:r>
+      <w:proofErr w:type="spellStart"/>
+      <w:r>
+        <w:rPr>
+          <w:rFonts w:ascii="Times New Roman" w:hAnsi="Times New Roman" w:cs="Times New Roman"/>
+          <w:sz w:val="20"/>
+          <w:szCs w:val="20"/>
+        </w:rPr>
+        <w:t>vw_consolidare_full_analysis</w:t>
+      </w:r>
+      <w:proofErr w:type="spellEnd"/>
+      <w:r>
+        <w:rPr>
+          <w:rFonts w:ascii="Times New Roman" w:hAnsi="Times New Roman" w:cs="Times New Roman"/>
+          <w:sz w:val="20"/>
+          <w:szCs w:val="20"/>
+        </w:rPr>
+        <w:br/>
+        <w:t xml:space="preserve">GROUP BY </w:t>
+      </w:r>
+      <w:proofErr w:type="spellStart"/>
+      <w:r>
+        <w:rPr>
+          <w:rFonts w:ascii="Times New Roman" w:hAnsi="Times New Roman" w:cs="Times New Roman"/>
+          <w:sz w:val="20"/>
+          <w:szCs w:val="20"/>
+        </w:rPr>
+        <w:t>event_type</w:t>
+      </w:r>
+      <w:proofErr w:type="spellEnd"/>
+      <w:r>
+        <w:rPr>
+          <w:rFonts w:ascii="Times New Roman" w:hAnsi="Times New Roman" w:cs="Times New Roman"/>
+          <w:sz w:val="20"/>
+          <w:szCs w:val="20"/>
+        </w:rPr>
+        <w:t>;</w:t>
       </w:r>
     </w:p>
     <w:p>
@@ -13589,30 +19069,12 @@
   </w:num>
   <w:num w:numId="17" w16cid:durableId="514001625">
     <w:abstractNumId w:val="13"/>
-    <w:lvlOverride w:ilvl="0"/>
-    <w:lvlOverride w:ilvl="1"/>
-    <w:lvlOverride w:ilvl="2"/>
-    <w:lvlOverride w:ilvl="3"/>
-    <w:lvlOverride w:ilvl="4"/>
-    <w:lvlOverride w:ilvl="5"/>
-    <w:lvlOverride w:ilvl="6"/>
-    <w:lvlOverride w:ilvl="7"/>
-    <w:lvlOverride w:ilvl="8"/>
   </w:num>
   <w:num w:numId="18" w16cid:durableId="1640332342">
     <w:abstractNumId w:val="16"/>
   </w:num>
   <w:num w:numId="19" w16cid:durableId="636374171">
     <w:abstractNumId w:val="12"/>
-    <w:lvlOverride w:ilvl="0"/>
-    <w:lvlOverride w:ilvl="1"/>
-    <w:lvlOverride w:ilvl="2"/>
-    <w:lvlOverride w:ilvl="3"/>
-    <w:lvlOverride w:ilvl="4"/>
-    <w:lvlOverride w:ilvl="5"/>
-    <w:lvlOverride w:ilvl="6"/>
-    <w:lvlOverride w:ilvl="7"/>
-    <w:lvlOverride w:ilvl="8"/>
   </w:num>
   <w:num w:numId="20" w16cid:durableId="1076054477">
     <w:abstractNumId w:val="0"/>
@@ -14064,6 +19526,29 @@
       <w:lang w:eastAsia="ro-RO"/>
     </w:rPr>
   </w:style>
+  <w:style w:type="paragraph" w:styleId="Titlu3">
+    <w:name w:val="heading 3"/>
+    <w:basedOn w:val="Normal"/>
+    <w:next w:val="Normal"/>
+    <w:link w:val="Titlu3Caracter"/>
+    <w:uiPriority w:val="9"/>
+    <w:semiHidden/>
+    <w:unhideWhenUsed/>
+    <w:qFormat/>
+    <w:rsid w:val="00B87F68"/>
+    <w:pPr>
+      <w:keepNext/>
+      <w:keepLines/>
+      <w:spacing w:before="40" w:after="0"/>
+      <w:outlineLvl w:val="2"/>
+    </w:pPr>
+    <w:rPr>
+      <w:rFonts w:asciiTheme="majorHAnsi" w:eastAsiaTheme="majorEastAsia" w:hAnsiTheme="majorHAnsi" w:cstheme="majorBidi"/>
+      <w:color w:val="1F3763" w:themeColor="accent1" w:themeShade="7F"/>
+      <w:sz w:val="24"/>
+      <w:szCs w:val="24"/>
+    </w:rPr>
+  </w:style>
   <w:style w:type="character" w:default="1" w:styleId="Fontdeparagrafimplicit">
     <w:name w:val="Default Paragraph Font"/>
     <w:uiPriority w:val="1"/>
@@ -14299,6 +19784,20 @@
       <w:color w:val="2F5496" w:themeColor="accent1" w:themeShade="BF"/>
       <w:sz w:val="32"/>
       <w:szCs w:val="32"/>
+    </w:rPr>
+  </w:style>
+  <w:style w:type="character" w:customStyle="1" w:styleId="Titlu3Caracter">
+    <w:name w:val="Titlu 3 Caracter"/>
+    <w:basedOn w:val="Fontdeparagrafimplicit"/>
+    <w:link w:val="Titlu3"/>
+    <w:uiPriority w:val="9"/>
+    <w:semiHidden/>
+    <w:rsid w:val="00B87F68"/>
+    <w:rPr>
+      <w:rFonts w:asciiTheme="majorHAnsi" w:eastAsiaTheme="majorEastAsia" w:hAnsiTheme="majorHAnsi" w:cstheme="majorBidi"/>
+      <w:color w:val="1F3763" w:themeColor="accent1" w:themeShade="7F"/>
+      <w:sz w:val="24"/>
+      <w:szCs w:val="24"/>
     </w:rPr>
   </w:style>
 </w:styles>
